--- a/assets/word/cession_ru_v1.docx
+++ b/assets/word/cession_ru_v1.docx
@@ -5,99 +5,776 @@
     <w:p>
       <w:pPr>
         <w:pStyle w:val="Title"/>
+        <w:widowControl/>
+        <w:jc w:val="center"/>
       </w:pPr>
       <w:r>
+        <w:rPr>
+          <w:color w:val="000000"/>
+        </w:rPr>
         <w:t>Договор уступки денежного требования</w:t>
       </w:r>
     </w:p>
     <w:p>
+      <w:pPr>
+        <w:widowControl/>
+      </w:pPr>
       <w:r>
-        <w:t>Место: [Место составления]. Дата: [Дата документа].</w:t>
+        <w:rPr>
+          <w:color w:val="000000"/>
+        </w:rPr>
+        <w:t>Место составления: [Место составления]    Дата: [Дата документа]</w:t>
       </w:r>
     </w:p>
+    <w:tbl>
+      <w:tblPr>
+        <w:tblW w:type="auto" w:w="0"/>
+        <w:jc w:val="center"/>
+        <w:tblLayout w:type="fixed"/>
+        <w:tblLook w:firstColumn="1" w:firstRow="1" w:lastColumn="0" w:lastRow="0" w:noHBand="0" w:noVBand="1" w:val="04A0"/>
+        <w:tblBorders>
+          <w:top w:val="single" w:sz="5" w:color="000000"/>
+          <w:left w:val="single" w:sz="5" w:color="000000"/>
+          <w:bottom w:val="single" w:sz="5" w:color="000000"/>
+          <w:right w:val="single" w:sz="5" w:color="000000"/>
+          <w:insideH w:val="single" w:sz="5" w:color="000000"/>
+          <w:insideV w:val="single" w:sz="5" w:color="000000"/>
+        </w:tblBorders>
+        <w:tblCellMar>
+          <w:top w:w="85" w:type="dxa"/>
+          <w:bottom w:w="85" w:type="dxa"/>
+          <w:left w:w="100" w:type="dxa"/>
+          <w:right w:w="100" w:type="dxa"/>
+        </w:tblCellMar>
+      </w:tblPr>
+      <w:tblGrid>
+        <w:gridCol w:w="4819"/>
+        <w:gridCol w:w="4819"/>
+      </w:tblGrid>
+      <w:tr>
+        <w:trPr>
+          <w:cantSplit/>
+          <w:tblHeader/>
+        </w:trPr>
+        <w:tc>
+          <w:tcPr>
+            <w:tcW w:type="dxa" w:w="4819"/>
+            <w:vAlign w:val="center"/>
+          </w:tcPr>
+          <w:p>
+            <w:pPr>
+              <w:spacing w:after="20" w:line="240" w:lineRule="auto"/>
+            </w:pPr>
+            <w:r>
+              <w:rPr>
+                <w:b/>
+                <w:sz w:val="21"/>
+                <w:color w:val="000000"/>
+              </w:rPr>
+              <w:t>ЦЕДЕНТ</w:t>
+            </w:r>
+          </w:p>
+        </w:tc>
+        <w:tc>
+          <w:tcPr>
+            <w:tcW w:type="dxa" w:w="4819"/>
+            <w:vAlign w:val="center"/>
+          </w:tcPr>
+          <w:p>
+            <w:pPr>
+              <w:spacing w:after="20" w:line="240" w:lineRule="auto"/>
+            </w:pPr>
+            <w:r>
+              <w:rPr>
+                <w:b/>
+                <w:sz w:val="21"/>
+                <w:color w:val="000000"/>
+              </w:rPr>
+              <w:t>ЦЕССИОНАРИЙ</w:t>
+            </w:r>
+          </w:p>
+        </w:tc>
+      </w:tr>
+      <w:tr>
+        <w:trPr>
+          <w:cantSplit/>
+        </w:trPr>
+        <w:tc>
+          <w:tcPr>
+            <w:tcW w:type="dxa" w:w="4819"/>
+            <w:vAlign w:val="center"/>
+          </w:tcPr>
+          <w:p>
+            <w:pPr>
+              <w:spacing w:after="20" w:line="240" w:lineRule="auto"/>
+            </w:pPr>
+            <w:r>
+              <w:rPr>
+                <w:b w:val="0"/>
+                <w:sz w:val="21"/>
+                <w:color w:val="000000"/>
+              </w:rPr>
+              <w:t>[Цедент]</w:t>
+            </w:r>
+          </w:p>
+        </w:tc>
+        <w:tc>
+          <w:tcPr>
+            <w:tcW w:type="dxa" w:w="4819"/>
+            <w:vAlign w:val="center"/>
+          </w:tcPr>
+          <w:p>
+            <w:pPr>
+              <w:spacing w:after="20" w:line="240" w:lineRule="auto"/>
+            </w:pPr>
+            <w:r>
+              <w:rPr>
+                <w:b w:val="0"/>
+                <w:sz w:val="21"/>
+                <w:color w:val="000000"/>
+              </w:rPr>
+              <w:t>[Цессионарий]</w:t>
+            </w:r>
+          </w:p>
+        </w:tc>
+      </w:tr>
+      <w:tr>
+        <w:trPr>
+          <w:cantSplit/>
+        </w:trPr>
+        <w:tc>
+          <w:tcPr>
+            <w:tcW w:type="dxa" w:w="4819"/>
+            <w:vAlign w:val="center"/>
+          </w:tcPr>
+          <w:p>
+            <w:pPr>
+              <w:spacing w:after="20" w:line="240" w:lineRule="auto"/>
+            </w:pPr>
+            <w:r>
+              <w:rPr>
+                <w:b w:val="0"/>
+                <w:sz w:val="21"/>
+                <w:color w:val="000000"/>
+              </w:rPr>
+              <w:t>Подписант и полномочия: [Подписант первой стороны и полномочия]</w:t>
+            </w:r>
+          </w:p>
+        </w:tc>
+        <w:tc>
+          <w:tcPr>
+            <w:tcW w:type="dxa" w:w="4819"/>
+            <w:vAlign w:val="center"/>
+          </w:tcPr>
+          <w:p>
+            <w:pPr>
+              <w:spacing w:after="20" w:line="240" w:lineRule="auto"/>
+            </w:pPr>
+            <w:r>
+              <w:rPr>
+                <w:b w:val="0"/>
+                <w:sz w:val="21"/>
+                <w:color w:val="000000"/>
+              </w:rPr>
+              <w:t>Подписант и полномочия: [Подписант второй стороны и полномочия]</w:t>
+            </w:r>
+          </w:p>
+        </w:tc>
+      </w:tr>
+    </w:tbl>
     <w:p>
+      <w:pPr>
+        <w:widowControl/>
+        <w:spacing w:before="120"/>
+      </w:pPr>
       <w:r>
-        <w:t>Цедент: [Цедент]. Подписант и основание полномочий: [Подписант первой стороны и полномочия].</w:t>
-      </w:r>
-    </w:p>
-    <w:p>
-      <w:r>
-        <w:t>Цессионарий: [Цессионарий]. Подписант и основание полномочий: [Подписант второй стороны и полномочия].</w:t>
+        <w:rPr>
+          <w:color w:val="000000"/>
+        </w:rPr>
+        <w:t>Указанные стороны заключили настоящий договор о нижеследующем.</w:t>
       </w:r>
     </w:p>
     <w:p>
       <w:pPr>
         <w:pStyle w:val="Heading1"/>
+        <w:widowControl/>
       </w:pPr>
       <w:r>
-        <w:t>Уступаемое требование</w:t>
+        <w:rPr>
+          <w:color w:val="000000"/>
+        </w:rPr>
+        <w:t>1. Уступаемое требование</w:t>
       </w:r>
     </w:p>
     <w:p>
+      <w:pPr>
+        <w:widowControl/>
+      </w:pPr>
       <w:r>
-        <w:t>Цедент уступает цессионарию денежное требование к должнику: [Должник и реквизиты]. Основание: [Основание требования]. Объём: [Состав сумма валюта и срок требования].</w:t>
+        <w:rPr>
+          <w:color w:val="000000"/>
+        </w:rPr>
+        <w:t>1.1. Цедент уступает цессионарию денежное требование, определённое ниже.</w:t>
+      </w:r>
+    </w:p>
+    <w:tbl>
+      <w:tblPr>
+        <w:tblW w:type="auto" w:w="0"/>
+        <w:jc w:val="center"/>
+        <w:tblLayout w:type="fixed"/>
+        <w:tblLook w:firstColumn="1" w:firstRow="1" w:lastColumn="0" w:lastRow="0" w:noHBand="0" w:noVBand="1" w:val="04A0"/>
+        <w:tblBorders>
+          <w:top w:val="single" w:sz="5" w:color="000000"/>
+          <w:left w:val="single" w:sz="5" w:color="000000"/>
+          <w:bottom w:val="single" w:sz="5" w:color="000000"/>
+          <w:right w:val="single" w:sz="5" w:color="000000"/>
+          <w:insideH w:val="single" w:sz="5" w:color="000000"/>
+          <w:insideV w:val="single" w:sz="5" w:color="000000"/>
+        </w:tblBorders>
+        <w:tblCellMar>
+          <w:top w:w="85" w:type="dxa"/>
+          <w:bottom w:w="85" w:type="dxa"/>
+          <w:left w:w="100" w:type="dxa"/>
+          <w:right w:w="100" w:type="dxa"/>
+        </w:tblCellMar>
+      </w:tblPr>
+      <w:tblGrid>
+        <w:gridCol w:w="2835"/>
+        <w:gridCol w:w="6803"/>
+      </w:tblGrid>
+      <w:tr>
+        <w:trPr>
+          <w:cantSplit/>
+          <w:tblHeader/>
+        </w:trPr>
+        <w:tc>
+          <w:tcPr>
+            <w:tcW w:type="dxa" w:w="2835"/>
+            <w:vAlign w:val="center"/>
+          </w:tcPr>
+          <w:p>
+            <w:pPr>
+              <w:spacing w:after="20" w:line="240" w:lineRule="auto"/>
+            </w:pPr>
+            <w:r>
+              <w:rPr>
+                <w:b/>
+                <w:sz w:val="21"/>
+                <w:color w:val="000000"/>
+              </w:rPr>
+              <w:t>Сведения</w:t>
+            </w:r>
+          </w:p>
+        </w:tc>
+        <w:tc>
+          <w:tcPr>
+            <w:tcW w:type="dxa" w:w="6803"/>
+            <w:vAlign w:val="center"/>
+          </w:tcPr>
+          <w:p>
+            <w:pPr>
+              <w:spacing w:after="20" w:line="240" w:lineRule="auto"/>
+            </w:pPr>
+            <w:r>
+              <w:rPr>
+                <w:b/>
+                <w:sz w:val="21"/>
+                <w:color w:val="000000"/>
+              </w:rPr>
+              <w:t>Согласованные данные</w:t>
+            </w:r>
+          </w:p>
+        </w:tc>
+      </w:tr>
+      <w:tr>
+        <w:trPr>
+          <w:cantSplit/>
+        </w:trPr>
+        <w:tc>
+          <w:tcPr>
+            <w:tcW w:type="dxa" w:w="2835"/>
+            <w:vAlign w:val="center"/>
+          </w:tcPr>
+          <w:p>
+            <w:pPr>
+              <w:spacing w:after="20" w:line="240" w:lineRule="auto"/>
+            </w:pPr>
+            <w:r>
+              <w:rPr>
+                <w:b w:val="0"/>
+                <w:sz w:val="21"/>
+                <w:color w:val="000000"/>
+              </w:rPr>
+              <w:t>Должник</w:t>
+            </w:r>
+          </w:p>
+        </w:tc>
+        <w:tc>
+          <w:tcPr>
+            <w:tcW w:type="dxa" w:w="6803"/>
+            <w:vAlign w:val="center"/>
+          </w:tcPr>
+          <w:p>
+            <w:pPr>
+              <w:spacing w:after="20" w:line="240" w:lineRule="auto"/>
+            </w:pPr>
+            <w:r>
+              <w:rPr>
+                <w:b w:val="0"/>
+                <w:sz w:val="21"/>
+                <w:color w:val="000000"/>
+              </w:rPr>
+              <w:t>[Должник и реквизиты]</w:t>
+            </w:r>
+          </w:p>
+        </w:tc>
+      </w:tr>
+      <w:tr>
+        <w:trPr>
+          <w:cantSplit/>
+        </w:trPr>
+        <w:tc>
+          <w:tcPr>
+            <w:tcW w:type="dxa" w:w="2835"/>
+            <w:vAlign w:val="center"/>
+          </w:tcPr>
+          <w:p>
+            <w:pPr>
+              <w:spacing w:after="20" w:line="240" w:lineRule="auto"/>
+            </w:pPr>
+            <w:r>
+              <w:rPr>
+                <w:b w:val="0"/>
+                <w:sz w:val="21"/>
+                <w:color w:val="000000"/>
+              </w:rPr>
+              <w:t>Основание требования</w:t>
+            </w:r>
+          </w:p>
+        </w:tc>
+        <w:tc>
+          <w:tcPr>
+            <w:tcW w:type="dxa" w:w="6803"/>
+            <w:vAlign w:val="center"/>
+          </w:tcPr>
+          <w:p>
+            <w:pPr>
+              <w:spacing w:after="20" w:line="240" w:lineRule="auto"/>
+            </w:pPr>
+            <w:r>
+              <w:rPr>
+                <w:b w:val="0"/>
+                <w:sz w:val="21"/>
+                <w:color w:val="000000"/>
+              </w:rPr>
+              <w:t>[Основание требования]</w:t>
+            </w:r>
+          </w:p>
+        </w:tc>
+      </w:tr>
+      <w:tr>
+        <w:trPr>
+          <w:cantSplit/>
+        </w:trPr>
+        <w:tc>
+          <w:tcPr>
+            <w:tcW w:type="dxa" w:w="2835"/>
+            <w:vAlign w:val="center"/>
+          </w:tcPr>
+          <w:p>
+            <w:pPr>
+              <w:spacing w:after="20" w:line="240" w:lineRule="auto"/>
+            </w:pPr>
+            <w:r>
+              <w:rPr>
+                <w:b w:val="0"/>
+                <w:sz w:val="21"/>
+                <w:color w:val="000000"/>
+              </w:rPr>
+              <w:t>Состав и сумма требования</w:t>
+            </w:r>
+          </w:p>
+        </w:tc>
+        <w:tc>
+          <w:tcPr>
+            <w:tcW w:type="dxa" w:w="6803"/>
+            <w:vAlign w:val="center"/>
+          </w:tcPr>
+          <w:p>
+            <w:pPr>
+              <w:spacing w:after="20" w:line="240" w:lineRule="auto"/>
+            </w:pPr>
+            <w:r>
+              <w:rPr>
+                <w:b w:val="0"/>
+                <w:sz w:val="21"/>
+                <w:color w:val="000000"/>
+              </w:rPr>
+              <w:t>[Состав сумма валюта и срок требования]</w:t>
+            </w:r>
+          </w:p>
+        </w:tc>
+      </w:tr>
+      <w:tr>
+        <w:trPr>
+          <w:cantSplit/>
+        </w:trPr>
+        <w:tc>
+          <w:tcPr>
+            <w:tcW w:type="dxa" w:w="2835"/>
+            <w:vAlign w:val="center"/>
+          </w:tcPr>
+          <w:p>
+            <w:pPr>
+              <w:spacing w:after="20" w:line="240" w:lineRule="auto"/>
+            </w:pPr>
+            <w:r>
+              <w:rPr>
+                <w:b w:val="0"/>
+                <w:sz w:val="21"/>
+                <w:color w:val="000000"/>
+              </w:rPr>
+              <w:t>Подтверждающие документы</w:t>
+            </w:r>
+          </w:p>
+        </w:tc>
+        <w:tc>
+          <w:tcPr>
+            <w:tcW w:type="dxa" w:w="6803"/>
+            <w:vAlign w:val="center"/>
+          </w:tcPr>
+          <w:p>
+            <w:pPr>
+              <w:spacing w:after="20" w:line="240" w:lineRule="auto"/>
+            </w:pPr>
+            <w:r>
+              <w:rPr>
+                <w:b w:val="0"/>
+                <w:sz w:val="21"/>
+                <w:color w:val="000000"/>
+              </w:rPr>
+              <w:t>[Документы подтверждающие требование]</w:t>
+            </w:r>
+          </w:p>
+        </w:tc>
+      </w:tr>
+      <w:tr>
+        <w:trPr>
+          <w:cantSplit/>
+        </w:trPr>
+        <w:tc>
+          <w:tcPr>
+            <w:tcW w:type="dxa" w:w="2835"/>
+            <w:vAlign w:val="center"/>
+          </w:tcPr>
+          <w:p>
+            <w:pPr>
+              <w:spacing w:after="20" w:line="240" w:lineRule="auto"/>
+            </w:pPr>
+            <w:r>
+              <w:rPr>
+                <w:b w:val="0"/>
+                <w:sz w:val="21"/>
+                <w:color w:val="000000"/>
+              </w:rPr>
+              <w:t>Ограничения и возражения</w:t>
+            </w:r>
+          </w:p>
+        </w:tc>
+        <w:tc>
+          <w:tcPr>
+            <w:tcW w:type="dxa" w:w="6803"/>
+            <w:vAlign w:val="center"/>
+          </w:tcPr>
+          <w:p>
+            <w:pPr>
+              <w:spacing w:after="20" w:line="240" w:lineRule="auto"/>
+            </w:pPr>
+            <w:r>
+              <w:rPr>
+                <w:b w:val="0"/>
+                <w:sz w:val="21"/>
+                <w:color w:val="000000"/>
+              </w:rPr>
+              <w:t>[Ограничения согласия и возражения должника]</w:t>
+            </w:r>
+          </w:p>
+        </w:tc>
+      </w:tr>
+    </w:tbl>
+    <w:p>
+      <w:pPr>
+        <w:pStyle w:val="Heading1"/>
+        <w:widowControl/>
+      </w:pPr>
+      <w:r>
+        <w:rPr>
+          <w:color w:val="000000"/>
+        </w:rPr>
+        <w:t>2. Цена и переход требования</w:t>
       </w:r>
     </w:p>
     <w:p>
+      <w:pPr>
+        <w:widowControl/>
+      </w:pPr>
       <w:r>
-        <w:t>Подтверждающие документы: [Документы подтверждающие требование]. Ограничения, согласия и возражения: [Ограничения согласия и возражения должника].</w:t>
+        <w:rPr>
+          <w:color w:val="000000"/>
+        </w:rPr>
+        <w:t>2.1. Цена и оплата: [Цена уступки и порядок оплаты]. Момент перехода: [Момент перехода требования]. Документы: [Передача документов]. Уведомление: [Уведомление должника].</w:t>
       </w:r>
     </w:p>
     <w:p>
       <w:pPr>
         <w:pStyle w:val="Heading1"/>
+        <w:widowControl/>
       </w:pPr>
       <w:r>
-        <w:t>Цена и переход права</w:t>
+        <w:rPr>
+          <w:color w:val="000000"/>
+        </w:rPr>
+        <w:t>3. Ответственность и форма договора</w:t>
       </w:r>
     </w:p>
     <w:p>
+      <w:pPr>
+        <w:widowControl/>
+      </w:pPr>
       <w:r>
-        <w:t>Цена и оплата: [Цена уступки и порядок оплаты]. Момент перехода: [Момент перехода требования]. Документы: [Передача документов]. Уведомление: [Уведомление должника].</w:t>
+        <w:rPr>
+          <w:color w:val="000000"/>
+        </w:rPr>
+        <w:t>3.1. Требование переходит в согласованном объёме с относящимися к нему правами в пределах статьи 384 ГК РФ. Цедент отвечает за действительность уступленного требования, но не за исполнение должником, если отдельно не принял поручительство.</w:t>
       </w:r>
     </w:p>
     <w:p>
+      <w:pPr>
+        <w:widowControl/>
+      </w:pPr>
       <w:r>
-        <w:t>Требование переходит в согласованном объёме с относящимися к нему правами в пределах статьи 384 ГК РФ. Цедент отвечает за действительность уступленного требования, но не за исполнение должником, если отдельно не принял поручительство.</w:t>
-      </w:r>
-    </w:p>
-    <w:p>
-      <w:r>
-        <w:t>Договор совершается в форме, требуемой статьёй 389 ГК РФ. Если исходная сделка требует нотариального удостоверения или регистрации, подписание этого файла само по себе такие требования не выполняет.</w:t>
+        <w:rPr>
+          <w:color w:val="000000"/>
+        </w:rPr>
+        <w:t>3.2. Договор совершается в форме, требуемой статьёй 389 ГК РФ. Если исходная сделка требует нотариального удостоверения или регистрации, подписание этого файла само по себе такие требования не выполняет.</w:t>
       </w:r>
     </w:p>
     <w:p>
       <w:pPr>
         <w:pStyle w:val="Heading1"/>
+        <w:widowControl/>
       </w:pPr>
       <w:r>
-        <w:t>Реквизиты и подписи</w:t>
+        <w:rPr>
+          <w:color w:val="000000"/>
+        </w:rPr>
+        <w:t>4. Реквизиты и подписи сторон</w:t>
       </w:r>
     </w:p>
-    <w:p>
-      <w:r>
-        <w:t>Первая сторона: [Цедент]. [Реквизиты первой стороны].</w:t>
-      </w:r>
-    </w:p>
-    <w:p>
-      <w:r>
-        <w:t>Подпись ____________________</w:t>
-      </w:r>
-    </w:p>
-    <w:p>
-      <w:r>
-        <w:t>Вторая сторона: [Цессионарий]. [Реквизиты второй стороны].</w:t>
-      </w:r>
-    </w:p>
-    <w:p>
-      <w:r>
-        <w:t>Подпись ____________________</w:t>
-      </w:r>
-    </w:p>
+    <w:tbl>
+      <w:tblPr>
+        <w:tblW w:type="auto" w:w="0"/>
+        <w:jc w:val="center"/>
+        <w:tblLayout w:type="fixed"/>
+        <w:tblLook w:firstColumn="1" w:firstRow="1" w:lastColumn="0" w:lastRow="0" w:noHBand="0" w:noVBand="1" w:val="04A0"/>
+        <w:tblBorders>
+          <w:top w:val="single" w:sz="5" w:color="000000"/>
+          <w:left w:val="single" w:sz="5" w:color="000000"/>
+          <w:bottom w:val="single" w:sz="5" w:color="000000"/>
+          <w:right w:val="single" w:sz="5" w:color="000000"/>
+          <w:insideH w:val="single" w:sz="5" w:color="000000"/>
+          <w:insideV w:val="single" w:sz="5" w:color="000000"/>
+        </w:tblBorders>
+        <w:tblCellMar>
+          <w:top w:w="85" w:type="dxa"/>
+          <w:bottom w:w="85" w:type="dxa"/>
+          <w:left w:w="100" w:type="dxa"/>
+          <w:right w:w="100" w:type="dxa"/>
+        </w:tblCellMar>
+      </w:tblPr>
+      <w:tblGrid>
+        <w:gridCol w:w="4819"/>
+        <w:gridCol w:w="4819"/>
+      </w:tblGrid>
+      <w:tr>
+        <w:trPr>
+          <w:cantSplit/>
+          <w:tblHeader/>
+        </w:trPr>
+        <w:tc>
+          <w:tcPr>
+            <w:tcW w:type="dxa" w:w="4819"/>
+            <w:vAlign w:val="center"/>
+          </w:tcPr>
+          <w:p>
+            <w:pPr>
+              <w:spacing w:after="20" w:line="240" w:lineRule="auto"/>
+            </w:pPr>
+            <w:r>
+              <w:rPr>
+                <w:b/>
+                <w:sz w:val="21"/>
+                <w:color w:val="000000"/>
+              </w:rPr>
+              <w:t>ЦЕДЕНТ</w:t>
+            </w:r>
+          </w:p>
+        </w:tc>
+        <w:tc>
+          <w:tcPr>
+            <w:tcW w:type="dxa" w:w="4819"/>
+            <w:vAlign w:val="center"/>
+          </w:tcPr>
+          <w:p>
+            <w:pPr>
+              <w:spacing w:after="20" w:line="240" w:lineRule="auto"/>
+            </w:pPr>
+            <w:r>
+              <w:rPr>
+                <w:b/>
+                <w:sz w:val="21"/>
+                <w:color w:val="000000"/>
+              </w:rPr>
+              <w:t>ЦЕССИОНАРИЙ</w:t>
+            </w:r>
+          </w:p>
+        </w:tc>
+      </w:tr>
+      <w:tr>
+        <w:trPr>
+          <w:cantSplit/>
+        </w:trPr>
+        <w:tc>
+          <w:tcPr>
+            <w:tcW w:type="dxa" w:w="4819"/>
+            <w:vAlign w:val="center"/>
+          </w:tcPr>
+          <w:p>
+            <w:pPr>
+              <w:spacing w:after="20" w:line="240" w:lineRule="auto"/>
+            </w:pPr>
+            <w:r>
+              <w:rPr>
+                <w:b w:val="0"/>
+                <w:sz w:val="21"/>
+                <w:color w:val="000000"/>
+              </w:rPr>
+              <w:t>[Цедент]</w:t>
+            </w:r>
+          </w:p>
+        </w:tc>
+        <w:tc>
+          <w:tcPr>
+            <w:tcW w:type="dxa" w:w="4819"/>
+            <w:vAlign w:val="center"/>
+          </w:tcPr>
+          <w:p>
+            <w:pPr>
+              <w:spacing w:after="20" w:line="240" w:lineRule="auto"/>
+            </w:pPr>
+            <w:r>
+              <w:rPr>
+                <w:b w:val="0"/>
+                <w:sz w:val="21"/>
+                <w:color w:val="000000"/>
+              </w:rPr>
+              <w:t>[Цессионарий]</w:t>
+            </w:r>
+          </w:p>
+        </w:tc>
+      </w:tr>
+      <w:tr>
+        <w:trPr>
+          <w:cantSplit/>
+        </w:trPr>
+        <w:tc>
+          <w:tcPr>
+            <w:tcW w:type="dxa" w:w="4819"/>
+            <w:vAlign w:val="center"/>
+          </w:tcPr>
+          <w:p>
+            <w:pPr>
+              <w:spacing w:after="20" w:line="240" w:lineRule="auto"/>
+            </w:pPr>
+            <w:r>
+              <w:rPr>
+                <w:b w:val="0"/>
+                <w:sz w:val="21"/>
+                <w:color w:val="000000"/>
+              </w:rPr>
+              <w:t>[Реквизиты первой стороны]</w:t>
+            </w:r>
+          </w:p>
+        </w:tc>
+        <w:tc>
+          <w:tcPr>
+            <w:tcW w:type="dxa" w:w="4819"/>
+            <w:vAlign w:val="center"/>
+          </w:tcPr>
+          <w:p>
+            <w:pPr>
+              <w:spacing w:after="20" w:line="240" w:lineRule="auto"/>
+            </w:pPr>
+            <w:r>
+              <w:rPr>
+                <w:b w:val="0"/>
+                <w:sz w:val="21"/>
+                <w:color w:val="000000"/>
+              </w:rPr>
+              <w:t>[Реквизиты второй стороны]</w:t>
+            </w:r>
+          </w:p>
+        </w:tc>
+      </w:tr>
+      <w:tr>
+        <w:trPr>
+          <w:cantSplit/>
+        </w:trPr>
+        <w:tc>
+          <w:tcPr>
+            <w:tcW w:type="dxa" w:w="4819"/>
+            <w:vAlign w:val="center"/>
+          </w:tcPr>
+          <w:p>
+            <w:pPr>
+              <w:spacing w:after="20" w:line="240" w:lineRule="auto"/>
+            </w:pPr>
+            <w:r>
+              <w:rPr>
+                <w:b w:val="0"/>
+                <w:sz w:val="21"/>
+                <w:color w:val="000000"/>
+              </w:rPr>
+              <w:t>Подпись __________ / __________ /</w:t>
+            </w:r>
+          </w:p>
+        </w:tc>
+        <w:tc>
+          <w:tcPr>
+            <w:tcW w:type="dxa" w:w="4819"/>
+            <w:vAlign w:val="center"/>
+          </w:tcPr>
+          <w:p>
+            <w:pPr>
+              <w:spacing w:after="20" w:line="240" w:lineRule="auto"/>
+            </w:pPr>
+            <w:r>
+              <w:rPr>
+                <w:b w:val="0"/>
+                <w:sz w:val="21"/>
+                <w:color w:val="000000"/>
+              </w:rPr>
+              <w:t>Подпись __________ / __________ /</w:t>
+            </w:r>
+          </w:p>
+        </w:tc>
+      </w:tr>
+    </w:tbl>
     <w:sectPr>
       <w:footerReference w:type="default" r:id="rId9"/>
+      <w:headerReference w:type="default" r:id="rId10"/>
       <w:pgSz w:w="11906" w:h="16838"/>
-      <w:pgMar w:top="964" w:right="1134" w:bottom="964" w:left="1134" w:header="720" w:footer="720" w:gutter="0"/>
+      <w:pgMar w:top="1020" w:right="1020" w:bottom="1020" w:left="1247" w:header="720" w:footer="720" w:gutter="0"/>
       <w:cols w:space="720"/>
       <w:docGrid w:linePitch="360"/>
     </w:sectPr>
@@ -112,9 +789,26 @@
       <w:pStyle w:val="Footer"/>
       <w:jc w:val="center"/>
     </w:pPr>
+    <w:r>
+      <w:rPr>
+        <w:rFonts w:ascii="Times New Roman" w:hAnsi="Times New Roman"/>
+        <w:color w:val="000000"/>
+        <w:sz w:val="18"/>
+      </w:rPr>
+    </w:r>
     <w:fldSimple w:instr="PAGE"/>
   </w:p>
 </w:ftr>
+</file>
+
+<file path=word/header1.xml><?xml version="1.0" encoding="utf-8"?>
+<w:hdr xmlns:m="http://schemas.openxmlformats.org/officeDocument/2006/math" xmlns:mc="http://schemas.openxmlformats.org/markup-compatibility/2006" xmlns:mo="http://schemas.microsoft.com/office/mac/office/2008/main" xmlns:mv="urn:schemas-microsoft-com:mac:vml" xmlns:o="urn:schemas-microsoft-com:office:office" xmlns:r="http://schemas.openxmlformats.org/officeDocument/2006/relationships" xmlns:v="urn:schemas-microsoft-com:vml" xmlns:w10="urn:schemas-microsoft-com:office:word" xmlns:w14="http://schemas.microsoft.com/office/word/2010/wordml" xmlns:w="http://schemas.openxmlformats.org/wordprocessingml/2006/main" xmlns:wne="http://schemas.microsoft.com/office/word/2006/wordml" xmlns:wp14="http://schemas.microsoft.com/office/word/2010/wordprocessingDrawing" xmlns:wp="http://schemas.openxmlformats.org/drawingml/2006/wordprocessingDrawing" xmlns:wpc="http://schemas.microsoft.com/office/word/2010/wordprocessingCanvas" xmlns:wpg="http://schemas.microsoft.com/office/word/2010/wordprocessingGroup" xmlns:wpi="http://schemas.microsoft.com/office/word/2010/wordprocessingInk" xmlns:wps="http://schemas.microsoft.com/office/word/2010/wordprocessingShape" mc:Ignorable="w14 wp14">
+  <w:p>
+    <w:pPr>
+      <w:pStyle w:val="Header"/>
+    </w:pPr>
+  </w:p>
+</w:hdr>
 </file>
 
 <file path=word/numbering.xml><?xml version="1.0" encoding="utf-8"?>
@@ -481,7 +1175,7 @@
     <w:qFormat/>
     <w:rsid w:val="00FC693F"/>
     <w:pPr>
-      <w:spacing w:after="100" w:line="250" w:lineRule="auto"/>
+      <w:spacing w:after="100" w:line="254" w:lineRule="auto"/>
     </w:pPr>
     <w:rPr>
       <w:rFonts w:ascii="Times New Roman" w:hAnsi="Times New Roman" w:eastAsia="Times New Roman" w:cs="Times New Roman"/>
@@ -544,7 +1238,7 @@
     <w:pPr>
       <w:keepNext/>
       <w:keepLines/>
-      <w:spacing w:before="140" w:after="100" w:line="250" w:lineRule="auto"/>
+      <w:spacing w:before="180" w:after="100" w:line="254" w:lineRule="auto"/>
       <w:outlineLvl w:val="0"/>
     </w:pPr>
     <w:rPr>
@@ -552,7 +1246,7 @@
       <w:b/>
       <w:bCs/>
       <w:color w:val="000000"/>
-      <w:sz w:val="24"/>
+      <w:sz w:val="23"/>
       <w:szCs w:val="28"/>
     </w:rPr>
   </w:style>
@@ -568,15 +1262,15 @@
     <w:pPr>
       <w:keepNext/>
       <w:keepLines/>
-      <w:spacing w:before="200" w:after="0"/>
+      <w:spacing w:before="200" w:after="100" w:line="254" w:lineRule="auto"/>
       <w:outlineLvl w:val="1"/>
     </w:pPr>
     <w:rPr>
-      <w:rFonts w:asciiTheme="majorHAnsi" w:eastAsiaTheme="majorEastAsia" w:hAnsiTheme="majorHAnsi" w:cstheme="majorBidi"/>
+      <w:rFonts w:ascii="Times New Roman" w:hAnsi="Times New Roman" w:eastAsia="Times New Roman" w:cs="Times New Roman"/>
       <w:b/>
       <w:bCs/>
-      <w:color w:val="4F81BD" w:themeColor="accent1"/>
-      <w:sz w:val="26"/>
+      <w:color w:val="000000"/>
+      <w:sz w:val="22"/>
       <w:szCs w:val="26"/>
     </w:rPr>
   </w:style>
@@ -599,7 +1293,7 @@
       <w:rFonts w:asciiTheme="majorHAnsi" w:eastAsiaTheme="majorEastAsia" w:hAnsiTheme="majorHAnsi" w:cstheme="majorBidi"/>
       <w:b/>
       <w:bCs/>
-      <w:color w:val="4F81BD" w:themeColor="accent1"/>
+      <w:color w:val="000000"/>
     </w:rPr>
   </w:style>
   <w:style w:type="paragraph" w:styleId="Heading4">
@@ -624,7 +1318,7 @@
       <w:bCs/>
       <w:i/>
       <w:iCs/>
-      <w:color w:val="4F81BD" w:themeColor="accent1"/>
+      <w:color w:val="000000"/>
     </w:rPr>
   </w:style>
   <w:style w:type="paragraph" w:styleId="Heading5">
@@ -645,7 +1339,7 @@
     </w:pPr>
     <w:rPr>
       <w:rFonts w:asciiTheme="majorHAnsi" w:eastAsiaTheme="majorEastAsia" w:hAnsiTheme="majorHAnsi" w:cstheme="majorBidi"/>
-      <w:color w:val="243F60" w:themeColor="accent1" w:themeShade="7F"/>
+      <w:color w:val="000000"/>
     </w:rPr>
   </w:style>
   <w:style w:type="paragraph" w:styleId="Heading6">
@@ -668,7 +1362,7 @@
       <w:rFonts w:asciiTheme="majorHAnsi" w:eastAsiaTheme="majorEastAsia" w:hAnsiTheme="majorHAnsi" w:cstheme="majorBidi"/>
       <w:i/>
       <w:iCs/>
-      <w:color w:val="243F60" w:themeColor="accent1" w:themeShade="7F"/>
+      <w:color w:val="000000"/>
     </w:rPr>
   </w:style>
   <w:style w:type="paragraph" w:styleId="Heading7">
@@ -691,7 +1385,7 @@
       <w:rFonts w:asciiTheme="majorHAnsi" w:eastAsiaTheme="majorEastAsia" w:hAnsiTheme="majorHAnsi" w:cstheme="majorBidi"/>
       <w:i/>
       <w:iCs/>
-      <w:color w:val="404040" w:themeColor="text1" w:themeTint="BF"/>
+      <w:color w:val="000000"/>
     </w:rPr>
   </w:style>
   <w:style w:type="paragraph" w:styleId="Heading8">
@@ -712,7 +1406,7 @@
     </w:pPr>
     <w:rPr>
       <w:rFonts w:asciiTheme="majorHAnsi" w:eastAsiaTheme="majorEastAsia" w:hAnsiTheme="majorHAnsi" w:cstheme="majorBidi"/>
-      <w:color w:val="4F81BD" w:themeColor="accent1"/>
+      <w:color w:val="000000"/>
       <w:sz w:val="20"/>
       <w:szCs w:val="20"/>
     </w:rPr>
@@ -737,7 +1431,7 @@
       <w:rFonts w:asciiTheme="majorHAnsi" w:eastAsiaTheme="majorEastAsia" w:hAnsiTheme="majorHAnsi" w:cstheme="majorBidi"/>
       <w:i/>
       <w:iCs/>
-      <w:color w:val="404040" w:themeColor="text1" w:themeTint="BF"/>
+      <w:color w:val="000000"/>
       <w:sz w:val="20"/>
       <w:szCs w:val="20"/>
     </w:rPr>
@@ -788,7 +1482,7 @@
       <w:rFonts w:asciiTheme="majorHAnsi" w:eastAsiaTheme="majorEastAsia" w:hAnsiTheme="majorHAnsi" w:cstheme="majorBidi"/>
       <w:b/>
       <w:bCs/>
-      <w:color w:val="365F91" w:themeColor="accent1" w:themeShade="BF"/>
+      <w:color w:val="000000"/>
       <w:sz w:val="28"/>
       <w:szCs w:val="28"/>
     </w:rPr>
@@ -803,7 +1497,7 @@
       <w:rFonts w:asciiTheme="majorHAnsi" w:eastAsiaTheme="majorEastAsia" w:hAnsiTheme="majorHAnsi" w:cstheme="majorBidi"/>
       <w:b/>
       <w:bCs/>
-      <w:color w:val="4F81BD" w:themeColor="accent1"/>
+      <w:color w:val="000000"/>
       <w:sz w:val="26"/>
       <w:szCs w:val="26"/>
     </w:rPr>
@@ -818,7 +1512,7 @@
       <w:rFonts w:asciiTheme="majorHAnsi" w:eastAsiaTheme="majorEastAsia" w:hAnsiTheme="majorHAnsi" w:cstheme="majorBidi"/>
       <w:b/>
       <w:bCs/>
-      <w:color w:val="4F81BD" w:themeColor="accent1"/>
+      <w:color w:val="000000"/>
     </w:rPr>
   </w:style>
   <w:style w:type="paragraph" w:styleId="Title">
@@ -830,7 +1524,7 @@
     <w:qFormat/>
     <w:rsid w:val="00FC693F"/>
     <w:pPr>
-      <w:spacing w:after="100" w:line="250" w:lineRule="auto"/>
+      <w:spacing w:after="200" w:line="254" w:lineRule="auto"/>
       <w:contextualSpacing/>
     </w:pPr>
     <w:rPr>
@@ -839,7 +1533,7 @@
       <w:color w:val="000000"/>
       <w:spacing w:val="5"/>
       <w:kern w:val="28"/>
-      <w:sz w:val="32"/>
+      <w:sz w:val="28"/>
       <w:szCs w:val="52"/>
     </w:rPr>
   </w:style>
@@ -851,7 +1545,7 @@
     <w:rsid w:val="00FC693F"/>
     <w:rPr>
       <w:rFonts w:asciiTheme="majorHAnsi" w:eastAsiaTheme="majorEastAsia" w:hAnsiTheme="majorHAnsi" w:cstheme="majorBidi"/>
-      <w:color w:val="17365D" w:themeColor="text2" w:themeShade="BF"/>
+      <w:color w:val="000000"/>
       <w:spacing w:val="5"/>
       <w:kern w:val="28"/>
       <w:sz w:val="52"/>
@@ -875,7 +1569,7 @@
       <w:rFonts w:asciiTheme="majorHAnsi" w:eastAsiaTheme="majorEastAsia" w:hAnsiTheme="majorHAnsi" w:cstheme="majorBidi"/>
       <w:i/>
       <w:iCs/>
-      <w:color w:val="4F81BD" w:themeColor="accent1"/>
+      <w:color w:val="000000"/>
       <w:spacing w:val="15"/>
       <w:sz w:val="24"/>
       <w:szCs w:val="24"/>
@@ -891,7 +1585,7 @@
       <w:rFonts w:asciiTheme="majorHAnsi" w:eastAsiaTheme="majorEastAsia" w:hAnsiTheme="majorHAnsi" w:cstheme="majorBidi"/>
       <w:i/>
       <w:iCs/>
-      <w:color w:val="4F81BD" w:themeColor="accent1"/>
+      <w:color w:val="000000"/>
       <w:spacing w:val="15"/>
       <w:sz w:val="24"/>
       <w:szCs w:val="24"/>
@@ -1163,7 +1857,7 @@
     <w:rPr>
       <w:i/>
       <w:iCs/>
-      <w:color w:val="000000" w:themeColor="text1"/>
+      <w:color w:val="000000"/>
     </w:rPr>
   </w:style>
   <w:style w:type="character" w:customStyle="1" w:styleId="QuoteChar">
@@ -1175,7 +1869,7 @@
     <w:rPr>
       <w:i/>
       <w:iCs/>
-      <w:color w:val="000000" w:themeColor="text1"/>
+      <w:color w:val="000000"/>
     </w:rPr>
   </w:style>
   <w:style w:type="character" w:customStyle="1" w:styleId="Heading4Char">
@@ -1191,7 +1885,7 @@
       <w:bCs/>
       <w:i/>
       <w:iCs/>
-      <w:color w:val="4F81BD" w:themeColor="accent1"/>
+      <w:color w:val="000000"/>
     </w:rPr>
   </w:style>
   <w:style w:type="character" w:customStyle="1" w:styleId="Heading5Char">
@@ -1203,7 +1897,7 @@
     <w:rsid w:val="00FC693F"/>
     <w:rPr>
       <w:rFonts w:asciiTheme="majorHAnsi" w:eastAsiaTheme="majorEastAsia" w:hAnsiTheme="majorHAnsi" w:cstheme="majorBidi"/>
-      <w:color w:val="243F60" w:themeColor="accent1" w:themeShade="7F"/>
+      <w:color w:val="000000"/>
     </w:rPr>
   </w:style>
   <w:style w:type="character" w:customStyle="1" w:styleId="Heading6Char">
@@ -1217,7 +1911,7 @@
       <w:rFonts w:asciiTheme="majorHAnsi" w:eastAsiaTheme="majorEastAsia" w:hAnsiTheme="majorHAnsi" w:cstheme="majorBidi"/>
       <w:i/>
       <w:iCs/>
-      <w:color w:val="243F60" w:themeColor="accent1" w:themeShade="7F"/>
+      <w:color w:val="000000"/>
     </w:rPr>
   </w:style>
   <w:style w:type="character" w:customStyle="1" w:styleId="Heading7Char">
@@ -1231,7 +1925,7 @@
       <w:rFonts w:asciiTheme="majorHAnsi" w:eastAsiaTheme="majorEastAsia" w:hAnsiTheme="majorHAnsi" w:cstheme="majorBidi"/>
       <w:i/>
       <w:iCs/>
-      <w:color w:val="404040" w:themeColor="text1" w:themeTint="BF"/>
+      <w:color w:val="000000"/>
     </w:rPr>
   </w:style>
   <w:style w:type="character" w:customStyle="1" w:styleId="Heading8Char">
@@ -1243,7 +1937,7 @@
     <w:rsid w:val="00FC693F"/>
     <w:rPr>
       <w:rFonts w:asciiTheme="majorHAnsi" w:eastAsiaTheme="majorEastAsia" w:hAnsiTheme="majorHAnsi" w:cstheme="majorBidi"/>
-      <w:color w:val="4F81BD" w:themeColor="accent1"/>
+      <w:color w:val="000000"/>
       <w:sz w:val="20"/>
       <w:szCs w:val="20"/>
     </w:rPr>
@@ -1259,7 +1953,7 @@
       <w:rFonts w:asciiTheme="majorHAnsi" w:eastAsiaTheme="majorEastAsia" w:hAnsiTheme="majorHAnsi" w:cstheme="majorBidi"/>
       <w:i/>
       <w:iCs/>
-      <w:color w:val="404040" w:themeColor="text1" w:themeTint="BF"/>
+      <w:color w:val="000000"/>
       <w:sz w:val="20"/>
       <w:szCs w:val="20"/>
     </w:rPr>
@@ -1279,7 +1973,7 @@
     <w:rPr>
       <w:b/>
       <w:bCs/>
-      <w:color w:val="4F81BD" w:themeColor="accent1"/>
+      <w:color w:val="000000"/>
       <w:sz w:val="18"/>
       <w:szCs w:val="18"/>
     </w:rPr>
@@ -1323,7 +2017,7 @@
       <w:bCs/>
       <w:i/>
       <w:iCs/>
-      <w:color w:val="4F81BD" w:themeColor="accent1"/>
+      <w:color w:val="000000"/>
     </w:rPr>
   </w:style>
   <w:style w:type="character" w:customStyle="1" w:styleId="IntenseQuoteChar">
@@ -1337,7 +2031,7 @@
       <w:bCs/>
       <w:i/>
       <w:iCs/>
-      <w:color w:val="4F81BD" w:themeColor="accent1"/>
+      <w:color w:val="000000"/>
     </w:rPr>
   </w:style>
   <w:style w:type="character" w:styleId="SubtleEmphasis">
@@ -1349,7 +2043,7 @@
     <w:rPr>
       <w:i/>
       <w:iCs/>
-      <w:color w:val="808080" w:themeColor="text1" w:themeTint="7F"/>
+      <w:color w:val="000000"/>
     </w:rPr>
   </w:style>
   <w:style w:type="character" w:styleId="IntenseEmphasis">
@@ -1363,7 +2057,7 @@
       <w:bCs/>
       <w:i/>
       <w:iCs/>
-      <w:color w:val="4F81BD" w:themeColor="accent1"/>
+      <w:color w:val="000000"/>
     </w:rPr>
   </w:style>
   <w:style w:type="character" w:styleId="SubtleReference">
@@ -1374,7 +2068,7 @@
     <w:rsid w:val="00FC693F"/>
     <w:rPr>
       <w:smallCaps/>
-      <w:color w:val="C0504D" w:themeColor="accent2"/>
+      <w:color w:val="000000"/>
       <w:u w:val="single"/>
     </w:rPr>
   </w:style>
@@ -1388,7 +2082,7 @@
       <w:b/>
       <w:bCs/>
       <w:smallCaps/>
-      <w:color w:val="C0504D" w:themeColor="accent2"/>
+      <w:color w:val="000000"/>
       <w:spacing w:val="5"/>
       <w:u w:val="single"/>
     </w:rPr>
@@ -1454,7 +2148,7 @@
       <w:spacing w:after="0" w:line="240" w:lineRule="auto"/>
     </w:pPr>
     <w:rPr>
-      <w:color w:val="000000" w:themeColor="text1" w:themeShade="BF"/>
+      <w:color w:val="000000"/>
     </w:rPr>
     <w:tblPr>
       <w:tblStyleRowBandSize w:val="1"/>
@@ -1557,7 +2251,7 @@
       <w:spacing w:after="0" w:line="240" w:lineRule="auto"/>
     </w:pPr>
     <w:rPr>
-      <w:color w:val="365F91" w:themeColor="accent1" w:themeShade="BF"/>
+      <w:color w:val="000000"/>
     </w:rPr>
     <w:tblPr>
       <w:tblStyleRowBandSize w:val="1"/>
@@ -1660,7 +2354,7 @@
       <w:spacing w:after="0" w:line="240" w:lineRule="auto"/>
     </w:pPr>
     <w:rPr>
-      <w:color w:val="943634" w:themeColor="accent2" w:themeShade="BF"/>
+      <w:color w:val="000000"/>
     </w:rPr>
     <w:tblPr>
       <w:tblStyleRowBandSize w:val="1"/>
@@ -1763,7 +2457,7 @@
       <w:spacing w:after="0" w:line="240" w:lineRule="auto"/>
     </w:pPr>
     <w:rPr>
-      <w:color w:val="76923C" w:themeColor="accent3" w:themeShade="BF"/>
+      <w:color w:val="000000"/>
     </w:rPr>
     <w:tblPr>
       <w:tblStyleRowBandSize w:val="1"/>
@@ -1866,7 +2560,7 @@
       <w:spacing w:after="0" w:line="240" w:lineRule="auto"/>
     </w:pPr>
     <w:rPr>
-      <w:color w:val="5F497A" w:themeColor="accent4" w:themeShade="BF"/>
+      <w:color w:val="000000"/>
     </w:rPr>
     <w:tblPr>
       <w:tblStyleRowBandSize w:val="1"/>
@@ -1969,7 +2663,7 @@
       <w:spacing w:after="0" w:line="240" w:lineRule="auto"/>
     </w:pPr>
     <w:rPr>
-      <w:color w:val="31849B" w:themeColor="accent5" w:themeShade="BF"/>
+      <w:color w:val="000000"/>
     </w:rPr>
     <w:tblPr>
       <w:tblStyleRowBandSize w:val="1"/>
@@ -2072,7 +2766,7 @@
       <w:spacing w:after="0" w:line="240" w:lineRule="auto"/>
     </w:pPr>
     <w:rPr>
-      <w:color w:val="E36C0A" w:themeColor="accent6" w:themeShade="BF"/>
+      <w:color w:val="000000"/>
     </w:rPr>
     <w:tblPr>
       <w:tblStyleRowBandSize w:val="1"/>
@@ -2198,7 +2892,7 @@
       <w:rPr>
         <w:b/>
         <w:bCs/>
-        <w:color w:val="FFFFFF" w:themeColor="background1"/>
+        <w:color w:val="000000"/>
       </w:rPr>
       <w:tblPr/>
       <w:tcPr>
@@ -2290,7 +2984,7 @@
       <w:rPr>
         <w:b/>
         <w:bCs/>
-        <w:color w:val="FFFFFF" w:themeColor="background1"/>
+        <w:color w:val="000000"/>
       </w:rPr>
       <w:tblPr/>
       <w:tcPr>
@@ -2382,7 +3076,7 @@
       <w:rPr>
         <w:b/>
         <w:bCs/>
-        <w:color w:val="FFFFFF" w:themeColor="background1"/>
+        <w:color w:val="000000"/>
       </w:rPr>
       <w:tblPr/>
       <w:tcPr>
@@ -2474,7 +3168,7 @@
       <w:rPr>
         <w:b/>
         <w:bCs/>
-        <w:color w:val="FFFFFF" w:themeColor="background1"/>
+        <w:color w:val="000000"/>
       </w:rPr>
       <w:tblPr/>
       <w:tcPr>
@@ -2566,7 +3260,7 @@
       <w:rPr>
         <w:b/>
         <w:bCs/>
-        <w:color w:val="FFFFFF" w:themeColor="background1"/>
+        <w:color w:val="000000"/>
       </w:rPr>
       <w:tblPr/>
       <w:tcPr>
@@ -2658,7 +3352,7 @@
       <w:rPr>
         <w:b/>
         <w:bCs/>
-        <w:color w:val="FFFFFF" w:themeColor="background1"/>
+        <w:color w:val="000000"/>
       </w:rPr>
       <w:tblPr/>
       <w:tcPr>
@@ -2750,7 +3444,7 @@
       <w:rPr>
         <w:b/>
         <w:bCs/>
-        <w:color w:val="FFFFFF" w:themeColor="background1"/>
+        <w:color w:val="000000"/>
       </w:rPr>
       <w:tblPr/>
       <w:tcPr>
@@ -3753,7 +4447,7 @@
       <w:rPr>
         <w:b/>
         <w:bCs/>
-        <w:color w:val="FFFFFF" w:themeColor="background1"/>
+        <w:color w:val="000000"/>
       </w:rPr>
       <w:tblPr/>
       <w:tcPr>
@@ -3859,7 +4553,7 @@
       <w:rPr>
         <w:b/>
         <w:bCs/>
-        <w:color w:val="FFFFFF" w:themeColor="background1"/>
+        <w:color w:val="000000"/>
       </w:rPr>
       <w:tblPr/>
       <w:tcPr>
@@ -3965,7 +4659,7 @@
       <w:rPr>
         <w:b/>
         <w:bCs/>
-        <w:color w:val="FFFFFF" w:themeColor="background1"/>
+        <w:color w:val="000000"/>
       </w:rPr>
       <w:tblPr/>
       <w:tcPr>
@@ -4071,7 +4765,7 @@
       <w:rPr>
         <w:b/>
         <w:bCs/>
-        <w:color w:val="FFFFFF" w:themeColor="background1"/>
+        <w:color w:val="000000"/>
       </w:rPr>
       <w:tblPr/>
       <w:tcPr>
@@ -4177,7 +4871,7 @@
       <w:rPr>
         <w:b/>
         <w:bCs/>
-        <w:color w:val="FFFFFF" w:themeColor="background1"/>
+        <w:color w:val="000000"/>
       </w:rPr>
       <w:tblPr/>
       <w:tcPr>
@@ -4283,7 +4977,7 @@
       <w:rPr>
         <w:b/>
         <w:bCs/>
-        <w:color w:val="FFFFFF" w:themeColor="background1"/>
+        <w:color w:val="000000"/>
       </w:rPr>
       <w:tblPr/>
       <w:tcPr>
@@ -4389,7 +5083,7 @@
       <w:rPr>
         <w:b/>
         <w:bCs/>
-        <w:color w:val="FFFFFF" w:themeColor="background1"/>
+        <w:color w:val="000000"/>
       </w:rPr>
       <w:tblPr/>
       <w:tcPr>
@@ -4492,7 +5186,7 @@
       <w:rPr>
         <w:b/>
         <w:bCs/>
-        <w:color w:val="FFFFFF" w:themeColor="background1"/>
+        <w:color w:val="000000"/>
       </w:rPr>
       <w:tblPr/>
       <w:tcPr>
@@ -4512,7 +5206,7 @@
         <w:spacing w:before="0" w:after="0" w:line="240" w:lineRule="auto"/>
       </w:pPr>
       <w:rPr>
-        <w:color w:val="auto"/>
+        <w:color w:val="000000"/>
       </w:rPr>
       <w:tblPr/>
       <w:tcPr>
@@ -4531,7 +5225,7 @@
       <w:rPr>
         <w:b/>
         <w:bCs/>
-        <w:color w:val="FFFFFF" w:themeColor="background1"/>
+        <w:color w:val="000000"/>
       </w:rPr>
       <w:tblPr/>
       <w:tcPr>
@@ -4550,7 +5244,7 @@
       <w:rPr>
         <w:b/>
         <w:bCs/>
-        <w:color w:val="FFFFFF" w:themeColor="background1"/>
+        <w:color w:val="000000"/>
       </w:rPr>
       <w:tblPr/>
       <w:tcPr>
@@ -4596,7 +5290,7 @@
     </w:tblStylePr>
     <w:tblStylePr w:type="nwCell">
       <w:rPr>
-        <w:color w:val="FFFFFF" w:themeColor="background1"/>
+        <w:color w:val="000000"/>
       </w:rPr>
       <w:tblPr/>
       <w:tcPr>
@@ -4641,7 +5335,7 @@
       <w:rPr>
         <w:b/>
         <w:bCs/>
-        <w:color w:val="FFFFFF" w:themeColor="background1"/>
+        <w:color w:val="000000"/>
       </w:rPr>
       <w:tblPr/>
       <w:tcPr>
@@ -4661,7 +5355,7 @@
         <w:spacing w:before="0" w:after="0" w:line="240" w:lineRule="auto"/>
       </w:pPr>
       <w:rPr>
-        <w:color w:val="auto"/>
+        <w:color w:val="000000"/>
       </w:rPr>
       <w:tblPr/>
       <w:tcPr>
@@ -4680,7 +5374,7 @@
       <w:rPr>
         <w:b/>
         <w:bCs/>
-        <w:color w:val="FFFFFF" w:themeColor="background1"/>
+        <w:color w:val="000000"/>
       </w:rPr>
       <w:tblPr/>
       <w:tcPr>
@@ -4699,7 +5393,7 @@
       <w:rPr>
         <w:b/>
         <w:bCs/>
-        <w:color w:val="FFFFFF" w:themeColor="background1"/>
+        <w:color w:val="000000"/>
       </w:rPr>
       <w:tblPr/>
       <w:tcPr>
@@ -4745,7 +5439,7 @@
     </w:tblStylePr>
     <w:tblStylePr w:type="nwCell">
       <w:rPr>
-        <w:color w:val="FFFFFF" w:themeColor="background1"/>
+        <w:color w:val="000000"/>
       </w:rPr>
       <w:tblPr/>
       <w:tcPr>
@@ -4790,7 +5484,7 @@
       <w:rPr>
         <w:b/>
         <w:bCs/>
-        <w:color w:val="FFFFFF" w:themeColor="background1"/>
+        <w:color w:val="000000"/>
       </w:rPr>
       <w:tblPr/>
       <w:tcPr>
@@ -4810,7 +5504,7 @@
         <w:spacing w:before="0" w:after="0" w:line="240" w:lineRule="auto"/>
       </w:pPr>
       <w:rPr>
-        <w:color w:val="auto"/>
+        <w:color w:val="000000"/>
       </w:rPr>
       <w:tblPr/>
       <w:tcPr>
@@ -4829,7 +5523,7 @@
       <w:rPr>
         <w:b/>
         <w:bCs/>
-        <w:color w:val="FFFFFF" w:themeColor="background1"/>
+        <w:color w:val="000000"/>
       </w:rPr>
       <w:tblPr/>
       <w:tcPr>
@@ -4848,7 +5542,7 @@
       <w:rPr>
         <w:b/>
         <w:bCs/>
-        <w:color w:val="FFFFFF" w:themeColor="background1"/>
+        <w:color w:val="000000"/>
       </w:rPr>
       <w:tblPr/>
       <w:tcPr>
@@ -4894,7 +5588,7 @@
     </w:tblStylePr>
     <w:tblStylePr w:type="nwCell">
       <w:rPr>
-        <w:color w:val="FFFFFF" w:themeColor="background1"/>
+        <w:color w:val="000000"/>
       </w:rPr>
       <w:tblPr/>
       <w:tcPr>
@@ -4939,7 +5633,7 @@
       <w:rPr>
         <w:b/>
         <w:bCs/>
-        <w:color w:val="FFFFFF" w:themeColor="background1"/>
+        <w:color w:val="000000"/>
       </w:rPr>
       <w:tblPr/>
       <w:tcPr>
@@ -4959,7 +5653,7 @@
         <w:spacing w:before="0" w:after="0" w:line="240" w:lineRule="auto"/>
       </w:pPr>
       <w:rPr>
-        <w:color w:val="auto"/>
+        <w:color w:val="000000"/>
       </w:rPr>
       <w:tblPr/>
       <w:tcPr>
@@ -4978,7 +5672,7 @@
       <w:rPr>
         <w:b/>
         <w:bCs/>
-        <w:color w:val="FFFFFF" w:themeColor="background1"/>
+        <w:color w:val="000000"/>
       </w:rPr>
       <w:tblPr/>
       <w:tcPr>
@@ -4997,7 +5691,7 @@
       <w:rPr>
         <w:b/>
         <w:bCs/>
-        <w:color w:val="FFFFFF" w:themeColor="background1"/>
+        <w:color w:val="000000"/>
       </w:rPr>
       <w:tblPr/>
       <w:tcPr>
@@ -5043,7 +5737,7 @@
     </w:tblStylePr>
     <w:tblStylePr w:type="nwCell">
       <w:rPr>
-        <w:color w:val="FFFFFF" w:themeColor="background1"/>
+        <w:color w:val="000000"/>
       </w:rPr>
       <w:tblPr/>
       <w:tcPr>
@@ -5088,7 +5782,7 @@
       <w:rPr>
         <w:b/>
         <w:bCs/>
-        <w:color w:val="FFFFFF" w:themeColor="background1"/>
+        <w:color w:val="000000"/>
       </w:rPr>
       <w:tblPr/>
       <w:tcPr>
@@ -5108,7 +5802,7 @@
         <w:spacing w:before="0" w:after="0" w:line="240" w:lineRule="auto"/>
       </w:pPr>
       <w:rPr>
-        <w:color w:val="auto"/>
+        <w:color w:val="000000"/>
       </w:rPr>
       <w:tblPr/>
       <w:tcPr>
@@ -5127,7 +5821,7 @@
       <w:rPr>
         <w:b/>
         <w:bCs/>
-        <w:color w:val="FFFFFF" w:themeColor="background1"/>
+        <w:color w:val="000000"/>
       </w:rPr>
       <w:tblPr/>
       <w:tcPr>
@@ -5146,7 +5840,7 @@
       <w:rPr>
         <w:b/>
         <w:bCs/>
-        <w:color w:val="FFFFFF" w:themeColor="background1"/>
+        <w:color w:val="000000"/>
       </w:rPr>
       <w:tblPr/>
       <w:tcPr>
@@ -5192,7 +5886,7 @@
     </w:tblStylePr>
     <w:tblStylePr w:type="nwCell">
       <w:rPr>
-        <w:color w:val="FFFFFF" w:themeColor="background1"/>
+        <w:color w:val="000000"/>
       </w:rPr>
       <w:tblPr/>
       <w:tcPr>
@@ -5237,7 +5931,7 @@
       <w:rPr>
         <w:b/>
         <w:bCs/>
-        <w:color w:val="FFFFFF" w:themeColor="background1"/>
+        <w:color w:val="000000"/>
       </w:rPr>
       <w:tblPr/>
       <w:tcPr>
@@ -5257,7 +5951,7 @@
         <w:spacing w:before="0" w:after="0" w:line="240" w:lineRule="auto"/>
       </w:pPr>
       <w:rPr>
-        <w:color w:val="auto"/>
+        <w:color w:val="000000"/>
       </w:rPr>
       <w:tblPr/>
       <w:tcPr>
@@ -5276,7 +5970,7 @@
       <w:rPr>
         <w:b/>
         <w:bCs/>
-        <w:color w:val="FFFFFF" w:themeColor="background1"/>
+        <w:color w:val="000000"/>
       </w:rPr>
       <w:tblPr/>
       <w:tcPr>
@@ -5295,7 +5989,7 @@
       <w:rPr>
         <w:b/>
         <w:bCs/>
-        <w:color w:val="FFFFFF" w:themeColor="background1"/>
+        <w:color w:val="000000"/>
       </w:rPr>
       <w:tblPr/>
       <w:tcPr>
@@ -5341,7 +6035,7 @@
     </w:tblStylePr>
     <w:tblStylePr w:type="nwCell">
       <w:rPr>
-        <w:color w:val="FFFFFF" w:themeColor="background1"/>
+        <w:color w:val="000000"/>
       </w:rPr>
       <w:tblPr/>
       <w:tcPr>
@@ -5386,7 +6080,7 @@
       <w:rPr>
         <w:b/>
         <w:bCs/>
-        <w:color w:val="FFFFFF" w:themeColor="background1"/>
+        <w:color w:val="000000"/>
       </w:rPr>
       <w:tblPr/>
       <w:tcPr>
@@ -5406,7 +6100,7 @@
         <w:spacing w:before="0" w:after="0" w:line="240" w:lineRule="auto"/>
       </w:pPr>
       <w:rPr>
-        <w:color w:val="auto"/>
+        <w:color w:val="000000"/>
       </w:rPr>
       <w:tblPr/>
       <w:tcPr>
@@ -5425,7 +6119,7 @@
       <w:rPr>
         <w:b/>
         <w:bCs/>
-        <w:color w:val="FFFFFF" w:themeColor="background1"/>
+        <w:color w:val="000000"/>
       </w:rPr>
       <w:tblPr/>
       <w:tcPr>
@@ -5444,7 +6138,7 @@
       <w:rPr>
         <w:b/>
         <w:bCs/>
-        <w:color w:val="FFFFFF" w:themeColor="background1"/>
+        <w:color w:val="000000"/>
       </w:rPr>
       <w:tblPr/>
       <w:tcPr>
@@ -5490,7 +6184,7 @@
     </w:tblStylePr>
     <w:tblStylePr w:type="nwCell">
       <w:rPr>
-        <w:color w:val="FFFFFF" w:themeColor="background1"/>
+        <w:color w:val="000000"/>
       </w:rPr>
       <w:tblPr/>
       <w:tcPr>
@@ -5514,7 +6208,7 @@
       <w:spacing w:after="0" w:line="240" w:lineRule="auto"/>
     </w:pPr>
     <w:rPr>
-      <w:color w:val="000000" w:themeColor="text1"/>
+      <w:color w:val="000000"/>
     </w:rPr>
     <w:tblPr>
       <w:tblStyleRowBandSize w:val="1"/>
@@ -5547,7 +6241,7 @@
       <w:rPr>
         <w:b/>
         <w:bCs/>
-        <w:color w:val="1F497D" w:themeColor="text2"/>
+        <w:color w:val="000000"/>
       </w:rPr>
       <w:tblPr/>
       <w:tcPr>
@@ -5598,7 +6292,7 @@
       <w:spacing w:after="0" w:line="240" w:lineRule="auto"/>
     </w:pPr>
     <w:rPr>
-      <w:color w:val="000000" w:themeColor="text1"/>
+      <w:color w:val="000000"/>
     </w:rPr>
     <w:tblPr>
       <w:tblStyleRowBandSize w:val="1"/>
@@ -5631,7 +6325,7 @@
       <w:rPr>
         <w:b/>
         <w:bCs/>
-        <w:color w:val="1F497D" w:themeColor="text2"/>
+        <w:color w:val="000000"/>
       </w:rPr>
       <w:tblPr/>
       <w:tcPr>
@@ -5682,7 +6376,7 @@
       <w:spacing w:after="0" w:line="240" w:lineRule="auto"/>
     </w:pPr>
     <w:rPr>
-      <w:color w:val="000000" w:themeColor="text1"/>
+      <w:color w:val="000000"/>
     </w:rPr>
     <w:tblPr>
       <w:tblStyleRowBandSize w:val="1"/>
@@ -5715,7 +6409,7 @@
       <w:rPr>
         <w:b/>
         <w:bCs/>
-        <w:color w:val="1F497D" w:themeColor="text2"/>
+        <w:color w:val="000000"/>
       </w:rPr>
       <w:tblPr/>
       <w:tcPr>
@@ -5766,7 +6460,7 @@
       <w:spacing w:after="0" w:line="240" w:lineRule="auto"/>
     </w:pPr>
     <w:rPr>
-      <w:color w:val="000000" w:themeColor="text1"/>
+      <w:color w:val="000000"/>
     </w:rPr>
     <w:tblPr>
       <w:tblStyleRowBandSize w:val="1"/>
@@ -5799,7 +6493,7 @@
       <w:rPr>
         <w:b/>
         <w:bCs/>
-        <w:color w:val="1F497D" w:themeColor="text2"/>
+        <w:color w:val="000000"/>
       </w:rPr>
       <w:tblPr/>
       <w:tcPr>
@@ -5850,7 +6544,7 @@
       <w:spacing w:after="0" w:line="240" w:lineRule="auto"/>
     </w:pPr>
     <w:rPr>
-      <w:color w:val="000000" w:themeColor="text1"/>
+      <w:color w:val="000000"/>
     </w:rPr>
     <w:tblPr>
       <w:tblStyleRowBandSize w:val="1"/>
@@ -5883,7 +6577,7 @@
       <w:rPr>
         <w:b/>
         <w:bCs/>
-        <w:color w:val="1F497D" w:themeColor="text2"/>
+        <w:color w:val="000000"/>
       </w:rPr>
       <w:tblPr/>
       <w:tcPr>
@@ -5934,7 +6628,7 @@
       <w:spacing w:after="0" w:line="240" w:lineRule="auto"/>
     </w:pPr>
     <w:rPr>
-      <w:color w:val="000000" w:themeColor="text1"/>
+      <w:color w:val="000000"/>
     </w:rPr>
     <w:tblPr>
       <w:tblStyleRowBandSize w:val="1"/>
@@ -5967,7 +6661,7 @@
       <w:rPr>
         <w:b/>
         <w:bCs/>
-        <w:color w:val="1F497D" w:themeColor="text2"/>
+        <w:color w:val="000000"/>
       </w:rPr>
       <w:tblPr/>
       <w:tcPr>
@@ -6018,7 +6712,7 @@
       <w:spacing w:after="0" w:line="240" w:lineRule="auto"/>
     </w:pPr>
     <w:rPr>
-      <w:color w:val="000000" w:themeColor="text1"/>
+      <w:color w:val="000000"/>
     </w:rPr>
     <w:tblPr>
       <w:tblStyleRowBandSize w:val="1"/>
@@ -6051,7 +6745,7 @@
       <w:rPr>
         <w:b/>
         <w:bCs/>
-        <w:color w:val="1F497D" w:themeColor="text2"/>
+        <w:color w:val="000000"/>
       </w:rPr>
       <w:tblPr/>
       <w:tcPr>
@@ -6103,7 +6797,7 @@
     </w:pPr>
     <w:rPr>
       <w:rFonts w:asciiTheme="majorHAnsi" w:eastAsiaTheme="majorEastAsia" w:hAnsiTheme="majorHAnsi" w:cstheme="majorBidi"/>
-      <w:color w:val="000000" w:themeColor="text1"/>
+      <w:color w:val="000000"/>
     </w:rPr>
     <w:tblPr>
       <w:tblStyleRowBandSize w:val="1"/>
@@ -6231,7 +6925,7 @@
     </w:pPr>
     <w:rPr>
       <w:rFonts w:asciiTheme="majorHAnsi" w:eastAsiaTheme="majorEastAsia" w:hAnsiTheme="majorHAnsi" w:cstheme="majorBidi"/>
-      <w:color w:val="000000" w:themeColor="text1"/>
+      <w:color w:val="000000"/>
     </w:rPr>
     <w:tblPr>
       <w:tblStyleRowBandSize w:val="1"/>
@@ -6359,7 +7053,7 @@
     </w:pPr>
     <w:rPr>
       <w:rFonts w:asciiTheme="majorHAnsi" w:eastAsiaTheme="majorEastAsia" w:hAnsiTheme="majorHAnsi" w:cstheme="majorBidi"/>
-      <w:color w:val="000000" w:themeColor="text1"/>
+      <w:color w:val="000000"/>
     </w:rPr>
     <w:tblPr>
       <w:tblStyleRowBandSize w:val="1"/>
@@ -6487,7 +7181,7 @@
     </w:pPr>
     <w:rPr>
       <w:rFonts w:asciiTheme="majorHAnsi" w:eastAsiaTheme="majorEastAsia" w:hAnsiTheme="majorHAnsi" w:cstheme="majorBidi"/>
-      <w:color w:val="000000" w:themeColor="text1"/>
+      <w:color w:val="000000"/>
     </w:rPr>
     <w:tblPr>
       <w:tblStyleRowBandSize w:val="1"/>
@@ -6615,7 +7309,7 @@
     </w:pPr>
     <w:rPr>
       <w:rFonts w:asciiTheme="majorHAnsi" w:eastAsiaTheme="majorEastAsia" w:hAnsiTheme="majorHAnsi" w:cstheme="majorBidi"/>
-      <w:color w:val="000000" w:themeColor="text1"/>
+      <w:color w:val="000000"/>
     </w:rPr>
     <w:tblPr>
       <w:tblStyleRowBandSize w:val="1"/>
@@ -6743,7 +7437,7 @@
     </w:pPr>
     <w:rPr>
       <w:rFonts w:asciiTheme="majorHAnsi" w:eastAsiaTheme="majorEastAsia" w:hAnsiTheme="majorHAnsi" w:cstheme="majorBidi"/>
-      <w:color w:val="000000" w:themeColor="text1"/>
+      <w:color w:val="000000"/>
     </w:rPr>
     <w:tblPr>
       <w:tblStyleRowBandSize w:val="1"/>
@@ -6871,7 +7565,7 @@
     </w:pPr>
     <w:rPr>
       <w:rFonts w:asciiTheme="majorHAnsi" w:eastAsiaTheme="majorEastAsia" w:hAnsiTheme="majorHAnsi" w:cstheme="majorBidi"/>
-      <w:color w:val="000000" w:themeColor="text1"/>
+      <w:color w:val="000000"/>
     </w:rPr>
     <w:tblPr>
       <w:tblStyleRowBandSize w:val="1"/>
@@ -7510,7 +8204,7 @@
     </w:pPr>
     <w:rPr>
       <w:rFonts w:asciiTheme="majorHAnsi" w:eastAsiaTheme="majorEastAsia" w:hAnsiTheme="majorHAnsi" w:cstheme="majorBidi"/>
-      <w:color w:val="000000" w:themeColor="text1"/>
+      <w:color w:val="000000"/>
     </w:rPr>
     <w:tblPr>
       <w:tblStyleRowBandSize w:val="1"/>
@@ -7538,7 +8232,7 @@
       <w:rPr>
         <w:b/>
         <w:bCs/>
-        <w:color w:val="000000" w:themeColor="text1"/>
+        <w:color w:val="000000"/>
       </w:rPr>
       <w:tblPr/>
       <w:tcPr>
@@ -7549,7 +8243,7 @@
       <w:rPr>
         <w:b/>
         <w:bCs/>
-        <w:color w:val="000000" w:themeColor="text1"/>
+        <w:color w:val="000000"/>
       </w:rPr>
       <w:tblPr/>
       <w:tcPr>
@@ -7568,7 +8262,7 @@
       <w:rPr>
         <w:b/>
         <w:bCs/>
-        <w:color w:val="000000" w:themeColor="text1"/>
+        <w:color w:val="000000"/>
       </w:rPr>
       <w:tblPr/>
       <w:tcPr>
@@ -7587,7 +8281,7 @@
       <w:rPr>
         <w:b w:val="0"/>
         <w:bCs w:val="0"/>
-        <w:color w:val="000000" w:themeColor="text1"/>
+        <w:color w:val="000000"/>
       </w:rPr>
       <w:tblPr/>
       <w:tcPr>
@@ -7635,7 +8329,7 @@
     </w:pPr>
     <w:rPr>
       <w:rFonts w:asciiTheme="majorHAnsi" w:eastAsiaTheme="majorEastAsia" w:hAnsiTheme="majorHAnsi" w:cstheme="majorBidi"/>
-      <w:color w:val="000000" w:themeColor="text1"/>
+      <w:color w:val="000000"/>
     </w:rPr>
     <w:tblPr>
       <w:tblStyleRowBandSize w:val="1"/>
@@ -7663,7 +8357,7 @@
       <w:rPr>
         <w:b/>
         <w:bCs/>
-        <w:color w:val="000000" w:themeColor="text1"/>
+        <w:color w:val="000000"/>
       </w:rPr>
       <w:tblPr/>
       <w:tcPr>
@@ -7674,7 +8368,7 @@
       <w:rPr>
         <w:b/>
         <w:bCs/>
-        <w:color w:val="000000" w:themeColor="text1"/>
+        <w:color w:val="000000"/>
       </w:rPr>
       <w:tblPr/>
       <w:tcPr>
@@ -7693,7 +8387,7 @@
       <w:rPr>
         <w:b/>
         <w:bCs/>
-        <w:color w:val="000000" w:themeColor="text1"/>
+        <w:color w:val="000000"/>
       </w:rPr>
       <w:tblPr/>
       <w:tcPr>
@@ -7712,7 +8406,7 @@
       <w:rPr>
         <w:b w:val="0"/>
         <w:bCs w:val="0"/>
-        <w:color w:val="000000" w:themeColor="text1"/>
+        <w:color w:val="000000"/>
       </w:rPr>
       <w:tblPr/>
       <w:tcPr>
@@ -7760,7 +8454,7 @@
     </w:pPr>
     <w:rPr>
       <w:rFonts w:asciiTheme="majorHAnsi" w:eastAsiaTheme="majorEastAsia" w:hAnsiTheme="majorHAnsi" w:cstheme="majorBidi"/>
-      <w:color w:val="000000" w:themeColor="text1"/>
+      <w:color w:val="000000"/>
     </w:rPr>
     <w:tblPr>
       <w:tblStyleRowBandSize w:val="1"/>
@@ -7788,7 +8482,7 @@
       <w:rPr>
         <w:b/>
         <w:bCs/>
-        <w:color w:val="000000" w:themeColor="text1"/>
+        <w:color w:val="000000"/>
       </w:rPr>
       <w:tblPr/>
       <w:tcPr>
@@ -7799,7 +8493,7 @@
       <w:rPr>
         <w:b/>
         <w:bCs/>
-        <w:color w:val="000000" w:themeColor="text1"/>
+        <w:color w:val="000000"/>
       </w:rPr>
       <w:tblPr/>
       <w:tcPr>
@@ -7818,7 +8512,7 @@
       <w:rPr>
         <w:b/>
         <w:bCs/>
-        <w:color w:val="000000" w:themeColor="text1"/>
+        <w:color w:val="000000"/>
       </w:rPr>
       <w:tblPr/>
       <w:tcPr>
@@ -7837,7 +8531,7 @@
       <w:rPr>
         <w:b w:val="0"/>
         <w:bCs w:val="0"/>
-        <w:color w:val="000000" w:themeColor="text1"/>
+        <w:color w:val="000000"/>
       </w:rPr>
       <w:tblPr/>
       <w:tcPr>
@@ -7885,7 +8579,7 @@
     </w:pPr>
     <w:rPr>
       <w:rFonts w:asciiTheme="majorHAnsi" w:eastAsiaTheme="majorEastAsia" w:hAnsiTheme="majorHAnsi" w:cstheme="majorBidi"/>
-      <w:color w:val="000000" w:themeColor="text1"/>
+      <w:color w:val="000000"/>
     </w:rPr>
     <w:tblPr>
       <w:tblStyleRowBandSize w:val="1"/>
@@ -7913,7 +8607,7 @@
       <w:rPr>
         <w:b/>
         <w:bCs/>
-        <w:color w:val="000000" w:themeColor="text1"/>
+        <w:color w:val="000000"/>
       </w:rPr>
       <w:tblPr/>
       <w:tcPr>
@@ -7924,7 +8618,7 @@
       <w:rPr>
         <w:b/>
         <w:bCs/>
-        <w:color w:val="000000" w:themeColor="text1"/>
+        <w:color w:val="000000"/>
       </w:rPr>
       <w:tblPr/>
       <w:tcPr>
@@ -7943,7 +8637,7 @@
       <w:rPr>
         <w:b/>
         <w:bCs/>
-        <w:color w:val="000000" w:themeColor="text1"/>
+        <w:color w:val="000000"/>
       </w:rPr>
       <w:tblPr/>
       <w:tcPr>
@@ -7962,7 +8656,7 @@
       <w:rPr>
         <w:b w:val="0"/>
         <w:bCs w:val="0"/>
-        <w:color w:val="000000" w:themeColor="text1"/>
+        <w:color w:val="000000"/>
       </w:rPr>
       <w:tblPr/>
       <w:tcPr>
@@ -8010,7 +8704,7 @@
     </w:pPr>
     <w:rPr>
       <w:rFonts w:asciiTheme="majorHAnsi" w:eastAsiaTheme="majorEastAsia" w:hAnsiTheme="majorHAnsi" w:cstheme="majorBidi"/>
-      <w:color w:val="000000" w:themeColor="text1"/>
+      <w:color w:val="000000"/>
     </w:rPr>
     <w:tblPr>
       <w:tblStyleRowBandSize w:val="1"/>
@@ -8038,7 +8732,7 @@
       <w:rPr>
         <w:b/>
         <w:bCs/>
-        <w:color w:val="000000" w:themeColor="text1"/>
+        <w:color w:val="000000"/>
       </w:rPr>
       <w:tblPr/>
       <w:tcPr>
@@ -8049,7 +8743,7 @@
       <w:rPr>
         <w:b/>
         <w:bCs/>
-        <w:color w:val="000000" w:themeColor="text1"/>
+        <w:color w:val="000000"/>
       </w:rPr>
       <w:tblPr/>
       <w:tcPr>
@@ -8068,7 +8762,7 @@
       <w:rPr>
         <w:b/>
         <w:bCs/>
-        <w:color w:val="000000" w:themeColor="text1"/>
+        <w:color w:val="000000"/>
       </w:rPr>
       <w:tblPr/>
       <w:tcPr>
@@ -8087,7 +8781,7 @@
       <w:rPr>
         <w:b w:val="0"/>
         <w:bCs w:val="0"/>
-        <w:color w:val="000000" w:themeColor="text1"/>
+        <w:color w:val="000000"/>
       </w:rPr>
       <w:tblPr/>
       <w:tcPr>
@@ -8135,7 +8829,7 @@
     </w:pPr>
     <w:rPr>
       <w:rFonts w:asciiTheme="majorHAnsi" w:eastAsiaTheme="majorEastAsia" w:hAnsiTheme="majorHAnsi" w:cstheme="majorBidi"/>
-      <w:color w:val="000000" w:themeColor="text1"/>
+      <w:color w:val="000000"/>
     </w:rPr>
     <w:tblPr>
       <w:tblStyleRowBandSize w:val="1"/>
@@ -8163,7 +8857,7 @@
       <w:rPr>
         <w:b/>
         <w:bCs/>
-        <w:color w:val="000000" w:themeColor="text1"/>
+        <w:color w:val="000000"/>
       </w:rPr>
       <w:tblPr/>
       <w:tcPr>
@@ -8174,7 +8868,7 @@
       <w:rPr>
         <w:b/>
         <w:bCs/>
-        <w:color w:val="000000" w:themeColor="text1"/>
+        <w:color w:val="000000"/>
       </w:rPr>
       <w:tblPr/>
       <w:tcPr>
@@ -8193,7 +8887,7 @@
       <w:rPr>
         <w:b/>
         <w:bCs/>
-        <w:color w:val="000000" w:themeColor="text1"/>
+        <w:color w:val="000000"/>
       </w:rPr>
       <w:tblPr/>
       <w:tcPr>
@@ -8212,7 +8906,7 @@
       <w:rPr>
         <w:b w:val="0"/>
         <w:bCs w:val="0"/>
-        <w:color w:val="000000" w:themeColor="text1"/>
+        <w:color w:val="000000"/>
       </w:rPr>
       <w:tblPr/>
       <w:tcPr>
@@ -8260,7 +8954,7 @@
     </w:pPr>
     <w:rPr>
       <w:rFonts w:asciiTheme="majorHAnsi" w:eastAsiaTheme="majorEastAsia" w:hAnsiTheme="majorHAnsi" w:cstheme="majorBidi"/>
-      <w:color w:val="000000" w:themeColor="text1"/>
+      <w:color w:val="000000"/>
     </w:rPr>
     <w:tblPr>
       <w:tblStyleRowBandSize w:val="1"/>
@@ -8288,7 +8982,7 @@
       <w:rPr>
         <w:b/>
         <w:bCs/>
-        <w:color w:val="000000" w:themeColor="text1"/>
+        <w:color w:val="000000"/>
       </w:rPr>
       <w:tblPr/>
       <w:tcPr>
@@ -8299,7 +8993,7 @@
       <w:rPr>
         <w:b/>
         <w:bCs/>
-        <w:color w:val="000000" w:themeColor="text1"/>
+        <w:color w:val="000000"/>
       </w:rPr>
       <w:tblPr/>
       <w:tcPr>
@@ -8318,7 +9012,7 @@
       <w:rPr>
         <w:b/>
         <w:bCs/>
-        <w:color w:val="000000" w:themeColor="text1"/>
+        <w:color w:val="000000"/>
       </w:rPr>
       <w:tblPr/>
       <w:tcPr>
@@ -8337,7 +9031,7 @@
       <w:rPr>
         <w:b w:val="0"/>
         <w:bCs w:val="0"/>
-        <w:color w:val="000000" w:themeColor="text1"/>
+        <w:color w:val="000000"/>
       </w:rPr>
       <w:tblPr/>
       <w:tcPr>
@@ -8411,7 +9105,7 @@
         <w:bCs/>
         <w:i w:val="0"/>
         <w:iCs w:val="0"/>
-        <w:color w:val="FFFFFF" w:themeColor="background1"/>
+        <w:color w:val="000000"/>
       </w:rPr>
       <w:tblPr/>
       <w:tcPr>
@@ -8432,7 +9126,7 @@
         <w:bCs/>
         <w:i w:val="0"/>
         <w:iCs w:val="0"/>
-        <w:color w:val="FFFFFF" w:themeColor="background1"/>
+        <w:color w:val="000000"/>
       </w:rPr>
       <w:tblPr/>
       <w:tcPr>
@@ -8453,7 +9147,7 @@
         <w:bCs/>
         <w:i w:val="0"/>
         <w:iCs w:val="0"/>
-        <w:color w:val="FFFFFF" w:themeColor="background1"/>
+        <w:color w:val="000000"/>
       </w:rPr>
       <w:tblPr/>
       <w:tcPr>
@@ -8472,7 +9166,7 @@
         <w:bCs/>
         <w:i w:val="0"/>
         <w:iCs w:val="0"/>
-        <w:color w:val="FFFFFF" w:themeColor="background1"/>
+        <w:color w:val="000000"/>
       </w:rPr>
       <w:tblPr/>
       <w:tcPr>
@@ -8552,7 +9246,7 @@
         <w:bCs/>
         <w:i w:val="0"/>
         <w:iCs w:val="0"/>
-        <w:color w:val="FFFFFF" w:themeColor="background1"/>
+        <w:color w:val="000000"/>
       </w:rPr>
       <w:tblPr/>
       <w:tcPr>
@@ -8573,7 +9267,7 @@
         <w:bCs/>
         <w:i w:val="0"/>
         <w:iCs w:val="0"/>
-        <w:color w:val="FFFFFF" w:themeColor="background1"/>
+        <w:color w:val="000000"/>
       </w:rPr>
       <w:tblPr/>
       <w:tcPr>
@@ -8594,7 +9288,7 @@
         <w:bCs/>
         <w:i w:val="0"/>
         <w:iCs w:val="0"/>
-        <w:color w:val="FFFFFF" w:themeColor="background1"/>
+        <w:color w:val="000000"/>
       </w:rPr>
       <w:tblPr/>
       <w:tcPr>
@@ -8613,7 +9307,7 @@
         <w:bCs/>
         <w:i w:val="0"/>
         <w:iCs w:val="0"/>
-        <w:color w:val="FFFFFF" w:themeColor="background1"/>
+        <w:color w:val="000000"/>
       </w:rPr>
       <w:tblPr/>
       <w:tcPr>
@@ -8693,7 +9387,7 @@
         <w:bCs/>
         <w:i w:val="0"/>
         <w:iCs w:val="0"/>
-        <w:color w:val="FFFFFF" w:themeColor="background1"/>
+        <w:color w:val="000000"/>
       </w:rPr>
       <w:tblPr/>
       <w:tcPr>
@@ -8714,7 +9408,7 @@
         <w:bCs/>
         <w:i w:val="0"/>
         <w:iCs w:val="0"/>
-        <w:color w:val="FFFFFF" w:themeColor="background1"/>
+        <w:color w:val="000000"/>
       </w:rPr>
       <w:tblPr/>
       <w:tcPr>
@@ -8735,7 +9429,7 @@
         <w:bCs/>
         <w:i w:val="0"/>
         <w:iCs w:val="0"/>
-        <w:color w:val="FFFFFF" w:themeColor="background1"/>
+        <w:color w:val="000000"/>
       </w:rPr>
       <w:tblPr/>
       <w:tcPr>
@@ -8754,7 +9448,7 @@
         <w:bCs/>
         <w:i w:val="0"/>
         <w:iCs w:val="0"/>
-        <w:color w:val="FFFFFF" w:themeColor="background1"/>
+        <w:color w:val="000000"/>
       </w:rPr>
       <w:tblPr/>
       <w:tcPr>
@@ -8834,7 +9528,7 @@
         <w:bCs/>
         <w:i w:val="0"/>
         <w:iCs w:val="0"/>
-        <w:color w:val="FFFFFF" w:themeColor="background1"/>
+        <w:color w:val="000000"/>
       </w:rPr>
       <w:tblPr/>
       <w:tcPr>
@@ -8855,7 +9549,7 @@
         <w:bCs/>
         <w:i w:val="0"/>
         <w:iCs w:val="0"/>
-        <w:color w:val="FFFFFF" w:themeColor="background1"/>
+        <w:color w:val="000000"/>
       </w:rPr>
       <w:tblPr/>
       <w:tcPr>
@@ -8876,7 +9570,7 @@
         <w:bCs/>
         <w:i w:val="0"/>
         <w:iCs w:val="0"/>
-        <w:color w:val="FFFFFF" w:themeColor="background1"/>
+        <w:color w:val="000000"/>
       </w:rPr>
       <w:tblPr/>
       <w:tcPr>
@@ -8895,7 +9589,7 @@
         <w:bCs/>
         <w:i w:val="0"/>
         <w:iCs w:val="0"/>
-        <w:color w:val="FFFFFF" w:themeColor="background1"/>
+        <w:color w:val="000000"/>
       </w:rPr>
       <w:tblPr/>
       <w:tcPr>
@@ -8975,7 +9669,7 @@
         <w:bCs/>
         <w:i w:val="0"/>
         <w:iCs w:val="0"/>
-        <w:color w:val="FFFFFF" w:themeColor="background1"/>
+        <w:color w:val="000000"/>
       </w:rPr>
       <w:tblPr/>
       <w:tcPr>
@@ -8996,7 +9690,7 @@
         <w:bCs/>
         <w:i w:val="0"/>
         <w:iCs w:val="0"/>
-        <w:color w:val="FFFFFF" w:themeColor="background1"/>
+        <w:color w:val="000000"/>
       </w:rPr>
       <w:tblPr/>
       <w:tcPr>
@@ -9017,7 +9711,7 @@
         <w:bCs/>
         <w:i w:val="0"/>
         <w:iCs w:val="0"/>
-        <w:color w:val="FFFFFF" w:themeColor="background1"/>
+        <w:color w:val="000000"/>
       </w:rPr>
       <w:tblPr/>
       <w:tcPr>
@@ -9036,7 +9730,7 @@
         <w:bCs/>
         <w:i w:val="0"/>
         <w:iCs w:val="0"/>
-        <w:color w:val="FFFFFF" w:themeColor="background1"/>
+        <w:color w:val="000000"/>
       </w:rPr>
       <w:tblPr/>
       <w:tcPr>
@@ -9116,7 +9810,7 @@
         <w:bCs/>
         <w:i w:val="0"/>
         <w:iCs w:val="0"/>
-        <w:color w:val="FFFFFF" w:themeColor="background1"/>
+        <w:color w:val="000000"/>
       </w:rPr>
       <w:tblPr/>
       <w:tcPr>
@@ -9137,7 +9831,7 @@
         <w:bCs/>
         <w:i w:val="0"/>
         <w:iCs w:val="0"/>
-        <w:color w:val="FFFFFF" w:themeColor="background1"/>
+        <w:color w:val="000000"/>
       </w:rPr>
       <w:tblPr/>
       <w:tcPr>
@@ -9158,7 +9852,7 @@
         <w:bCs/>
         <w:i w:val="0"/>
         <w:iCs w:val="0"/>
-        <w:color w:val="FFFFFF" w:themeColor="background1"/>
+        <w:color w:val="000000"/>
       </w:rPr>
       <w:tblPr/>
       <w:tcPr>
@@ -9177,7 +9871,7 @@
         <w:bCs/>
         <w:i w:val="0"/>
         <w:iCs w:val="0"/>
-        <w:color w:val="FFFFFF" w:themeColor="background1"/>
+        <w:color w:val="000000"/>
       </w:rPr>
       <w:tblPr/>
       <w:tcPr>
@@ -9257,7 +9951,7 @@
         <w:bCs/>
         <w:i w:val="0"/>
         <w:iCs w:val="0"/>
-        <w:color w:val="FFFFFF" w:themeColor="background1"/>
+        <w:color w:val="000000"/>
       </w:rPr>
       <w:tblPr/>
       <w:tcPr>
@@ -9278,7 +9972,7 @@
         <w:bCs/>
         <w:i w:val="0"/>
         <w:iCs w:val="0"/>
-        <w:color w:val="FFFFFF" w:themeColor="background1"/>
+        <w:color w:val="000000"/>
       </w:rPr>
       <w:tblPr/>
       <w:tcPr>
@@ -9299,7 +9993,7 @@
         <w:bCs/>
         <w:i w:val="0"/>
         <w:iCs w:val="0"/>
-        <w:color w:val="FFFFFF" w:themeColor="background1"/>
+        <w:color w:val="000000"/>
       </w:rPr>
       <w:tblPr/>
       <w:tcPr>
@@ -9318,7 +10012,7 @@
         <w:bCs/>
         <w:i w:val="0"/>
         <w:iCs w:val="0"/>
-        <w:color w:val="FFFFFF" w:themeColor="background1"/>
+        <w:color w:val="000000"/>
       </w:rPr>
       <w:tblPr/>
       <w:tcPr>
@@ -9371,7 +10065,7 @@
       <w:spacing w:after="0" w:line="240" w:lineRule="auto"/>
     </w:pPr>
     <w:rPr>
-      <w:color w:val="FFFFFF" w:themeColor="background1"/>
+      <w:color w:val="000000"/>
     </w:rPr>
     <w:tblPr>
       <w:tblStyleRowBandSize w:val="1"/>
@@ -9485,7 +10179,7 @@
       <w:spacing w:after="0" w:line="240" w:lineRule="auto"/>
     </w:pPr>
     <w:rPr>
-      <w:color w:val="FFFFFF" w:themeColor="background1"/>
+      <w:color w:val="000000"/>
     </w:rPr>
     <w:tblPr>
       <w:tblStyleRowBandSize w:val="1"/>
@@ -9599,7 +10293,7 @@
       <w:spacing w:after="0" w:line="240" w:lineRule="auto"/>
     </w:pPr>
     <w:rPr>
-      <w:color w:val="FFFFFF" w:themeColor="background1"/>
+      <w:color w:val="000000"/>
     </w:rPr>
     <w:tblPr>
       <w:tblStyleRowBandSize w:val="1"/>
@@ -9713,7 +10407,7 @@
       <w:spacing w:after="0" w:line="240" w:lineRule="auto"/>
     </w:pPr>
     <w:rPr>
-      <w:color w:val="FFFFFF" w:themeColor="background1"/>
+      <w:color w:val="000000"/>
     </w:rPr>
     <w:tblPr>
       <w:tblStyleRowBandSize w:val="1"/>
@@ -9827,7 +10521,7 @@
       <w:spacing w:after="0" w:line="240" w:lineRule="auto"/>
     </w:pPr>
     <w:rPr>
-      <w:color w:val="FFFFFF" w:themeColor="background1"/>
+      <w:color w:val="000000"/>
     </w:rPr>
     <w:tblPr>
       <w:tblStyleRowBandSize w:val="1"/>
@@ -9941,7 +10635,7 @@
       <w:spacing w:after="0" w:line="240" w:lineRule="auto"/>
     </w:pPr>
     <w:rPr>
-      <w:color w:val="FFFFFF" w:themeColor="background1"/>
+      <w:color w:val="000000"/>
     </w:rPr>
     <w:tblPr>
       <w:tblStyleRowBandSize w:val="1"/>
@@ -10055,7 +10749,7 @@
       <w:spacing w:after="0" w:line="240" w:lineRule="auto"/>
     </w:pPr>
     <w:rPr>
-      <w:color w:val="FFFFFF" w:themeColor="background1"/>
+      <w:color w:val="000000"/>
     </w:rPr>
     <w:tblPr>
       <w:tblStyleRowBandSize w:val="1"/>
@@ -10169,7 +10863,7 @@
       <w:spacing w:after="0" w:line="240" w:lineRule="auto"/>
     </w:pPr>
     <w:rPr>
-      <w:color w:val="000000" w:themeColor="text1"/>
+      <w:color w:val="000000"/>
     </w:rPr>
     <w:tblPr>
       <w:tblStyleRowBandSize w:val="1"/>
@@ -10215,7 +10909,7 @@
       <w:rPr>
         <w:b/>
         <w:bCs/>
-        <w:color w:val="FFFFFF" w:themeColor="background1"/>
+        <w:color w:val="000000"/>
       </w:rPr>
       <w:tblPr/>
       <w:tcPr>
@@ -10227,7 +10921,7 @@
     </w:tblStylePr>
     <w:tblStylePr w:type="firstCol">
       <w:rPr>
-        <w:color w:val="FFFFFF" w:themeColor="background1"/>
+        <w:color w:val="000000"/>
       </w:rPr>
       <w:tblPr/>
       <w:tcPr>
@@ -10244,7 +10938,7 @@
     </w:tblStylePr>
     <w:tblStylePr w:type="lastCol">
       <w:rPr>
-        <w:color w:val="FFFFFF" w:themeColor="background1"/>
+        <w:color w:val="000000"/>
       </w:rPr>
       <w:tblPr/>
       <w:tcPr>
@@ -10273,12 +10967,12 @@
     </w:tblStylePr>
     <w:tblStylePr w:type="neCell">
       <w:rPr>
-        <w:color w:val="000000" w:themeColor="text1"/>
+        <w:color w:val="000000"/>
       </w:rPr>
     </w:tblStylePr>
     <w:tblStylePr w:type="nwCell">
       <w:rPr>
-        <w:color w:val="000000" w:themeColor="text1"/>
+        <w:color w:val="000000"/>
       </w:rPr>
     </w:tblStylePr>
   </w:style>
@@ -10291,7 +10985,7 @@
       <w:spacing w:after="0" w:line="240" w:lineRule="auto"/>
     </w:pPr>
     <w:rPr>
-      <w:color w:val="000000" w:themeColor="text1"/>
+      <w:color w:val="000000"/>
     </w:rPr>
     <w:tblPr>
       <w:tblStyleRowBandSize w:val="1"/>
@@ -10337,7 +11031,7 @@
       <w:rPr>
         <w:b/>
         <w:bCs/>
-        <w:color w:val="FFFFFF" w:themeColor="background1"/>
+        <w:color w:val="000000"/>
       </w:rPr>
       <w:tblPr/>
       <w:tcPr>
@@ -10349,7 +11043,7 @@
     </w:tblStylePr>
     <w:tblStylePr w:type="firstCol">
       <w:rPr>
-        <w:color w:val="FFFFFF" w:themeColor="background1"/>
+        <w:color w:val="000000"/>
       </w:rPr>
       <w:tblPr/>
       <w:tcPr>
@@ -10366,7 +11060,7 @@
     </w:tblStylePr>
     <w:tblStylePr w:type="lastCol">
       <w:rPr>
-        <w:color w:val="FFFFFF" w:themeColor="background1"/>
+        <w:color w:val="000000"/>
       </w:rPr>
       <w:tblPr/>
       <w:tcPr>
@@ -10395,12 +11089,12 @@
     </w:tblStylePr>
     <w:tblStylePr w:type="neCell">
       <w:rPr>
-        <w:color w:val="000000" w:themeColor="text1"/>
+        <w:color w:val="000000"/>
       </w:rPr>
     </w:tblStylePr>
     <w:tblStylePr w:type="nwCell">
       <w:rPr>
-        <w:color w:val="000000" w:themeColor="text1"/>
+        <w:color w:val="000000"/>
       </w:rPr>
     </w:tblStylePr>
   </w:style>
@@ -10413,7 +11107,7 @@
       <w:spacing w:after="0" w:line="240" w:lineRule="auto"/>
     </w:pPr>
     <w:rPr>
-      <w:color w:val="000000" w:themeColor="text1"/>
+      <w:color w:val="000000"/>
     </w:rPr>
     <w:tblPr>
       <w:tblStyleRowBandSize w:val="1"/>
@@ -10459,7 +11153,7 @@
       <w:rPr>
         <w:b/>
         <w:bCs/>
-        <w:color w:val="FFFFFF" w:themeColor="background1"/>
+        <w:color w:val="000000"/>
       </w:rPr>
       <w:tblPr/>
       <w:tcPr>
@@ -10471,7 +11165,7 @@
     </w:tblStylePr>
     <w:tblStylePr w:type="firstCol">
       <w:rPr>
-        <w:color w:val="FFFFFF" w:themeColor="background1"/>
+        <w:color w:val="000000"/>
       </w:rPr>
       <w:tblPr/>
       <w:tcPr>
@@ -10488,7 +11182,7 @@
     </w:tblStylePr>
     <w:tblStylePr w:type="lastCol">
       <w:rPr>
-        <w:color w:val="FFFFFF" w:themeColor="background1"/>
+        <w:color w:val="000000"/>
       </w:rPr>
       <w:tblPr/>
       <w:tcPr>
@@ -10517,12 +11211,12 @@
     </w:tblStylePr>
     <w:tblStylePr w:type="neCell">
       <w:rPr>
-        <w:color w:val="000000" w:themeColor="text1"/>
+        <w:color w:val="000000"/>
       </w:rPr>
     </w:tblStylePr>
     <w:tblStylePr w:type="nwCell">
       <w:rPr>
-        <w:color w:val="000000" w:themeColor="text1"/>
+        <w:color w:val="000000"/>
       </w:rPr>
     </w:tblStylePr>
   </w:style>
@@ -10535,7 +11229,7 @@
       <w:spacing w:after="0" w:line="240" w:lineRule="auto"/>
     </w:pPr>
     <w:rPr>
-      <w:color w:val="000000" w:themeColor="text1"/>
+      <w:color w:val="000000"/>
     </w:rPr>
     <w:tblPr>
       <w:tblStyleRowBandSize w:val="1"/>
@@ -10581,7 +11275,7 @@
       <w:rPr>
         <w:b/>
         <w:bCs/>
-        <w:color w:val="FFFFFF" w:themeColor="background1"/>
+        <w:color w:val="000000"/>
       </w:rPr>
       <w:tblPr/>
       <w:tcPr>
@@ -10593,7 +11287,7 @@
     </w:tblStylePr>
     <w:tblStylePr w:type="firstCol">
       <w:rPr>
-        <w:color w:val="FFFFFF" w:themeColor="background1"/>
+        <w:color w:val="000000"/>
       </w:rPr>
       <w:tblPr/>
       <w:tcPr>
@@ -10610,7 +11304,7 @@
     </w:tblStylePr>
     <w:tblStylePr w:type="lastCol">
       <w:rPr>
-        <w:color w:val="FFFFFF" w:themeColor="background1"/>
+        <w:color w:val="000000"/>
       </w:rPr>
       <w:tblPr/>
       <w:tcPr>
@@ -10647,7 +11341,7 @@
       <w:spacing w:after="0" w:line="240" w:lineRule="auto"/>
     </w:pPr>
     <w:rPr>
-      <w:color w:val="000000" w:themeColor="text1"/>
+      <w:color w:val="000000"/>
     </w:rPr>
     <w:tblPr>
       <w:tblStyleRowBandSize w:val="1"/>
@@ -10693,7 +11387,7 @@
       <w:rPr>
         <w:b/>
         <w:bCs/>
-        <w:color w:val="FFFFFF" w:themeColor="background1"/>
+        <w:color w:val="000000"/>
       </w:rPr>
       <w:tblPr/>
       <w:tcPr>
@@ -10705,7 +11399,7 @@
     </w:tblStylePr>
     <w:tblStylePr w:type="firstCol">
       <w:rPr>
-        <w:color w:val="FFFFFF" w:themeColor="background1"/>
+        <w:color w:val="000000"/>
       </w:rPr>
       <w:tblPr/>
       <w:tcPr>
@@ -10722,7 +11416,7 @@
     </w:tblStylePr>
     <w:tblStylePr w:type="lastCol">
       <w:rPr>
-        <w:color w:val="FFFFFF" w:themeColor="background1"/>
+        <w:color w:val="000000"/>
       </w:rPr>
       <w:tblPr/>
       <w:tcPr>
@@ -10751,12 +11445,12 @@
     </w:tblStylePr>
     <w:tblStylePr w:type="neCell">
       <w:rPr>
-        <w:color w:val="000000" w:themeColor="text1"/>
+        <w:color w:val="000000"/>
       </w:rPr>
     </w:tblStylePr>
     <w:tblStylePr w:type="nwCell">
       <w:rPr>
-        <w:color w:val="000000" w:themeColor="text1"/>
+        <w:color w:val="000000"/>
       </w:rPr>
     </w:tblStylePr>
   </w:style>
@@ -10769,7 +11463,7 @@
       <w:spacing w:after="0" w:line="240" w:lineRule="auto"/>
     </w:pPr>
     <w:rPr>
-      <w:color w:val="000000" w:themeColor="text1"/>
+      <w:color w:val="000000"/>
     </w:rPr>
     <w:tblPr>
       <w:tblStyleRowBandSize w:val="1"/>
@@ -10815,7 +11509,7 @@
       <w:rPr>
         <w:b/>
         <w:bCs/>
-        <w:color w:val="FFFFFF" w:themeColor="background1"/>
+        <w:color w:val="000000"/>
       </w:rPr>
       <w:tblPr/>
       <w:tcPr>
@@ -10827,7 +11521,7 @@
     </w:tblStylePr>
     <w:tblStylePr w:type="firstCol">
       <w:rPr>
-        <w:color w:val="FFFFFF" w:themeColor="background1"/>
+        <w:color w:val="000000"/>
       </w:rPr>
       <w:tblPr/>
       <w:tcPr>
@@ -10844,7 +11538,7 @@
     </w:tblStylePr>
     <w:tblStylePr w:type="lastCol">
       <w:rPr>
-        <w:color w:val="FFFFFF" w:themeColor="background1"/>
+        <w:color w:val="000000"/>
       </w:rPr>
       <w:tblPr/>
       <w:tcPr>
@@ -10873,12 +11567,12 @@
     </w:tblStylePr>
     <w:tblStylePr w:type="neCell">
       <w:rPr>
-        <w:color w:val="000000" w:themeColor="text1"/>
+        <w:color w:val="000000"/>
       </w:rPr>
     </w:tblStylePr>
     <w:tblStylePr w:type="nwCell">
       <w:rPr>
-        <w:color w:val="000000" w:themeColor="text1"/>
+        <w:color w:val="000000"/>
       </w:rPr>
     </w:tblStylePr>
   </w:style>
@@ -10891,7 +11585,7 @@
       <w:spacing w:after="0" w:line="240" w:lineRule="auto"/>
     </w:pPr>
     <w:rPr>
-      <w:color w:val="000000" w:themeColor="text1"/>
+      <w:color w:val="000000"/>
     </w:rPr>
     <w:tblPr>
       <w:tblStyleRowBandSize w:val="1"/>
@@ -10937,7 +11631,7 @@
       <w:rPr>
         <w:b/>
         <w:bCs/>
-        <w:color w:val="FFFFFF" w:themeColor="background1"/>
+        <w:color w:val="000000"/>
       </w:rPr>
       <w:tblPr/>
       <w:tcPr>
@@ -10949,7 +11643,7 @@
     </w:tblStylePr>
     <w:tblStylePr w:type="firstCol">
       <w:rPr>
-        <w:color w:val="FFFFFF" w:themeColor="background1"/>
+        <w:color w:val="000000"/>
       </w:rPr>
       <w:tblPr/>
       <w:tcPr>
@@ -10966,7 +11660,7 @@
     </w:tblStylePr>
     <w:tblStylePr w:type="lastCol">
       <w:rPr>
-        <w:color w:val="FFFFFF" w:themeColor="background1"/>
+        <w:color w:val="000000"/>
       </w:rPr>
       <w:tblPr/>
       <w:tcPr>
@@ -10995,12 +11689,12 @@
     </w:tblStylePr>
     <w:tblStylePr w:type="neCell">
       <w:rPr>
-        <w:color w:val="000000" w:themeColor="text1"/>
+        <w:color w:val="000000"/>
       </w:rPr>
     </w:tblStylePr>
     <w:tblStylePr w:type="nwCell">
       <w:rPr>
-        <w:color w:val="000000" w:themeColor="text1"/>
+        <w:color w:val="000000"/>
       </w:rPr>
     </w:tblStylePr>
   </w:style>
@@ -11013,7 +11707,7 @@
       <w:spacing w:after="0" w:line="240" w:lineRule="auto"/>
     </w:pPr>
     <w:rPr>
-      <w:color w:val="000000" w:themeColor="text1"/>
+      <w:color w:val="000000"/>
     </w:rPr>
     <w:tblPr>
       <w:tblStyleRowBandSize w:val="1"/>
@@ -11033,7 +11727,7 @@
       <w:rPr>
         <w:b/>
         <w:bCs/>
-        <w:color w:val="FFFFFF" w:themeColor="background1"/>
+        <w:color w:val="000000"/>
       </w:rPr>
       <w:tblPr/>
       <w:tcPr>
@@ -11047,7 +11741,7 @@
       <w:rPr>
         <w:b/>
         <w:bCs/>
-        <w:color w:val="9E3A38" w:themeColor="accent2" w:themeShade="CC"/>
+        <w:color w:val="000000"/>
       </w:rPr>
       <w:tblPr/>
       <w:tcPr>
@@ -11099,7 +11793,7 @@
       <w:spacing w:after="0" w:line="240" w:lineRule="auto"/>
     </w:pPr>
     <w:rPr>
-      <w:color w:val="000000" w:themeColor="text1"/>
+      <w:color w:val="000000"/>
     </w:rPr>
     <w:tblPr>
       <w:tblStyleRowBandSize w:val="1"/>
@@ -11119,7 +11813,7 @@
       <w:rPr>
         <w:b/>
         <w:bCs/>
-        <w:color w:val="FFFFFF" w:themeColor="background1"/>
+        <w:color w:val="000000"/>
       </w:rPr>
       <w:tblPr/>
       <w:tcPr>
@@ -11133,7 +11827,7 @@
       <w:rPr>
         <w:b/>
         <w:bCs/>
-        <w:color w:val="9E3A38" w:themeColor="accent2" w:themeShade="CC"/>
+        <w:color w:val="000000"/>
       </w:rPr>
       <w:tblPr/>
       <w:tcPr>
@@ -11185,7 +11879,7 @@
       <w:spacing w:after="0" w:line="240" w:lineRule="auto"/>
     </w:pPr>
     <w:rPr>
-      <w:color w:val="000000" w:themeColor="text1"/>
+      <w:color w:val="000000"/>
     </w:rPr>
     <w:tblPr>
       <w:tblStyleRowBandSize w:val="1"/>
@@ -11205,7 +11899,7 @@
       <w:rPr>
         <w:b/>
         <w:bCs/>
-        <w:color w:val="FFFFFF" w:themeColor="background1"/>
+        <w:color w:val="000000"/>
       </w:rPr>
       <w:tblPr/>
       <w:tcPr>
@@ -11219,7 +11913,7 @@
       <w:rPr>
         <w:b/>
         <w:bCs/>
-        <w:color w:val="9E3A38" w:themeColor="accent2" w:themeShade="CC"/>
+        <w:color w:val="000000"/>
       </w:rPr>
       <w:tblPr/>
       <w:tcPr>
@@ -11271,7 +11965,7 @@
       <w:spacing w:after="0" w:line="240" w:lineRule="auto"/>
     </w:pPr>
     <w:rPr>
-      <w:color w:val="000000" w:themeColor="text1"/>
+      <w:color w:val="000000"/>
     </w:rPr>
     <w:tblPr>
       <w:tblStyleRowBandSize w:val="1"/>
@@ -11291,7 +11985,7 @@
       <w:rPr>
         <w:b/>
         <w:bCs/>
-        <w:color w:val="FFFFFF" w:themeColor="background1"/>
+        <w:color w:val="000000"/>
       </w:rPr>
       <w:tblPr/>
       <w:tcPr>
@@ -11305,7 +11999,7 @@
       <w:rPr>
         <w:b/>
         <w:bCs/>
-        <w:color w:val="664E82" w:themeColor="accent4" w:themeShade="CC"/>
+        <w:color w:val="000000"/>
       </w:rPr>
       <w:tblPr/>
       <w:tcPr>
@@ -11357,7 +12051,7 @@
       <w:spacing w:after="0" w:line="240" w:lineRule="auto"/>
     </w:pPr>
     <w:rPr>
-      <w:color w:val="000000" w:themeColor="text1"/>
+      <w:color w:val="000000"/>
     </w:rPr>
     <w:tblPr>
       <w:tblStyleRowBandSize w:val="1"/>
@@ -11377,7 +12071,7 @@
       <w:rPr>
         <w:b/>
         <w:bCs/>
-        <w:color w:val="FFFFFF" w:themeColor="background1"/>
+        <w:color w:val="000000"/>
       </w:rPr>
       <w:tblPr/>
       <w:tcPr>
@@ -11391,7 +12085,7 @@
       <w:rPr>
         <w:b/>
         <w:bCs/>
-        <w:color w:val="7E9C40" w:themeColor="accent3" w:themeShade="CC"/>
+        <w:color w:val="000000"/>
       </w:rPr>
       <w:tblPr/>
       <w:tcPr>
@@ -11443,7 +12137,7 @@
       <w:spacing w:after="0" w:line="240" w:lineRule="auto"/>
     </w:pPr>
     <w:rPr>
-      <w:color w:val="000000" w:themeColor="text1"/>
+      <w:color w:val="000000"/>
     </w:rPr>
     <w:tblPr>
       <w:tblStyleRowBandSize w:val="1"/>
@@ -11463,7 +12157,7 @@
       <w:rPr>
         <w:b/>
         <w:bCs/>
-        <w:color w:val="FFFFFF" w:themeColor="background1"/>
+        <w:color w:val="000000"/>
       </w:rPr>
       <w:tblPr/>
       <w:tcPr>
@@ -11477,7 +12171,7 @@
       <w:rPr>
         <w:b/>
         <w:bCs/>
-        <w:color w:val="F2730A" w:themeColor="accent6" w:themeShade="CC"/>
+        <w:color w:val="000000"/>
       </w:rPr>
       <w:tblPr/>
       <w:tcPr>
@@ -11529,7 +12223,7 @@
       <w:spacing w:after="0" w:line="240" w:lineRule="auto"/>
     </w:pPr>
     <w:rPr>
-      <w:color w:val="000000" w:themeColor="text1"/>
+      <w:color w:val="000000"/>
     </w:rPr>
     <w:tblPr>
       <w:tblStyleRowBandSize w:val="1"/>
@@ -11549,7 +12243,7 @@
       <w:rPr>
         <w:b/>
         <w:bCs/>
-        <w:color w:val="FFFFFF" w:themeColor="background1"/>
+        <w:color w:val="000000"/>
       </w:rPr>
       <w:tblPr/>
       <w:tcPr>
@@ -11563,7 +12257,7 @@
       <w:rPr>
         <w:b/>
         <w:bCs/>
-        <w:color w:val="348DA5" w:themeColor="accent5" w:themeShade="CC"/>
+        <w:color w:val="000000"/>
       </w:rPr>
       <w:tblPr/>
       <w:tcPr>
@@ -11615,7 +12309,7 @@
       <w:spacing w:after="0" w:line="240" w:lineRule="auto"/>
     </w:pPr>
     <w:rPr>
-      <w:color w:val="000000" w:themeColor="text1"/>
+      <w:color w:val="000000"/>
     </w:rPr>
     <w:tblPr>
       <w:tblStyleRowBandSize w:val="1"/>
@@ -11648,7 +12342,7 @@
       <w:rPr>
         <w:b/>
         <w:bCs/>
-        <w:color w:val="000000" w:themeColor="text1"/>
+        <w:color w:val="000000"/>
       </w:rPr>
       <w:tblPr/>
       <w:tcPr>
@@ -11657,7 +12351,7 @@
     </w:tblStylePr>
     <w:tblStylePr w:type="firstCol">
       <w:rPr>
-        <w:color w:val="FFFFFF" w:themeColor="background1"/>
+        <w:color w:val="000000"/>
       </w:rPr>
       <w:tblPr/>
       <w:tcPr>
@@ -11666,7 +12360,7 @@
     </w:tblStylePr>
     <w:tblStylePr w:type="lastCol">
       <w:rPr>
-        <w:color w:val="FFFFFF" w:themeColor="background1"/>
+        <w:color w:val="000000"/>
       </w:rPr>
       <w:tblPr/>
       <w:tcPr>
@@ -11695,7 +12389,7 @@
       <w:spacing w:after="0" w:line="240" w:lineRule="auto"/>
     </w:pPr>
     <w:rPr>
-      <w:color w:val="000000" w:themeColor="text1"/>
+      <w:color w:val="000000"/>
     </w:rPr>
     <w:tblPr>
       <w:tblStyleRowBandSize w:val="1"/>
@@ -11728,7 +12422,7 @@
       <w:rPr>
         <w:b/>
         <w:bCs/>
-        <w:color w:val="000000" w:themeColor="text1"/>
+        <w:color w:val="000000"/>
       </w:rPr>
       <w:tblPr/>
       <w:tcPr>
@@ -11737,7 +12431,7 @@
     </w:tblStylePr>
     <w:tblStylePr w:type="firstCol">
       <w:rPr>
-        <w:color w:val="FFFFFF" w:themeColor="background1"/>
+        <w:color w:val="000000"/>
       </w:rPr>
       <w:tblPr/>
       <w:tcPr>
@@ -11746,7 +12440,7 @@
     </w:tblStylePr>
     <w:tblStylePr w:type="lastCol">
       <w:rPr>
-        <w:color w:val="FFFFFF" w:themeColor="background1"/>
+        <w:color w:val="000000"/>
       </w:rPr>
       <w:tblPr/>
       <w:tcPr>
@@ -11775,7 +12469,7 @@
       <w:spacing w:after="0" w:line="240" w:lineRule="auto"/>
     </w:pPr>
     <w:rPr>
-      <w:color w:val="000000" w:themeColor="text1"/>
+      <w:color w:val="000000"/>
     </w:rPr>
     <w:tblPr>
       <w:tblStyleRowBandSize w:val="1"/>
@@ -11808,7 +12502,7 @@
       <w:rPr>
         <w:b/>
         <w:bCs/>
-        <w:color w:val="000000" w:themeColor="text1"/>
+        <w:color w:val="000000"/>
       </w:rPr>
       <w:tblPr/>
       <w:tcPr>
@@ -11817,7 +12511,7 @@
     </w:tblStylePr>
     <w:tblStylePr w:type="firstCol">
       <w:rPr>
-        <w:color w:val="FFFFFF" w:themeColor="background1"/>
+        <w:color w:val="000000"/>
       </w:rPr>
       <w:tblPr/>
       <w:tcPr>
@@ -11826,7 +12520,7 @@
     </w:tblStylePr>
     <w:tblStylePr w:type="lastCol">
       <w:rPr>
-        <w:color w:val="FFFFFF" w:themeColor="background1"/>
+        <w:color w:val="000000"/>
       </w:rPr>
       <w:tblPr/>
       <w:tcPr>
@@ -11855,7 +12549,7 @@
       <w:spacing w:after="0" w:line="240" w:lineRule="auto"/>
     </w:pPr>
     <w:rPr>
-      <w:color w:val="000000" w:themeColor="text1"/>
+      <w:color w:val="000000"/>
     </w:rPr>
     <w:tblPr>
       <w:tblStyleRowBandSize w:val="1"/>
@@ -11888,7 +12582,7 @@
       <w:rPr>
         <w:b/>
         <w:bCs/>
-        <w:color w:val="000000" w:themeColor="text1"/>
+        <w:color w:val="000000"/>
       </w:rPr>
       <w:tblPr/>
       <w:tcPr>
@@ -11897,7 +12591,7 @@
     </w:tblStylePr>
     <w:tblStylePr w:type="firstCol">
       <w:rPr>
-        <w:color w:val="FFFFFF" w:themeColor="background1"/>
+        <w:color w:val="000000"/>
       </w:rPr>
       <w:tblPr/>
       <w:tcPr>
@@ -11906,7 +12600,7 @@
     </w:tblStylePr>
     <w:tblStylePr w:type="lastCol">
       <w:rPr>
-        <w:color w:val="FFFFFF" w:themeColor="background1"/>
+        <w:color w:val="000000"/>
       </w:rPr>
       <w:tblPr/>
       <w:tcPr>
@@ -11935,7 +12629,7 @@
       <w:spacing w:after="0" w:line="240" w:lineRule="auto"/>
     </w:pPr>
     <w:rPr>
-      <w:color w:val="000000" w:themeColor="text1"/>
+      <w:color w:val="000000"/>
     </w:rPr>
     <w:tblPr>
       <w:tblStyleRowBandSize w:val="1"/>
@@ -11968,7 +12662,7 @@
       <w:rPr>
         <w:b/>
         <w:bCs/>
-        <w:color w:val="000000" w:themeColor="text1"/>
+        <w:color w:val="000000"/>
       </w:rPr>
       <w:tblPr/>
       <w:tcPr>
@@ -11977,7 +12671,7 @@
     </w:tblStylePr>
     <w:tblStylePr w:type="firstCol">
       <w:rPr>
-        <w:color w:val="FFFFFF" w:themeColor="background1"/>
+        <w:color w:val="000000"/>
       </w:rPr>
       <w:tblPr/>
       <w:tcPr>
@@ -11986,7 +12680,7 @@
     </w:tblStylePr>
     <w:tblStylePr w:type="lastCol">
       <w:rPr>
-        <w:color w:val="FFFFFF" w:themeColor="background1"/>
+        <w:color w:val="000000"/>
       </w:rPr>
       <w:tblPr/>
       <w:tcPr>
@@ -12015,7 +12709,7 @@
       <w:spacing w:after="0" w:line="240" w:lineRule="auto"/>
     </w:pPr>
     <w:rPr>
-      <w:color w:val="000000" w:themeColor="text1"/>
+      <w:color w:val="000000"/>
     </w:rPr>
     <w:tblPr>
       <w:tblStyleRowBandSize w:val="1"/>
@@ -12048,7 +12742,7 @@
       <w:rPr>
         <w:b/>
         <w:bCs/>
-        <w:color w:val="000000" w:themeColor="text1"/>
+        <w:color w:val="000000"/>
       </w:rPr>
       <w:tblPr/>
       <w:tcPr>
@@ -12057,7 +12751,7 @@
     </w:tblStylePr>
     <w:tblStylePr w:type="firstCol">
       <w:rPr>
-        <w:color w:val="FFFFFF" w:themeColor="background1"/>
+        <w:color w:val="000000"/>
       </w:rPr>
       <w:tblPr/>
       <w:tcPr>
@@ -12066,7 +12760,7 @@
     </w:tblStylePr>
     <w:tblStylePr w:type="lastCol">
       <w:rPr>
-        <w:color w:val="FFFFFF" w:themeColor="background1"/>
+        <w:color w:val="000000"/>
       </w:rPr>
       <w:tblPr/>
       <w:tcPr>
@@ -12095,7 +12789,7 @@
       <w:spacing w:after="0" w:line="240" w:lineRule="auto"/>
     </w:pPr>
     <w:rPr>
-      <w:color w:val="000000" w:themeColor="text1"/>
+      <w:color w:val="000000"/>
     </w:rPr>
     <w:tblPr>
       <w:tblStyleRowBandSize w:val="1"/>
@@ -12128,7 +12822,7 @@
       <w:rPr>
         <w:b/>
         <w:bCs/>
-        <w:color w:val="000000" w:themeColor="text1"/>
+        <w:color w:val="000000"/>
       </w:rPr>
       <w:tblPr/>
       <w:tcPr>
@@ -12137,7 +12831,7 @@
     </w:tblStylePr>
     <w:tblStylePr w:type="firstCol">
       <w:rPr>
-        <w:color w:val="FFFFFF" w:themeColor="background1"/>
+        <w:color w:val="000000"/>
       </w:rPr>
       <w:tblPr/>
       <w:tcPr>
@@ -12146,7 +12840,7 @@
     </w:tblStylePr>
     <w:tblStylePr w:type="lastCol">
       <w:rPr>
-        <w:color w:val="FFFFFF" w:themeColor="background1"/>
+        <w:color w:val="000000"/>
       </w:rPr>
       <w:tblPr/>
       <w:tcPr>
@@ -12348,7 +13042,7 @@
       <w:rFonts w:asciiTheme="majorHAnsi" w:eastAsiaTheme="majorEastAsia" w:hAnsiTheme="majorHAnsi" w:cstheme="majorBidi"/>
       <w:b/>
       <w:bCs/>
-      <w:color w:val="365F91" w:themeColor="accent1" w:themeShade="BF"/>
+      <w:color w:val="000000"/>
       <w:sz w:val="28"/>
       <w:szCs w:val="28"/>
     </w:rPr>
@@ -12372,7 +13066,7 @@
       <w:rFonts w:asciiTheme="majorHAnsi" w:eastAsiaTheme="majorEastAsia" w:hAnsiTheme="majorHAnsi" w:cstheme="majorBidi"/>
       <w:b/>
       <w:bCs/>
-      <w:color w:val="4F81BD" w:themeColor="accent1"/>
+      <w:color w:val="000000"/>
       <w:sz w:val="26"/>
       <w:szCs w:val="26"/>
     </w:rPr>
@@ -12396,7 +13090,7 @@
       <w:rFonts w:asciiTheme="majorHAnsi" w:eastAsiaTheme="majorEastAsia" w:hAnsiTheme="majorHAnsi" w:cstheme="majorBidi"/>
       <w:b/>
       <w:bCs/>
-      <w:color w:val="4F81BD" w:themeColor="accent1"/>
+      <w:color w:val="000000"/>
     </w:rPr>
   </w:style>
   <w:style w:type="paragraph" w:styleId="Heading4">
@@ -12421,7 +13115,7 @@
       <w:bCs/>
       <w:i/>
       <w:iCs/>
-      <w:color w:val="4F81BD" w:themeColor="accent1"/>
+      <w:color w:val="000000"/>
     </w:rPr>
   </w:style>
   <w:style w:type="paragraph" w:styleId="Heading5">
@@ -12442,7 +13136,7 @@
     </w:pPr>
     <w:rPr>
       <w:rFonts w:asciiTheme="majorHAnsi" w:eastAsiaTheme="majorEastAsia" w:hAnsiTheme="majorHAnsi" w:cstheme="majorBidi"/>
-      <w:color w:val="243F60" w:themeColor="accent1" w:themeShade="7F"/>
+      <w:color w:val="000000"/>
     </w:rPr>
   </w:style>
   <w:style w:type="paragraph" w:styleId="Heading6">
@@ -12465,7 +13159,7 @@
       <w:rFonts w:asciiTheme="majorHAnsi" w:eastAsiaTheme="majorEastAsia" w:hAnsiTheme="majorHAnsi" w:cstheme="majorBidi"/>
       <w:i/>
       <w:iCs/>
-      <w:color w:val="243F60" w:themeColor="accent1" w:themeShade="7F"/>
+      <w:color w:val="000000"/>
     </w:rPr>
   </w:style>
   <w:style w:type="paragraph" w:styleId="Heading7">
@@ -12488,7 +13182,7 @@
       <w:rFonts w:asciiTheme="majorHAnsi" w:eastAsiaTheme="majorEastAsia" w:hAnsiTheme="majorHAnsi" w:cstheme="majorBidi"/>
       <w:i/>
       <w:iCs/>
-      <w:color w:val="404040" w:themeColor="text1" w:themeTint="BF"/>
+      <w:color w:val="000000"/>
     </w:rPr>
   </w:style>
   <w:style w:type="paragraph" w:styleId="Heading8">
@@ -12509,7 +13203,7 @@
     </w:pPr>
     <w:rPr>
       <w:rFonts w:asciiTheme="majorHAnsi" w:eastAsiaTheme="majorEastAsia" w:hAnsiTheme="majorHAnsi" w:cstheme="majorBidi"/>
-      <w:color w:val="4F81BD" w:themeColor="accent1"/>
+      <w:color w:val="000000"/>
       <w:sz w:val="20"/>
       <w:szCs w:val="20"/>
     </w:rPr>
@@ -12534,7 +13228,7 @@
       <w:rFonts w:asciiTheme="majorHAnsi" w:eastAsiaTheme="majorEastAsia" w:hAnsiTheme="majorHAnsi" w:cstheme="majorBidi"/>
       <w:i/>
       <w:iCs/>
-      <w:color w:val="404040" w:themeColor="text1" w:themeTint="BF"/>
+      <w:color w:val="000000"/>
       <w:sz w:val="20"/>
       <w:szCs w:val="20"/>
     </w:rPr>
@@ -12585,7 +13279,7 @@
       <w:rFonts w:asciiTheme="majorHAnsi" w:eastAsiaTheme="majorEastAsia" w:hAnsiTheme="majorHAnsi" w:cstheme="majorBidi"/>
       <w:b/>
       <w:bCs/>
-      <w:color w:val="365F91" w:themeColor="accent1" w:themeShade="BF"/>
+      <w:color w:val="000000"/>
       <w:sz w:val="28"/>
       <w:szCs w:val="28"/>
     </w:rPr>
@@ -12600,7 +13294,7 @@
       <w:rFonts w:asciiTheme="majorHAnsi" w:eastAsiaTheme="majorEastAsia" w:hAnsiTheme="majorHAnsi" w:cstheme="majorBidi"/>
       <w:b/>
       <w:bCs/>
-      <w:color w:val="4F81BD" w:themeColor="accent1"/>
+      <w:color w:val="000000"/>
       <w:sz w:val="26"/>
       <w:szCs w:val="26"/>
     </w:rPr>
@@ -12615,7 +13309,7 @@
       <w:rFonts w:asciiTheme="majorHAnsi" w:eastAsiaTheme="majorEastAsia" w:hAnsiTheme="majorHAnsi" w:cstheme="majorBidi"/>
       <w:b/>
       <w:bCs/>
-      <w:color w:val="4F81BD" w:themeColor="accent1"/>
+      <w:color w:val="000000"/>
     </w:rPr>
   </w:style>
   <w:style w:type="paragraph" w:styleId="Title">
@@ -12635,7 +13329,7 @@
     </w:pPr>
     <w:rPr>
       <w:rFonts w:asciiTheme="majorHAnsi" w:eastAsiaTheme="majorEastAsia" w:hAnsiTheme="majorHAnsi" w:cstheme="majorBidi"/>
-      <w:color w:val="17365D" w:themeColor="text2" w:themeShade="BF"/>
+      <w:color w:val="000000"/>
       <w:spacing w:val="5"/>
       <w:kern w:val="28"/>
       <w:sz w:val="52"/>
@@ -12650,7 +13344,7 @@
     <w:rsid w:val="00FC693F"/>
     <w:rPr>
       <w:rFonts w:asciiTheme="majorHAnsi" w:eastAsiaTheme="majorEastAsia" w:hAnsiTheme="majorHAnsi" w:cstheme="majorBidi"/>
-      <w:color w:val="17365D" w:themeColor="text2" w:themeShade="BF"/>
+      <w:color w:val="000000"/>
       <w:spacing w:val="5"/>
       <w:kern w:val="28"/>
       <w:sz w:val="52"/>
@@ -12674,7 +13368,7 @@
       <w:rFonts w:asciiTheme="majorHAnsi" w:eastAsiaTheme="majorEastAsia" w:hAnsiTheme="majorHAnsi" w:cstheme="majorBidi"/>
       <w:i/>
       <w:iCs/>
-      <w:color w:val="4F81BD" w:themeColor="accent1"/>
+      <w:color w:val="000000"/>
       <w:spacing w:val="15"/>
       <w:sz w:val="24"/>
       <w:szCs w:val="24"/>
@@ -12690,7 +13384,7 @@
       <w:rFonts w:asciiTheme="majorHAnsi" w:eastAsiaTheme="majorEastAsia" w:hAnsiTheme="majorHAnsi" w:cstheme="majorBidi"/>
       <w:i/>
       <w:iCs/>
-      <w:color w:val="4F81BD" w:themeColor="accent1"/>
+      <w:color w:val="000000"/>
       <w:spacing w:val="15"/>
       <w:sz w:val="24"/>
       <w:szCs w:val="24"/>
@@ -12962,7 +13656,7 @@
     <w:rPr>
       <w:i/>
       <w:iCs/>
-      <w:color w:val="000000" w:themeColor="text1"/>
+      <w:color w:val="000000"/>
     </w:rPr>
   </w:style>
   <w:style w:type="character" w:customStyle="1" w:styleId="QuoteChar">
@@ -12974,7 +13668,7 @@
     <w:rPr>
       <w:i/>
       <w:iCs/>
-      <w:color w:val="000000" w:themeColor="text1"/>
+      <w:color w:val="000000"/>
     </w:rPr>
   </w:style>
   <w:style w:type="character" w:customStyle="1" w:styleId="Heading4Char">
@@ -12990,7 +13684,7 @@
       <w:bCs/>
       <w:i/>
       <w:iCs/>
-      <w:color w:val="4F81BD" w:themeColor="accent1"/>
+      <w:color w:val="000000"/>
     </w:rPr>
   </w:style>
   <w:style w:type="character" w:customStyle="1" w:styleId="Heading5Char">
@@ -13002,7 +13696,7 @@
     <w:rsid w:val="00FC693F"/>
     <w:rPr>
       <w:rFonts w:asciiTheme="majorHAnsi" w:eastAsiaTheme="majorEastAsia" w:hAnsiTheme="majorHAnsi" w:cstheme="majorBidi"/>
-      <w:color w:val="243F60" w:themeColor="accent1" w:themeShade="7F"/>
+      <w:color w:val="000000"/>
     </w:rPr>
   </w:style>
   <w:style w:type="character" w:customStyle="1" w:styleId="Heading6Char">
@@ -13016,7 +13710,7 @@
       <w:rFonts w:asciiTheme="majorHAnsi" w:eastAsiaTheme="majorEastAsia" w:hAnsiTheme="majorHAnsi" w:cstheme="majorBidi"/>
       <w:i/>
       <w:iCs/>
-      <w:color w:val="243F60" w:themeColor="accent1" w:themeShade="7F"/>
+      <w:color w:val="000000"/>
     </w:rPr>
   </w:style>
   <w:style w:type="character" w:customStyle="1" w:styleId="Heading7Char">
@@ -13030,7 +13724,7 @@
       <w:rFonts w:asciiTheme="majorHAnsi" w:eastAsiaTheme="majorEastAsia" w:hAnsiTheme="majorHAnsi" w:cstheme="majorBidi"/>
       <w:i/>
       <w:iCs/>
-      <w:color w:val="404040" w:themeColor="text1" w:themeTint="BF"/>
+      <w:color w:val="000000"/>
     </w:rPr>
   </w:style>
   <w:style w:type="character" w:customStyle="1" w:styleId="Heading8Char">
@@ -13042,7 +13736,7 @@
     <w:rsid w:val="00FC693F"/>
     <w:rPr>
       <w:rFonts w:asciiTheme="majorHAnsi" w:eastAsiaTheme="majorEastAsia" w:hAnsiTheme="majorHAnsi" w:cstheme="majorBidi"/>
-      <w:color w:val="4F81BD" w:themeColor="accent1"/>
+      <w:color w:val="000000"/>
       <w:sz w:val="20"/>
       <w:szCs w:val="20"/>
     </w:rPr>
@@ -13058,7 +13752,7 @@
       <w:rFonts w:asciiTheme="majorHAnsi" w:eastAsiaTheme="majorEastAsia" w:hAnsiTheme="majorHAnsi" w:cstheme="majorBidi"/>
       <w:i/>
       <w:iCs/>
-      <w:color w:val="404040" w:themeColor="text1" w:themeTint="BF"/>
+      <w:color w:val="000000"/>
       <w:sz w:val="20"/>
       <w:szCs w:val="20"/>
     </w:rPr>
@@ -13078,7 +13772,7 @@
     <w:rPr>
       <w:b/>
       <w:bCs/>
-      <w:color w:val="4F81BD" w:themeColor="accent1"/>
+      <w:color w:val="000000"/>
       <w:sz w:val="18"/>
       <w:szCs w:val="18"/>
     </w:rPr>
@@ -13125,7 +13819,7 @@
       <w:bCs/>
       <w:i/>
       <w:iCs/>
-      <w:color w:val="4F81BD" w:themeColor="accent1"/>
+      <w:color w:val="000000"/>
     </w:rPr>
   </w:style>
   <w:style w:type="character" w:customStyle="1" w:styleId="IntenseQuoteChar">
@@ -13139,7 +13833,7 @@
       <w:bCs/>
       <w:i/>
       <w:iCs/>
-      <w:color w:val="4F81BD" w:themeColor="accent1"/>
+      <w:color w:val="000000"/>
     </w:rPr>
   </w:style>
   <w:style w:type="character" w:styleId="SubtleEmphasis">
@@ -13151,7 +13845,7 @@
     <w:rPr>
       <w:i/>
       <w:iCs/>
-      <w:color w:val="808080" w:themeColor="text1" w:themeTint="7F"/>
+      <w:color w:val="000000"/>
     </w:rPr>
   </w:style>
   <w:style w:type="character" w:styleId="IntenseEmphasis">
@@ -13165,7 +13859,7 @@
       <w:bCs/>
       <w:i/>
       <w:iCs/>
-      <w:color w:val="4F81BD" w:themeColor="accent1"/>
+      <w:color w:val="000000"/>
     </w:rPr>
   </w:style>
   <w:style w:type="character" w:styleId="SubtleReference">
@@ -13176,7 +13870,7 @@
     <w:rsid w:val="00FC693F"/>
     <w:rPr>
       <w:smallCaps/>
-      <w:color w:val="C0504D" w:themeColor="accent2"/>
+      <w:color w:val="000000"/>
       <w:u w:val="single"/>
     </w:rPr>
   </w:style>
@@ -13190,7 +13884,7 @@
       <w:b/>
       <w:bCs/>
       <w:smallCaps/>
-      <w:color w:val="C0504D" w:themeColor="accent2"/>
+      <w:color w:val="000000"/>
       <w:spacing w:val="5"/>
       <w:u w:val="single"/>
     </w:rPr>
@@ -13256,7 +13950,7 @@
       <w:spacing w:after="0" w:line="240" w:lineRule="auto"/>
     </w:pPr>
     <w:rPr>
-      <w:color w:val="000000" w:themeColor="text1" w:themeShade="BF"/>
+      <w:color w:val="000000"/>
     </w:rPr>
     <w:tblPr>
       <w:tblStyleRowBandSize w:val="1"/>
@@ -13359,7 +14053,7 @@
       <w:spacing w:after="0" w:line="240" w:lineRule="auto"/>
     </w:pPr>
     <w:rPr>
-      <w:color w:val="365F91" w:themeColor="accent1" w:themeShade="BF"/>
+      <w:color w:val="000000"/>
     </w:rPr>
     <w:tblPr>
       <w:tblStyleRowBandSize w:val="1"/>
@@ -13462,7 +14156,7 @@
       <w:spacing w:after="0" w:line="240" w:lineRule="auto"/>
     </w:pPr>
     <w:rPr>
-      <w:color w:val="943634" w:themeColor="accent2" w:themeShade="BF"/>
+      <w:color w:val="000000"/>
     </w:rPr>
     <w:tblPr>
       <w:tblStyleRowBandSize w:val="1"/>
@@ -13565,7 +14259,7 @@
       <w:spacing w:after="0" w:line="240" w:lineRule="auto"/>
     </w:pPr>
     <w:rPr>
-      <w:color w:val="76923C" w:themeColor="accent3" w:themeShade="BF"/>
+      <w:color w:val="000000"/>
     </w:rPr>
     <w:tblPr>
       <w:tblStyleRowBandSize w:val="1"/>
@@ -13668,7 +14362,7 @@
       <w:spacing w:after="0" w:line="240" w:lineRule="auto"/>
     </w:pPr>
     <w:rPr>
-      <w:color w:val="5F497A" w:themeColor="accent4" w:themeShade="BF"/>
+      <w:color w:val="000000"/>
     </w:rPr>
     <w:tblPr>
       <w:tblStyleRowBandSize w:val="1"/>
@@ -13771,7 +14465,7 @@
       <w:spacing w:after="0" w:line="240" w:lineRule="auto"/>
     </w:pPr>
     <w:rPr>
-      <w:color w:val="31849B" w:themeColor="accent5" w:themeShade="BF"/>
+      <w:color w:val="000000"/>
     </w:rPr>
     <w:tblPr>
       <w:tblStyleRowBandSize w:val="1"/>
@@ -13874,7 +14568,7 @@
       <w:spacing w:after="0" w:line="240" w:lineRule="auto"/>
     </w:pPr>
     <w:rPr>
-      <w:color w:val="E36C0A" w:themeColor="accent6" w:themeShade="BF"/>
+      <w:color w:val="000000"/>
     </w:rPr>
     <w:tblPr>
       <w:tblStyleRowBandSize w:val="1"/>
@@ -14000,7 +14694,7 @@
       <w:rPr>
         <w:b/>
         <w:bCs/>
-        <w:color w:val="FFFFFF" w:themeColor="background1"/>
+        <w:color w:val="000000"/>
       </w:rPr>
       <w:tblPr/>
       <w:tcPr>
@@ -14092,7 +14786,7 @@
       <w:rPr>
         <w:b/>
         <w:bCs/>
-        <w:color w:val="FFFFFF" w:themeColor="background1"/>
+        <w:color w:val="000000"/>
       </w:rPr>
       <w:tblPr/>
       <w:tcPr>
@@ -14184,7 +14878,7 @@
       <w:rPr>
         <w:b/>
         <w:bCs/>
-        <w:color w:val="FFFFFF" w:themeColor="background1"/>
+        <w:color w:val="000000"/>
       </w:rPr>
       <w:tblPr/>
       <w:tcPr>
@@ -14276,7 +14970,7 @@
       <w:rPr>
         <w:b/>
         <w:bCs/>
-        <w:color w:val="FFFFFF" w:themeColor="background1"/>
+        <w:color w:val="000000"/>
       </w:rPr>
       <w:tblPr/>
       <w:tcPr>
@@ -14368,7 +15062,7 @@
       <w:rPr>
         <w:b/>
         <w:bCs/>
-        <w:color w:val="FFFFFF" w:themeColor="background1"/>
+        <w:color w:val="000000"/>
       </w:rPr>
       <w:tblPr/>
       <w:tcPr>
@@ -14460,7 +15154,7 @@
       <w:rPr>
         <w:b/>
         <w:bCs/>
-        <w:color w:val="FFFFFF" w:themeColor="background1"/>
+        <w:color w:val="000000"/>
       </w:rPr>
       <w:tblPr/>
       <w:tcPr>
@@ -14552,7 +15246,7 @@
       <w:rPr>
         <w:b/>
         <w:bCs/>
-        <w:color w:val="FFFFFF" w:themeColor="background1"/>
+        <w:color w:val="000000"/>
       </w:rPr>
       <w:tblPr/>
       <w:tcPr>
@@ -15555,7 +16249,7 @@
       <w:rPr>
         <w:b/>
         <w:bCs/>
-        <w:color w:val="FFFFFF" w:themeColor="background1"/>
+        <w:color w:val="000000"/>
       </w:rPr>
       <w:tblPr/>
       <w:tcPr>
@@ -15661,7 +16355,7 @@
       <w:rPr>
         <w:b/>
         <w:bCs/>
-        <w:color w:val="FFFFFF" w:themeColor="background1"/>
+        <w:color w:val="000000"/>
       </w:rPr>
       <w:tblPr/>
       <w:tcPr>
@@ -15767,7 +16461,7 @@
       <w:rPr>
         <w:b/>
         <w:bCs/>
-        <w:color w:val="FFFFFF" w:themeColor="background1"/>
+        <w:color w:val="000000"/>
       </w:rPr>
       <w:tblPr/>
       <w:tcPr>
@@ -15873,7 +16567,7 @@
       <w:rPr>
         <w:b/>
         <w:bCs/>
-        <w:color w:val="FFFFFF" w:themeColor="background1"/>
+        <w:color w:val="000000"/>
       </w:rPr>
       <w:tblPr/>
       <w:tcPr>
@@ -15979,7 +16673,7 @@
       <w:rPr>
         <w:b/>
         <w:bCs/>
-        <w:color w:val="FFFFFF" w:themeColor="background1"/>
+        <w:color w:val="000000"/>
       </w:rPr>
       <w:tblPr/>
       <w:tcPr>
@@ -16085,7 +16779,7 @@
       <w:rPr>
         <w:b/>
         <w:bCs/>
-        <w:color w:val="FFFFFF" w:themeColor="background1"/>
+        <w:color w:val="000000"/>
       </w:rPr>
       <w:tblPr/>
       <w:tcPr>
@@ -16191,7 +16885,7 @@
       <w:rPr>
         <w:b/>
         <w:bCs/>
-        <w:color w:val="FFFFFF" w:themeColor="background1"/>
+        <w:color w:val="000000"/>
       </w:rPr>
       <w:tblPr/>
       <w:tcPr>
@@ -16294,7 +16988,7 @@
       <w:rPr>
         <w:b/>
         <w:bCs/>
-        <w:color w:val="FFFFFF" w:themeColor="background1"/>
+        <w:color w:val="000000"/>
       </w:rPr>
       <w:tblPr/>
       <w:tcPr>
@@ -16314,7 +17008,7 @@
         <w:spacing w:before="0" w:after="0" w:line="240" w:lineRule="auto"/>
       </w:pPr>
       <w:rPr>
-        <w:color w:val="auto"/>
+        <w:color w:val="000000"/>
       </w:rPr>
       <w:tblPr/>
       <w:tcPr>
@@ -16333,7 +17027,7 @@
       <w:rPr>
         <w:b/>
         <w:bCs/>
-        <w:color w:val="FFFFFF" w:themeColor="background1"/>
+        <w:color w:val="000000"/>
       </w:rPr>
       <w:tblPr/>
       <w:tcPr>
@@ -16352,7 +17046,7 @@
       <w:rPr>
         <w:b/>
         <w:bCs/>
-        <w:color w:val="FFFFFF" w:themeColor="background1"/>
+        <w:color w:val="000000"/>
       </w:rPr>
       <w:tblPr/>
       <w:tcPr>
@@ -16398,7 +17092,7 @@
     </w:tblStylePr>
     <w:tblStylePr w:type="nwCell">
       <w:rPr>
-        <w:color w:val="FFFFFF" w:themeColor="background1"/>
+        <w:color w:val="000000"/>
       </w:rPr>
       <w:tblPr/>
       <w:tcPr>
@@ -16443,7 +17137,7 @@
       <w:rPr>
         <w:b/>
         <w:bCs/>
-        <w:color w:val="FFFFFF" w:themeColor="background1"/>
+        <w:color w:val="000000"/>
       </w:rPr>
       <w:tblPr/>
       <w:tcPr>
@@ -16463,7 +17157,7 @@
         <w:spacing w:before="0" w:after="0" w:line="240" w:lineRule="auto"/>
       </w:pPr>
       <w:rPr>
-        <w:color w:val="auto"/>
+        <w:color w:val="000000"/>
       </w:rPr>
       <w:tblPr/>
       <w:tcPr>
@@ -16482,7 +17176,7 @@
       <w:rPr>
         <w:b/>
         <w:bCs/>
-        <w:color w:val="FFFFFF" w:themeColor="background1"/>
+        <w:color w:val="000000"/>
       </w:rPr>
       <w:tblPr/>
       <w:tcPr>
@@ -16501,7 +17195,7 @@
       <w:rPr>
         <w:b/>
         <w:bCs/>
-        <w:color w:val="FFFFFF" w:themeColor="background1"/>
+        <w:color w:val="000000"/>
       </w:rPr>
       <w:tblPr/>
       <w:tcPr>
@@ -16547,7 +17241,7 @@
     </w:tblStylePr>
     <w:tblStylePr w:type="nwCell">
       <w:rPr>
-        <w:color w:val="FFFFFF" w:themeColor="background1"/>
+        <w:color w:val="000000"/>
       </w:rPr>
       <w:tblPr/>
       <w:tcPr>
@@ -16592,7 +17286,7 @@
       <w:rPr>
         <w:b/>
         <w:bCs/>
-        <w:color w:val="FFFFFF" w:themeColor="background1"/>
+        <w:color w:val="000000"/>
       </w:rPr>
       <w:tblPr/>
       <w:tcPr>
@@ -16612,7 +17306,7 @@
         <w:spacing w:before="0" w:after="0" w:line="240" w:lineRule="auto"/>
       </w:pPr>
       <w:rPr>
-        <w:color w:val="auto"/>
+        <w:color w:val="000000"/>
       </w:rPr>
       <w:tblPr/>
       <w:tcPr>
@@ -16631,7 +17325,7 @@
       <w:rPr>
         <w:b/>
         <w:bCs/>
-        <w:color w:val="FFFFFF" w:themeColor="background1"/>
+        <w:color w:val="000000"/>
       </w:rPr>
       <w:tblPr/>
       <w:tcPr>
@@ -16650,7 +17344,7 @@
       <w:rPr>
         <w:b/>
         <w:bCs/>
-        <w:color w:val="FFFFFF" w:themeColor="background1"/>
+        <w:color w:val="000000"/>
       </w:rPr>
       <w:tblPr/>
       <w:tcPr>
@@ -16696,7 +17390,7 @@
     </w:tblStylePr>
     <w:tblStylePr w:type="nwCell">
       <w:rPr>
-        <w:color w:val="FFFFFF" w:themeColor="background1"/>
+        <w:color w:val="000000"/>
       </w:rPr>
       <w:tblPr/>
       <w:tcPr>
@@ -16741,7 +17435,7 @@
       <w:rPr>
         <w:b/>
         <w:bCs/>
-        <w:color w:val="FFFFFF" w:themeColor="background1"/>
+        <w:color w:val="000000"/>
       </w:rPr>
       <w:tblPr/>
       <w:tcPr>
@@ -16761,7 +17455,7 @@
         <w:spacing w:before="0" w:after="0" w:line="240" w:lineRule="auto"/>
       </w:pPr>
       <w:rPr>
-        <w:color w:val="auto"/>
+        <w:color w:val="000000"/>
       </w:rPr>
       <w:tblPr/>
       <w:tcPr>
@@ -16780,7 +17474,7 @@
       <w:rPr>
         <w:b/>
         <w:bCs/>
-        <w:color w:val="FFFFFF" w:themeColor="background1"/>
+        <w:color w:val="000000"/>
       </w:rPr>
       <w:tblPr/>
       <w:tcPr>
@@ -16799,7 +17493,7 @@
       <w:rPr>
         <w:b/>
         <w:bCs/>
-        <w:color w:val="FFFFFF" w:themeColor="background1"/>
+        <w:color w:val="000000"/>
       </w:rPr>
       <w:tblPr/>
       <w:tcPr>
@@ -16845,7 +17539,7 @@
     </w:tblStylePr>
     <w:tblStylePr w:type="nwCell">
       <w:rPr>
-        <w:color w:val="FFFFFF" w:themeColor="background1"/>
+        <w:color w:val="000000"/>
       </w:rPr>
       <w:tblPr/>
       <w:tcPr>
@@ -16890,7 +17584,7 @@
       <w:rPr>
         <w:b/>
         <w:bCs/>
-        <w:color w:val="FFFFFF" w:themeColor="background1"/>
+        <w:color w:val="000000"/>
       </w:rPr>
       <w:tblPr/>
       <w:tcPr>
@@ -16910,7 +17604,7 @@
         <w:spacing w:before="0" w:after="0" w:line="240" w:lineRule="auto"/>
       </w:pPr>
       <w:rPr>
-        <w:color w:val="auto"/>
+        <w:color w:val="000000"/>
       </w:rPr>
       <w:tblPr/>
       <w:tcPr>
@@ -16929,7 +17623,7 @@
       <w:rPr>
         <w:b/>
         <w:bCs/>
-        <w:color w:val="FFFFFF" w:themeColor="background1"/>
+        <w:color w:val="000000"/>
       </w:rPr>
       <w:tblPr/>
       <w:tcPr>
@@ -16948,7 +17642,7 @@
       <w:rPr>
         <w:b/>
         <w:bCs/>
-        <w:color w:val="FFFFFF" w:themeColor="background1"/>
+        <w:color w:val="000000"/>
       </w:rPr>
       <w:tblPr/>
       <w:tcPr>
@@ -16994,7 +17688,7 @@
     </w:tblStylePr>
     <w:tblStylePr w:type="nwCell">
       <w:rPr>
-        <w:color w:val="FFFFFF" w:themeColor="background1"/>
+        <w:color w:val="000000"/>
       </w:rPr>
       <w:tblPr/>
       <w:tcPr>
@@ -17039,7 +17733,7 @@
       <w:rPr>
         <w:b/>
         <w:bCs/>
-        <w:color w:val="FFFFFF" w:themeColor="background1"/>
+        <w:color w:val="000000"/>
       </w:rPr>
       <w:tblPr/>
       <w:tcPr>
@@ -17059,7 +17753,7 @@
         <w:spacing w:before="0" w:after="0" w:line="240" w:lineRule="auto"/>
       </w:pPr>
       <w:rPr>
-        <w:color w:val="auto"/>
+        <w:color w:val="000000"/>
       </w:rPr>
       <w:tblPr/>
       <w:tcPr>
@@ -17078,7 +17772,7 @@
       <w:rPr>
         <w:b/>
         <w:bCs/>
-        <w:color w:val="FFFFFF" w:themeColor="background1"/>
+        <w:color w:val="000000"/>
       </w:rPr>
       <w:tblPr/>
       <w:tcPr>
@@ -17097,7 +17791,7 @@
       <w:rPr>
         <w:b/>
         <w:bCs/>
-        <w:color w:val="FFFFFF" w:themeColor="background1"/>
+        <w:color w:val="000000"/>
       </w:rPr>
       <w:tblPr/>
       <w:tcPr>
@@ -17143,7 +17837,7 @@
     </w:tblStylePr>
     <w:tblStylePr w:type="nwCell">
       <w:rPr>
-        <w:color w:val="FFFFFF" w:themeColor="background1"/>
+        <w:color w:val="000000"/>
       </w:rPr>
       <w:tblPr/>
       <w:tcPr>
@@ -17188,7 +17882,7 @@
       <w:rPr>
         <w:b/>
         <w:bCs/>
-        <w:color w:val="FFFFFF" w:themeColor="background1"/>
+        <w:color w:val="000000"/>
       </w:rPr>
       <w:tblPr/>
       <w:tcPr>
@@ -17208,7 +17902,7 @@
         <w:spacing w:before="0" w:after="0" w:line="240" w:lineRule="auto"/>
       </w:pPr>
       <w:rPr>
-        <w:color w:val="auto"/>
+        <w:color w:val="000000"/>
       </w:rPr>
       <w:tblPr/>
       <w:tcPr>
@@ -17227,7 +17921,7 @@
       <w:rPr>
         <w:b/>
         <w:bCs/>
-        <w:color w:val="FFFFFF" w:themeColor="background1"/>
+        <w:color w:val="000000"/>
       </w:rPr>
       <w:tblPr/>
       <w:tcPr>
@@ -17246,7 +17940,7 @@
       <w:rPr>
         <w:b/>
         <w:bCs/>
-        <w:color w:val="FFFFFF" w:themeColor="background1"/>
+        <w:color w:val="000000"/>
       </w:rPr>
       <w:tblPr/>
       <w:tcPr>
@@ -17292,7 +17986,7 @@
     </w:tblStylePr>
     <w:tblStylePr w:type="nwCell">
       <w:rPr>
-        <w:color w:val="FFFFFF" w:themeColor="background1"/>
+        <w:color w:val="000000"/>
       </w:rPr>
       <w:tblPr/>
       <w:tcPr>
@@ -17316,7 +18010,7 @@
       <w:spacing w:after="0" w:line="240" w:lineRule="auto"/>
     </w:pPr>
     <w:rPr>
-      <w:color w:val="000000" w:themeColor="text1"/>
+      <w:color w:val="000000"/>
     </w:rPr>
     <w:tblPr>
       <w:tblStyleRowBandSize w:val="1"/>
@@ -17349,7 +18043,7 @@
       <w:rPr>
         <w:b/>
         <w:bCs/>
-        <w:color w:val="1F497D" w:themeColor="text2"/>
+        <w:color w:val="000000"/>
       </w:rPr>
       <w:tblPr/>
       <w:tcPr>
@@ -17400,7 +18094,7 @@
       <w:spacing w:after="0" w:line="240" w:lineRule="auto"/>
     </w:pPr>
     <w:rPr>
-      <w:color w:val="000000" w:themeColor="text1"/>
+      <w:color w:val="000000"/>
     </w:rPr>
     <w:tblPr>
       <w:tblStyleRowBandSize w:val="1"/>
@@ -17433,7 +18127,7 @@
       <w:rPr>
         <w:b/>
         <w:bCs/>
-        <w:color w:val="1F497D" w:themeColor="text2"/>
+        <w:color w:val="000000"/>
       </w:rPr>
       <w:tblPr/>
       <w:tcPr>
@@ -17484,7 +18178,7 @@
       <w:spacing w:after="0" w:line="240" w:lineRule="auto"/>
     </w:pPr>
     <w:rPr>
-      <w:color w:val="000000" w:themeColor="text1"/>
+      <w:color w:val="000000"/>
     </w:rPr>
     <w:tblPr>
       <w:tblStyleRowBandSize w:val="1"/>
@@ -17517,7 +18211,7 @@
       <w:rPr>
         <w:b/>
         <w:bCs/>
-        <w:color w:val="1F497D" w:themeColor="text2"/>
+        <w:color w:val="000000"/>
       </w:rPr>
       <w:tblPr/>
       <w:tcPr>
@@ -17568,7 +18262,7 @@
       <w:spacing w:after="0" w:line="240" w:lineRule="auto"/>
     </w:pPr>
     <w:rPr>
-      <w:color w:val="000000" w:themeColor="text1"/>
+      <w:color w:val="000000"/>
     </w:rPr>
     <w:tblPr>
       <w:tblStyleRowBandSize w:val="1"/>
@@ -17601,7 +18295,7 @@
       <w:rPr>
         <w:b/>
         <w:bCs/>
-        <w:color w:val="1F497D" w:themeColor="text2"/>
+        <w:color w:val="000000"/>
       </w:rPr>
       <w:tblPr/>
       <w:tcPr>
@@ -17652,7 +18346,7 @@
       <w:spacing w:after="0" w:line="240" w:lineRule="auto"/>
     </w:pPr>
     <w:rPr>
-      <w:color w:val="000000" w:themeColor="text1"/>
+      <w:color w:val="000000"/>
     </w:rPr>
     <w:tblPr>
       <w:tblStyleRowBandSize w:val="1"/>
@@ -17685,7 +18379,7 @@
       <w:rPr>
         <w:b/>
         <w:bCs/>
-        <w:color w:val="1F497D" w:themeColor="text2"/>
+        <w:color w:val="000000"/>
       </w:rPr>
       <w:tblPr/>
       <w:tcPr>
@@ -17736,7 +18430,7 @@
       <w:spacing w:after="0" w:line="240" w:lineRule="auto"/>
     </w:pPr>
     <w:rPr>
-      <w:color w:val="000000" w:themeColor="text1"/>
+      <w:color w:val="000000"/>
     </w:rPr>
     <w:tblPr>
       <w:tblStyleRowBandSize w:val="1"/>
@@ -17769,7 +18463,7 @@
       <w:rPr>
         <w:b/>
         <w:bCs/>
-        <w:color w:val="1F497D" w:themeColor="text2"/>
+        <w:color w:val="000000"/>
       </w:rPr>
       <w:tblPr/>
       <w:tcPr>
@@ -17820,7 +18514,7 @@
       <w:spacing w:after="0" w:line="240" w:lineRule="auto"/>
     </w:pPr>
     <w:rPr>
-      <w:color w:val="000000" w:themeColor="text1"/>
+      <w:color w:val="000000"/>
     </w:rPr>
     <w:tblPr>
       <w:tblStyleRowBandSize w:val="1"/>
@@ -17853,7 +18547,7 @@
       <w:rPr>
         <w:b/>
         <w:bCs/>
-        <w:color w:val="1F497D" w:themeColor="text2"/>
+        <w:color w:val="000000"/>
       </w:rPr>
       <w:tblPr/>
       <w:tcPr>
@@ -17905,7 +18599,7 @@
     </w:pPr>
     <w:rPr>
       <w:rFonts w:asciiTheme="majorHAnsi" w:eastAsiaTheme="majorEastAsia" w:hAnsiTheme="majorHAnsi" w:cstheme="majorBidi"/>
-      <w:color w:val="000000" w:themeColor="text1"/>
+      <w:color w:val="000000"/>
     </w:rPr>
     <w:tblPr>
       <w:tblStyleRowBandSize w:val="1"/>
@@ -18033,7 +18727,7 @@
     </w:pPr>
     <w:rPr>
       <w:rFonts w:asciiTheme="majorHAnsi" w:eastAsiaTheme="majorEastAsia" w:hAnsiTheme="majorHAnsi" w:cstheme="majorBidi"/>
-      <w:color w:val="000000" w:themeColor="text1"/>
+      <w:color w:val="000000"/>
     </w:rPr>
     <w:tblPr>
       <w:tblStyleRowBandSize w:val="1"/>
@@ -18161,7 +18855,7 @@
     </w:pPr>
     <w:rPr>
       <w:rFonts w:asciiTheme="majorHAnsi" w:eastAsiaTheme="majorEastAsia" w:hAnsiTheme="majorHAnsi" w:cstheme="majorBidi"/>
-      <w:color w:val="000000" w:themeColor="text1"/>
+      <w:color w:val="000000"/>
     </w:rPr>
     <w:tblPr>
       <w:tblStyleRowBandSize w:val="1"/>
@@ -18289,7 +18983,7 @@
     </w:pPr>
     <w:rPr>
       <w:rFonts w:asciiTheme="majorHAnsi" w:eastAsiaTheme="majorEastAsia" w:hAnsiTheme="majorHAnsi" w:cstheme="majorBidi"/>
-      <w:color w:val="000000" w:themeColor="text1"/>
+      <w:color w:val="000000"/>
     </w:rPr>
     <w:tblPr>
       <w:tblStyleRowBandSize w:val="1"/>
@@ -18417,7 +19111,7 @@
     </w:pPr>
     <w:rPr>
       <w:rFonts w:asciiTheme="majorHAnsi" w:eastAsiaTheme="majorEastAsia" w:hAnsiTheme="majorHAnsi" w:cstheme="majorBidi"/>
-      <w:color w:val="000000" w:themeColor="text1"/>
+      <w:color w:val="000000"/>
     </w:rPr>
     <w:tblPr>
       <w:tblStyleRowBandSize w:val="1"/>
@@ -18545,7 +19239,7 @@
     </w:pPr>
     <w:rPr>
       <w:rFonts w:asciiTheme="majorHAnsi" w:eastAsiaTheme="majorEastAsia" w:hAnsiTheme="majorHAnsi" w:cstheme="majorBidi"/>
-      <w:color w:val="000000" w:themeColor="text1"/>
+      <w:color w:val="000000"/>
     </w:rPr>
     <w:tblPr>
       <w:tblStyleRowBandSize w:val="1"/>
@@ -18673,7 +19367,7 @@
     </w:pPr>
     <w:rPr>
       <w:rFonts w:asciiTheme="majorHAnsi" w:eastAsiaTheme="majorEastAsia" w:hAnsiTheme="majorHAnsi" w:cstheme="majorBidi"/>
-      <w:color w:val="000000" w:themeColor="text1"/>
+      <w:color w:val="000000"/>
     </w:rPr>
     <w:tblPr>
       <w:tblStyleRowBandSize w:val="1"/>
@@ -19312,7 +20006,7 @@
     </w:pPr>
     <w:rPr>
       <w:rFonts w:asciiTheme="majorHAnsi" w:eastAsiaTheme="majorEastAsia" w:hAnsiTheme="majorHAnsi" w:cstheme="majorBidi"/>
-      <w:color w:val="000000" w:themeColor="text1"/>
+      <w:color w:val="000000"/>
     </w:rPr>
     <w:tblPr>
       <w:tblStyleRowBandSize w:val="1"/>
@@ -19340,7 +20034,7 @@
       <w:rPr>
         <w:b/>
         <w:bCs/>
-        <w:color w:val="000000" w:themeColor="text1"/>
+        <w:color w:val="000000"/>
       </w:rPr>
       <w:tblPr/>
       <w:tcPr>
@@ -19351,7 +20045,7 @@
       <w:rPr>
         <w:b/>
         <w:bCs/>
-        <w:color w:val="000000" w:themeColor="text1"/>
+        <w:color w:val="000000"/>
       </w:rPr>
       <w:tblPr/>
       <w:tcPr>
@@ -19370,7 +20064,7 @@
       <w:rPr>
         <w:b/>
         <w:bCs/>
-        <w:color w:val="000000" w:themeColor="text1"/>
+        <w:color w:val="000000"/>
       </w:rPr>
       <w:tblPr/>
       <w:tcPr>
@@ -19389,7 +20083,7 @@
       <w:rPr>
         <w:b w:val="0"/>
         <w:bCs w:val="0"/>
-        <w:color w:val="000000" w:themeColor="text1"/>
+        <w:color w:val="000000"/>
       </w:rPr>
       <w:tblPr/>
       <w:tcPr>
@@ -19437,7 +20131,7 @@
     </w:pPr>
     <w:rPr>
       <w:rFonts w:asciiTheme="majorHAnsi" w:eastAsiaTheme="majorEastAsia" w:hAnsiTheme="majorHAnsi" w:cstheme="majorBidi"/>
-      <w:color w:val="000000" w:themeColor="text1"/>
+      <w:color w:val="000000"/>
     </w:rPr>
     <w:tblPr>
       <w:tblStyleRowBandSize w:val="1"/>
@@ -19465,7 +20159,7 @@
       <w:rPr>
         <w:b/>
         <w:bCs/>
-        <w:color w:val="000000" w:themeColor="text1"/>
+        <w:color w:val="000000"/>
       </w:rPr>
       <w:tblPr/>
       <w:tcPr>
@@ -19476,7 +20170,7 @@
       <w:rPr>
         <w:b/>
         <w:bCs/>
-        <w:color w:val="000000" w:themeColor="text1"/>
+        <w:color w:val="000000"/>
       </w:rPr>
       <w:tblPr/>
       <w:tcPr>
@@ -19495,7 +20189,7 @@
       <w:rPr>
         <w:b/>
         <w:bCs/>
-        <w:color w:val="000000" w:themeColor="text1"/>
+        <w:color w:val="000000"/>
       </w:rPr>
       <w:tblPr/>
       <w:tcPr>
@@ -19514,7 +20208,7 @@
       <w:rPr>
         <w:b w:val="0"/>
         <w:bCs w:val="0"/>
-        <w:color w:val="000000" w:themeColor="text1"/>
+        <w:color w:val="000000"/>
       </w:rPr>
       <w:tblPr/>
       <w:tcPr>
@@ -19562,7 +20256,7 @@
     </w:pPr>
     <w:rPr>
       <w:rFonts w:asciiTheme="majorHAnsi" w:eastAsiaTheme="majorEastAsia" w:hAnsiTheme="majorHAnsi" w:cstheme="majorBidi"/>
-      <w:color w:val="000000" w:themeColor="text1"/>
+      <w:color w:val="000000"/>
     </w:rPr>
     <w:tblPr>
       <w:tblStyleRowBandSize w:val="1"/>
@@ -19590,7 +20284,7 @@
       <w:rPr>
         <w:b/>
         <w:bCs/>
-        <w:color w:val="000000" w:themeColor="text1"/>
+        <w:color w:val="000000"/>
       </w:rPr>
       <w:tblPr/>
       <w:tcPr>
@@ -19601,7 +20295,7 @@
       <w:rPr>
         <w:b/>
         <w:bCs/>
-        <w:color w:val="000000" w:themeColor="text1"/>
+        <w:color w:val="000000"/>
       </w:rPr>
       <w:tblPr/>
       <w:tcPr>
@@ -19620,7 +20314,7 @@
       <w:rPr>
         <w:b/>
         <w:bCs/>
-        <w:color w:val="000000" w:themeColor="text1"/>
+        <w:color w:val="000000"/>
       </w:rPr>
       <w:tblPr/>
       <w:tcPr>
@@ -19639,7 +20333,7 @@
       <w:rPr>
         <w:b w:val="0"/>
         <w:bCs w:val="0"/>
-        <w:color w:val="000000" w:themeColor="text1"/>
+        <w:color w:val="000000"/>
       </w:rPr>
       <w:tblPr/>
       <w:tcPr>
@@ -19687,7 +20381,7 @@
     </w:pPr>
     <w:rPr>
       <w:rFonts w:asciiTheme="majorHAnsi" w:eastAsiaTheme="majorEastAsia" w:hAnsiTheme="majorHAnsi" w:cstheme="majorBidi"/>
-      <w:color w:val="000000" w:themeColor="text1"/>
+      <w:color w:val="000000"/>
     </w:rPr>
     <w:tblPr>
       <w:tblStyleRowBandSize w:val="1"/>
@@ -19715,7 +20409,7 @@
       <w:rPr>
         <w:b/>
         <w:bCs/>
-        <w:color w:val="000000" w:themeColor="text1"/>
+        <w:color w:val="000000"/>
       </w:rPr>
       <w:tblPr/>
       <w:tcPr>
@@ -19726,7 +20420,7 @@
       <w:rPr>
         <w:b/>
         <w:bCs/>
-        <w:color w:val="000000" w:themeColor="text1"/>
+        <w:color w:val="000000"/>
       </w:rPr>
       <w:tblPr/>
       <w:tcPr>
@@ -19745,7 +20439,7 @@
       <w:rPr>
         <w:b/>
         <w:bCs/>
-        <w:color w:val="000000" w:themeColor="text1"/>
+        <w:color w:val="000000"/>
       </w:rPr>
       <w:tblPr/>
       <w:tcPr>
@@ -19764,7 +20458,7 @@
       <w:rPr>
         <w:b w:val="0"/>
         <w:bCs w:val="0"/>
-        <w:color w:val="000000" w:themeColor="text1"/>
+        <w:color w:val="000000"/>
       </w:rPr>
       <w:tblPr/>
       <w:tcPr>
@@ -19812,7 +20506,7 @@
     </w:pPr>
     <w:rPr>
       <w:rFonts w:asciiTheme="majorHAnsi" w:eastAsiaTheme="majorEastAsia" w:hAnsiTheme="majorHAnsi" w:cstheme="majorBidi"/>
-      <w:color w:val="000000" w:themeColor="text1"/>
+      <w:color w:val="000000"/>
     </w:rPr>
     <w:tblPr>
       <w:tblStyleRowBandSize w:val="1"/>
@@ -19840,7 +20534,7 @@
       <w:rPr>
         <w:b/>
         <w:bCs/>
-        <w:color w:val="000000" w:themeColor="text1"/>
+        <w:color w:val="000000"/>
       </w:rPr>
       <w:tblPr/>
       <w:tcPr>
@@ -19851,7 +20545,7 @@
       <w:rPr>
         <w:b/>
         <w:bCs/>
-        <w:color w:val="000000" w:themeColor="text1"/>
+        <w:color w:val="000000"/>
       </w:rPr>
       <w:tblPr/>
       <w:tcPr>
@@ -19870,7 +20564,7 @@
       <w:rPr>
         <w:b/>
         <w:bCs/>
-        <w:color w:val="000000" w:themeColor="text1"/>
+        <w:color w:val="000000"/>
       </w:rPr>
       <w:tblPr/>
       <w:tcPr>
@@ -19889,7 +20583,7 @@
       <w:rPr>
         <w:b w:val="0"/>
         <w:bCs w:val="0"/>
-        <w:color w:val="000000" w:themeColor="text1"/>
+        <w:color w:val="000000"/>
       </w:rPr>
       <w:tblPr/>
       <w:tcPr>
@@ -19937,7 +20631,7 @@
     </w:pPr>
     <w:rPr>
       <w:rFonts w:asciiTheme="majorHAnsi" w:eastAsiaTheme="majorEastAsia" w:hAnsiTheme="majorHAnsi" w:cstheme="majorBidi"/>
-      <w:color w:val="000000" w:themeColor="text1"/>
+      <w:color w:val="000000"/>
     </w:rPr>
     <w:tblPr>
       <w:tblStyleRowBandSize w:val="1"/>
@@ -19965,7 +20659,7 @@
       <w:rPr>
         <w:b/>
         <w:bCs/>
-        <w:color w:val="000000" w:themeColor="text1"/>
+        <w:color w:val="000000"/>
       </w:rPr>
       <w:tblPr/>
       <w:tcPr>
@@ -19976,7 +20670,7 @@
       <w:rPr>
         <w:b/>
         <w:bCs/>
-        <w:color w:val="000000" w:themeColor="text1"/>
+        <w:color w:val="000000"/>
       </w:rPr>
       <w:tblPr/>
       <w:tcPr>
@@ -19995,7 +20689,7 @@
       <w:rPr>
         <w:b/>
         <w:bCs/>
-        <w:color w:val="000000" w:themeColor="text1"/>
+        <w:color w:val="000000"/>
       </w:rPr>
       <w:tblPr/>
       <w:tcPr>
@@ -20014,7 +20708,7 @@
       <w:rPr>
         <w:b w:val="0"/>
         <w:bCs w:val="0"/>
-        <w:color w:val="000000" w:themeColor="text1"/>
+        <w:color w:val="000000"/>
       </w:rPr>
       <w:tblPr/>
       <w:tcPr>
@@ -20062,7 +20756,7 @@
     </w:pPr>
     <w:rPr>
       <w:rFonts w:asciiTheme="majorHAnsi" w:eastAsiaTheme="majorEastAsia" w:hAnsiTheme="majorHAnsi" w:cstheme="majorBidi"/>
-      <w:color w:val="000000" w:themeColor="text1"/>
+      <w:color w:val="000000"/>
     </w:rPr>
     <w:tblPr>
       <w:tblStyleRowBandSize w:val="1"/>
@@ -20090,7 +20784,7 @@
       <w:rPr>
         <w:b/>
         <w:bCs/>
-        <w:color w:val="000000" w:themeColor="text1"/>
+        <w:color w:val="000000"/>
       </w:rPr>
       <w:tblPr/>
       <w:tcPr>
@@ -20101,7 +20795,7 @@
       <w:rPr>
         <w:b/>
         <w:bCs/>
-        <w:color w:val="000000" w:themeColor="text1"/>
+        <w:color w:val="000000"/>
       </w:rPr>
       <w:tblPr/>
       <w:tcPr>
@@ -20120,7 +20814,7 @@
       <w:rPr>
         <w:b/>
         <w:bCs/>
-        <w:color w:val="000000" w:themeColor="text1"/>
+        <w:color w:val="000000"/>
       </w:rPr>
       <w:tblPr/>
       <w:tcPr>
@@ -20139,7 +20833,7 @@
       <w:rPr>
         <w:b w:val="0"/>
         <w:bCs w:val="0"/>
-        <w:color w:val="000000" w:themeColor="text1"/>
+        <w:color w:val="000000"/>
       </w:rPr>
       <w:tblPr/>
       <w:tcPr>
@@ -20213,7 +20907,7 @@
         <w:bCs/>
         <w:i w:val="0"/>
         <w:iCs w:val="0"/>
-        <w:color w:val="FFFFFF" w:themeColor="background1"/>
+        <w:color w:val="000000"/>
       </w:rPr>
       <w:tblPr/>
       <w:tcPr>
@@ -20234,7 +20928,7 @@
         <w:bCs/>
         <w:i w:val="0"/>
         <w:iCs w:val="0"/>
-        <w:color w:val="FFFFFF" w:themeColor="background1"/>
+        <w:color w:val="000000"/>
       </w:rPr>
       <w:tblPr/>
       <w:tcPr>
@@ -20255,7 +20949,7 @@
         <w:bCs/>
         <w:i w:val="0"/>
         <w:iCs w:val="0"/>
-        <w:color w:val="FFFFFF" w:themeColor="background1"/>
+        <w:color w:val="000000"/>
       </w:rPr>
       <w:tblPr/>
       <w:tcPr>
@@ -20274,7 +20968,7 @@
         <w:bCs/>
         <w:i w:val="0"/>
         <w:iCs w:val="0"/>
-        <w:color w:val="FFFFFF" w:themeColor="background1"/>
+        <w:color w:val="000000"/>
       </w:rPr>
       <w:tblPr/>
       <w:tcPr>
@@ -20354,7 +21048,7 @@
         <w:bCs/>
         <w:i w:val="0"/>
         <w:iCs w:val="0"/>
-        <w:color w:val="FFFFFF" w:themeColor="background1"/>
+        <w:color w:val="000000"/>
       </w:rPr>
       <w:tblPr/>
       <w:tcPr>
@@ -20375,7 +21069,7 @@
         <w:bCs/>
         <w:i w:val="0"/>
         <w:iCs w:val="0"/>
-        <w:color w:val="FFFFFF" w:themeColor="background1"/>
+        <w:color w:val="000000"/>
       </w:rPr>
       <w:tblPr/>
       <w:tcPr>
@@ -20396,7 +21090,7 @@
         <w:bCs/>
         <w:i w:val="0"/>
         <w:iCs w:val="0"/>
-        <w:color w:val="FFFFFF" w:themeColor="background1"/>
+        <w:color w:val="000000"/>
       </w:rPr>
       <w:tblPr/>
       <w:tcPr>
@@ -20415,7 +21109,7 @@
         <w:bCs/>
         <w:i w:val="0"/>
         <w:iCs w:val="0"/>
-        <w:color w:val="FFFFFF" w:themeColor="background1"/>
+        <w:color w:val="000000"/>
       </w:rPr>
       <w:tblPr/>
       <w:tcPr>
@@ -20495,7 +21189,7 @@
         <w:bCs/>
         <w:i w:val="0"/>
         <w:iCs w:val="0"/>
-        <w:color w:val="FFFFFF" w:themeColor="background1"/>
+        <w:color w:val="000000"/>
       </w:rPr>
       <w:tblPr/>
       <w:tcPr>
@@ -20516,7 +21210,7 @@
         <w:bCs/>
         <w:i w:val="0"/>
         <w:iCs w:val="0"/>
-        <w:color w:val="FFFFFF" w:themeColor="background1"/>
+        <w:color w:val="000000"/>
       </w:rPr>
       <w:tblPr/>
       <w:tcPr>
@@ -20537,7 +21231,7 @@
         <w:bCs/>
         <w:i w:val="0"/>
         <w:iCs w:val="0"/>
-        <w:color w:val="FFFFFF" w:themeColor="background1"/>
+        <w:color w:val="000000"/>
       </w:rPr>
       <w:tblPr/>
       <w:tcPr>
@@ -20556,7 +21250,7 @@
         <w:bCs/>
         <w:i w:val="0"/>
         <w:iCs w:val="0"/>
-        <w:color w:val="FFFFFF" w:themeColor="background1"/>
+        <w:color w:val="000000"/>
       </w:rPr>
       <w:tblPr/>
       <w:tcPr>
@@ -20636,7 +21330,7 @@
         <w:bCs/>
         <w:i w:val="0"/>
         <w:iCs w:val="0"/>
-        <w:color w:val="FFFFFF" w:themeColor="background1"/>
+        <w:color w:val="000000"/>
       </w:rPr>
       <w:tblPr/>
       <w:tcPr>
@@ -20657,7 +21351,7 @@
         <w:bCs/>
         <w:i w:val="0"/>
         <w:iCs w:val="0"/>
-        <w:color w:val="FFFFFF" w:themeColor="background1"/>
+        <w:color w:val="000000"/>
       </w:rPr>
       <w:tblPr/>
       <w:tcPr>
@@ -20678,7 +21372,7 @@
         <w:bCs/>
         <w:i w:val="0"/>
         <w:iCs w:val="0"/>
-        <w:color w:val="FFFFFF" w:themeColor="background1"/>
+        <w:color w:val="000000"/>
       </w:rPr>
       <w:tblPr/>
       <w:tcPr>
@@ -20697,7 +21391,7 @@
         <w:bCs/>
         <w:i w:val="0"/>
         <w:iCs w:val="0"/>
-        <w:color w:val="FFFFFF" w:themeColor="background1"/>
+        <w:color w:val="000000"/>
       </w:rPr>
       <w:tblPr/>
       <w:tcPr>
@@ -20777,7 +21471,7 @@
         <w:bCs/>
         <w:i w:val="0"/>
         <w:iCs w:val="0"/>
-        <w:color w:val="FFFFFF" w:themeColor="background1"/>
+        <w:color w:val="000000"/>
       </w:rPr>
       <w:tblPr/>
       <w:tcPr>
@@ -20798,7 +21492,7 @@
         <w:bCs/>
         <w:i w:val="0"/>
         <w:iCs w:val="0"/>
-        <w:color w:val="FFFFFF" w:themeColor="background1"/>
+        <w:color w:val="000000"/>
       </w:rPr>
       <w:tblPr/>
       <w:tcPr>
@@ -20819,7 +21513,7 @@
         <w:bCs/>
         <w:i w:val="0"/>
         <w:iCs w:val="0"/>
-        <w:color w:val="FFFFFF" w:themeColor="background1"/>
+        <w:color w:val="000000"/>
       </w:rPr>
       <w:tblPr/>
       <w:tcPr>
@@ -20838,7 +21532,7 @@
         <w:bCs/>
         <w:i w:val="0"/>
         <w:iCs w:val="0"/>
-        <w:color w:val="FFFFFF" w:themeColor="background1"/>
+        <w:color w:val="000000"/>
       </w:rPr>
       <w:tblPr/>
       <w:tcPr>
@@ -20918,7 +21612,7 @@
         <w:bCs/>
         <w:i w:val="0"/>
         <w:iCs w:val="0"/>
-        <w:color w:val="FFFFFF" w:themeColor="background1"/>
+        <w:color w:val="000000"/>
       </w:rPr>
       <w:tblPr/>
       <w:tcPr>
@@ -20939,7 +21633,7 @@
         <w:bCs/>
         <w:i w:val="0"/>
         <w:iCs w:val="0"/>
-        <w:color w:val="FFFFFF" w:themeColor="background1"/>
+        <w:color w:val="000000"/>
       </w:rPr>
       <w:tblPr/>
       <w:tcPr>
@@ -20960,7 +21654,7 @@
         <w:bCs/>
         <w:i w:val="0"/>
         <w:iCs w:val="0"/>
-        <w:color w:val="FFFFFF" w:themeColor="background1"/>
+        <w:color w:val="000000"/>
       </w:rPr>
       <w:tblPr/>
       <w:tcPr>
@@ -20979,7 +21673,7 @@
         <w:bCs/>
         <w:i w:val="0"/>
         <w:iCs w:val="0"/>
-        <w:color w:val="FFFFFF" w:themeColor="background1"/>
+        <w:color w:val="000000"/>
       </w:rPr>
       <w:tblPr/>
       <w:tcPr>
@@ -21059,7 +21753,7 @@
         <w:bCs/>
         <w:i w:val="0"/>
         <w:iCs w:val="0"/>
-        <w:color w:val="FFFFFF" w:themeColor="background1"/>
+        <w:color w:val="000000"/>
       </w:rPr>
       <w:tblPr/>
       <w:tcPr>
@@ -21080,7 +21774,7 @@
         <w:bCs/>
         <w:i w:val="0"/>
         <w:iCs w:val="0"/>
-        <w:color w:val="FFFFFF" w:themeColor="background1"/>
+        <w:color w:val="000000"/>
       </w:rPr>
       <w:tblPr/>
       <w:tcPr>
@@ -21101,7 +21795,7 @@
         <w:bCs/>
         <w:i w:val="0"/>
         <w:iCs w:val="0"/>
-        <w:color w:val="FFFFFF" w:themeColor="background1"/>
+        <w:color w:val="000000"/>
       </w:rPr>
       <w:tblPr/>
       <w:tcPr>
@@ -21120,7 +21814,7 @@
         <w:bCs/>
         <w:i w:val="0"/>
         <w:iCs w:val="0"/>
-        <w:color w:val="FFFFFF" w:themeColor="background1"/>
+        <w:color w:val="000000"/>
       </w:rPr>
       <w:tblPr/>
       <w:tcPr>
@@ -21173,7 +21867,7 @@
       <w:spacing w:after="0" w:line="240" w:lineRule="auto"/>
     </w:pPr>
     <w:rPr>
-      <w:color w:val="FFFFFF" w:themeColor="background1"/>
+      <w:color w:val="000000"/>
     </w:rPr>
     <w:tblPr>
       <w:tblStyleRowBandSize w:val="1"/>
@@ -21287,7 +21981,7 @@
       <w:spacing w:after="0" w:line="240" w:lineRule="auto"/>
     </w:pPr>
     <w:rPr>
-      <w:color w:val="FFFFFF" w:themeColor="background1"/>
+      <w:color w:val="000000"/>
     </w:rPr>
     <w:tblPr>
       <w:tblStyleRowBandSize w:val="1"/>
@@ -21401,7 +22095,7 @@
       <w:spacing w:after="0" w:line="240" w:lineRule="auto"/>
     </w:pPr>
     <w:rPr>
-      <w:color w:val="FFFFFF" w:themeColor="background1"/>
+      <w:color w:val="000000"/>
     </w:rPr>
     <w:tblPr>
       <w:tblStyleRowBandSize w:val="1"/>
@@ -21515,7 +22209,7 @@
       <w:spacing w:after="0" w:line="240" w:lineRule="auto"/>
     </w:pPr>
     <w:rPr>
-      <w:color w:val="FFFFFF" w:themeColor="background1"/>
+      <w:color w:val="000000"/>
     </w:rPr>
     <w:tblPr>
       <w:tblStyleRowBandSize w:val="1"/>
@@ -21629,7 +22323,7 @@
       <w:spacing w:after="0" w:line="240" w:lineRule="auto"/>
     </w:pPr>
     <w:rPr>
-      <w:color w:val="FFFFFF" w:themeColor="background1"/>
+      <w:color w:val="000000"/>
     </w:rPr>
     <w:tblPr>
       <w:tblStyleRowBandSize w:val="1"/>
@@ -21743,7 +22437,7 @@
       <w:spacing w:after="0" w:line="240" w:lineRule="auto"/>
     </w:pPr>
     <w:rPr>
-      <w:color w:val="FFFFFF" w:themeColor="background1"/>
+      <w:color w:val="000000"/>
     </w:rPr>
     <w:tblPr>
       <w:tblStyleRowBandSize w:val="1"/>
@@ -21857,7 +22551,7 @@
       <w:spacing w:after="0" w:line="240" w:lineRule="auto"/>
     </w:pPr>
     <w:rPr>
-      <w:color w:val="FFFFFF" w:themeColor="background1"/>
+      <w:color w:val="000000"/>
     </w:rPr>
     <w:tblPr>
       <w:tblStyleRowBandSize w:val="1"/>
@@ -21971,7 +22665,7 @@
       <w:spacing w:after="0" w:line="240" w:lineRule="auto"/>
     </w:pPr>
     <w:rPr>
-      <w:color w:val="000000" w:themeColor="text1"/>
+      <w:color w:val="000000"/>
     </w:rPr>
     <w:tblPr>
       <w:tblStyleRowBandSize w:val="1"/>
@@ -22017,7 +22711,7 @@
       <w:rPr>
         <w:b/>
         <w:bCs/>
-        <w:color w:val="FFFFFF" w:themeColor="background1"/>
+        <w:color w:val="000000"/>
       </w:rPr>
       <w:tblPr/>
       <w:tcPr>
@@ -22029,7 +22723,7 @@
     </w:tblStylePr>
     <w:tblStylePr w:type="firstCol">
       <w:rPr>
-        <w:color w:val="FFFFFF" w:themeColor="background1"/>
+        <w:color w:val="000000"/>
       </w:rPr>
       <w:tblPr/>
       <w:tcPr>
@@ -22046,7 +22740,7 @@
     </w:tblStylePr>
     <w:tblStylePr w:type="lastCol">
       <w:rPr>
-        <w:color w:val="FFFFFF" w:themeColor="background1"/>
+        <w:color w:val="000000"/>
       </w:rPr>
       <w:tblPr/>
       <w:tcPr>
@@ -22075,12 +22769,12 @@
     </w:tblStylePr>
     <w:tblStylePr w:type="neCell">
       <w:rPr>
-        <w:color w:val="000000" w:themeColor="text1"/>
+        <w:color w:val="000000"/>
       </w:rPr>
     </w:tblStylePr>
     <w:tblStylePr w:type="nwCell">
       <w:rPr>
-        <w:color w:val="000000" w:themeColor="text1"/>
+        <w:color w:val="000000"/>
       </w:rPr>
     </w:tblStylePr>
   </w:style>
@@ -22093,7 +22787,7 @@
       <w:spacing w:after="0" w:line="240" w:lineRule="auto"/>
     </w:pPr>
     <w:rPr>
-      <w:color w:val="000000" w:themeColor="text1"/>
+      <w:color w:val="000000"/>
     </w:rPr>
     <w:tblPr>
       <w:tblStyleRowBandSize w:val="1"/>
@@ -22139,7 +22833,7 @@
       <w:rPr>
         <w:b/>
         <w:bCs/>
-        <w:color w:val="FFFFFF" w:themeColor="background1"/>
+        <w:color w:val="000000"/>
       </w:rPr>
       <w:tblPr/>
       <w:tcPr>
@@ -22151,7 +22845,7 @@
     </w:tblStylePr>
     <w:tblStylePr w:type="firstCol">
       <w:rPr>
-        <w:color w:val="FFFFFF" w:themeColor="background1"/>
+        <w:color w:val="000000"/>
       </w:rPr>
       <w:tblPr/>
       <w:tcPr>
@@ -22168,7 +22862,7 @@
     </w:tblStylePr>
     <w:tblStylePr w:type="lastCol">
       <w:rPr>
-        <w:color w:val="FFFFFF" w:themeColor="background1"/>
+        <w:color w:val="000000"/>
       </w:rPr>
       <w:tblPr/>
       <w:tcPr>
@@ -22197,12 +22891,12 @@
     </w:tblStylePr>
     <w:tblStylePr w:type="neCell">
       <w:rPr>
-        <w:color w:val="000000" w:themeColor="text1"/>
+        <w:color w:val="000000"/>
       </w:rPr>
     </w:tblStylePr>
     <w:tblStylePr w:type="nwCell">
       <w:rPr>
-        <w:color w:val="000000" w:themeColor="text1"/>
+        <w:color w:val="000000"/>
       </w:rPr>
     </w:tblStylePr>
   </w:style>
@@ -22215,7 +22909,7 @@
       <w:spacing w:after="0" w:line="240" w:lineRule="auto"/>
     </w:pPr>
     <w:rPr>
-      <w:color w:val="000000" w:themeColor="text1"/>
+      <w:color w:val="000000"/>
     </w:rPr>
     <w:tblPr>
       <w:tblStyleRowBandSize w:val="1"/>
@@ -22261,7 +22955,7 @@
       <w:rPr>
         <w:b/>
         <w:bCs/>
-        <w:color w:val="FFFFFF" w:themeColor="background1"/>
+        <w:color w:val="000000"/>
       </w:rPr>
       <w:tblPr/>
       <w:tcPr>
@@ -22273,7 +22967,7 @@
     </w:tblStylePr>
     <w:tblStylePr w:type="firstCol">
       <w:rPr>
-        <w:color w:val="FFFFFF" w:themeColor="background1"/>
+        <w:color w:val="000000"/>
       </w:rPr>
       <w:tblPr/>
       <w:tcPr>
@@ -22290,7 +22984,7 @@
     </w:tblStylePr>
     <w:tblStylePr w:type="lastCol">
       <w:rPr>
-        <w:color w:val="FFFFFF" w:themeColor="background1"/>
+        <w:color w:val="000000"/>
       </w:rPr>
       <w:tblPr/>
       <w:tcPr>
@@ -22319,12 +23013,12 @@
     </w:tblStylePr>
     <w:tblStylePr w:type="neCell">
       <w:rPr>
-        <w:color w:val="000000" w:themeColor="text1"/>
+        <w:color w:val="000000"/>
       </w:rPr>
     </w:tblStylePr>
     <w:tblStylePr w:type="nwCell">
       <w:rPr>
-        <w:color w:val="000000" w:themeColor="text1"/>
+        <w:color w:val="000000"/>
       </w:rPr>
     </w:tblStylePr>
   </w:style>
@@ -22337,7 +23031,7 @@
       <w:spacing w:after="0" w:line="240" w:lineRule="auto"/>
     </w:pPr>
     <w:rPr>
-      <w:color w:val="000000" w:themeColor="text1"/>
+      <w:color w:val="000000"/>
     </w:rPr>
     <w:tblPr>
       <w:tblStyleRowBandSize w:val="1"/>
@@ -22383,7 +23077,7 @@
       <w:rPr>
         <w:b/>
         <w:bCs/>
-        <w:color w:val="FFFFFF" w:themeColor="background1"/>
+        <w:color w:val="000000"/>
       </w:rPr>
       <w:tblPr/>
       <w:tcPr>
@@ -22395,7 +23089,7 @@
     </w:tblStylePr>
     <w:tblStylePr w:type="firstCol">
       <w:rPr>
-        <w:color w:val="FFFFFF" w:themeColor="background1"/>
+        <w:color w:val="000000"/>
       </w:rPr>
       <w:tblPr/>
       <w:tcPr>
@@ -22412,7 +23106,7 @@
     </w:tblStylePr>
     <w:tblStylePr w:type="lastCol">
       <w:rPr>
-        <w:color w:val="FFFFFF" w:themeColor="background1"/>
+        <w:color w:val="000000"/>
       </w:rPr>
       <w:tblPr/>
       <w:tcPr>
@@ -22449,7 +23143,7 @@
       <w:spacing w:after="0" w:line="240" w:lineRule="auto"/>
     </w:pPr>
     <w:rPr>
-      <w:color w:val="000000" w:themeColor="text1"/>
+      <w:color w:val="000000"/>
     </w:rPr>
     <w:tblPr>
       <w:tblStyleRowBandSize w:val="1"/>
@@ -22495,7 +23189,7 @@
       <w:rPr>
         <w:b/>
         <w:bCs/>
-        <w:color w:val="FFFFFF" w:themeColor="background1"/>
+        <w:color w:val="000000"/>
       </w:rPr>
       <w:tblPr/>
       <w:tcPr>
@@ -22507,7 +23201,7 @@
     </w:tblStylePr>
     <w:tblStylePr w:type="firstCol">
       <w:rPr>
-        <w:color w:val="FFFFFF" w:themeColor="background1"/>
+        <w:color w:val="000000"/>
       </w:rPr>
       <w:tblPr/>
       <w:tcPr>
@@ -22524,7 +23218,7 @@
     </w:tblStylePr>
     <w:tblStylePr w:type="lastCol">
       <w:rPr>
-        <w:color w:val="FFFFFF" w:themeColor="background1"/>
+        <w:color w:val="000000"/>
       </w:rPr>
       <w:tblPr/>
       <w:tcPr>
@@ -22553,12 +23247,12 @@
     </w:tblStylePr>
     <w:tblStylePr w:type="neCell">
       <w:rPr>
-        <w:color w:val="000000" w:themeColor="text1"/>
+        <w:color w:val="000000"/>
       </w:rPr>
     </w:tblStylePr>
     <w:tblStylePr w:type="nwCell">
       <w:rPr>
-        <w:color w:val="000000" w:themeColor="text1"/>
+        <w:color w:val="000000"/>
       </w:rPr>
     </w:tblStylePr>
   </w:style>
@@ -22571,7 +23265,7 @@
       <w:spacing w:after="0" w:line="240" w:lineRule="auto"/>
     </w:pPr>
     <w:rPr>
-      <w:color w:val="000000" w:themeColor="text1"/>
+      <w:color w:val="000000"/>
     </w:rPr>
     <w:tblPr>
       <w:tblStyleRowBandSize w:val="1"/>
@@ -22617,7 +23311,7 @@
       <w:rPr>
         <w:b/>
         <w:bCs/>
-        <w:color w:val="FFFFFF" w:themeColor="background1"/>
+        <w:color w:val="000000"/>
       </w:rPr>
       <w:tblPr/>
       <w:tcPr>
@@ -22629,7 +23323,7 @@
     </w:tblStylePr>
     <w:tblStylePr w:type="firstCol">
       <w:rPr>
-        <w:color w:val="FFFFFF" w:themeColor="background1"/>
+        <w:color w:val="000000"/>
       </w:rPr>
       <w:tblPr/>
       <w:tcPr>
@@ -22646,7 +23340,7 @@
     </w:tblStylePr>
     <w:tblStylePr w:type="lastCol">
       <w:rPr>
-        <w:color w:val="FFFFFF" w:themeColor="background1"/>
+        <w:color w:val="000000"/>
       </w:rPr>
       <w:tblPr/>
       <w:tcPr>
@@ -22675,12 +23369,12 @@
     </w:tblStylePr>
     <w:tblStylePr w:type="neCell">
       <w:rPr>
-        <w:color w:val="000000" w:themeColor="text1"/>
+        <w:color w:val="000000"/>
       </w:rPr>
     </w:tblStylePr>
     <w:tblStylePr w:type="nwCell">
       <w:rPr>
-        <w:color w:val="000000" w:themeColor="text1"/>
+        <w:color w:val="000000"/>
       </w:rPr>
     </w:tblStylePr>
   </w:style>
@@ -22693,7 +23387,7 @@
       <w:spacing w:after="0" w:line="240" w:lineRule="auto"/>
     </w:pPr>
     <w:rPr>
-      <w:color w:val="000000" w:themeColor="text1"/>
+      <w:color w:val="000000"/>
     </w:rPr>
     <w:tblPr>
       <w:tblStyleRowBandSize w:val="1"/>
@@ -22739,7 +23433,7 @@
       <w:rPr>
         <w:b/>
         <w:bCs/>
-        <w:color w:val="FFFFFF" w:themeColor="background1"/>
+        <w:color w:val="000000"/>
       </w:rPr>
       <w:tblPr/>
       <w:tcPr>
@@ -22751,7 +23445,7 @@
     </w:tblStylePr>
     <w:tblStylePr w:type="firstCol">
       <w:rPr>
-        <w:color w:val="FFFFFF" w:themeColor="background1"/>
+        <w:color w:val="000000"/>
       </w:rPr>
       <w:tblPr/>
       <w:tcPr>
@@ -22768,7 +23462,7 @@
     </w:tblStylePr>
     <w:tblStylePr w:type="lastCol">
       <w:rPr>
-        <w:color w:val="FFFFFF" w:themeColor="background1"/>
+        <w:color w:val="000000"/>
       </w:rPr>
       <w:tblPr/>
       <w:tcPr>
@@ -22797,12 +23491,12 @@
     </w:tblStylePr>
     <w:tblStylePr w:type="neCell">
       <w:rPr>
-        <w:color w:val="000000" w:themeColor="text1"/>
+        <w:color w:val="000000"/>
       </w:rPr>
     </w:tblStylePr>
     <w:tblStylePr w:type="nwCell">
       <w:rPr>
-        <w:color w:val="000000" w:themeColor="text1"/>
+        <w:color w:val="000000"/>
       </w:rPr>
     </w:tblStylePr>
   </w:style>
@@ -22815,7 +23509,7 @@
       <w:spacing w:after="0" w:line="240" w:lineRule="auto"/>
     </w:pPr>
     <w:rPr>
-      <w:color w:val="000000" w:themeColor="text1"/>
+      <w:color w:val="000000"/>
     </w:rPr>
     <w:tblPr>
       <w:tblStyleRowBandSize w:val="1"/>
@@ -22835,7 +23529,7 @@
       <w:rPr>
         <w:b/>
         <w:bCs/>
-        <w:color w:val="FFFFFF" w:themeColor="background1"/>
+        <w:color w:val="000000"/>
       </w:rPr>
       <w:tblPr/>
       <w:tcPr>
@@ -22849,7 +23543,7 @@
       <w:rPr>
         <w:b/>
         <w:bCs/>
-        <w:color w:val="9E3A38" w:themeColor="accent2" w:themeShade="CC"/>
+        <w:color w:val="000000"/>
       </w:rPr>
       <w:tblPr/>
       <w:tcPr>
@@ -22901,7 +23595,7 @@
       <w:spacing w:after="0" w:line="240" w:lineRule="auto"/>
     </w:pPr>
     <w:rPr>
-      <w:color w:val="000000" w:themeColor="text1"/>
+      <w:color w:val="000000"/>
     </w:rPr>
     <w:tblPr>
       <w:tblStyleRowBandSize w:val="1"/>
@@ -22921,7 +23615,7 @@
       <w:rPr>
         <w:b/>
         <w:bCs/>
-        <w:color w:val="FFFFFF" w:themeColor="background1"/>
+        <w:color w:val="000000"/>
       </w:rPr>
       <w:tblPr/>
       <w:tcPr>
@@ -22935,7 +23629,7 @@
       <w:rPr>
         <w:b/>
         <w:bCs/>
-        <w:color w:val="9E3A38" w:themeColor="accent2" w:themeShade="CC"/>
+        <w:color w:val="000000"/>
       </w:rPr>
       <w:tblPr/>
       <w:tcPr>
@@ -22987,7 +23681,7 @@
       <w:spacing w:after="0" w:line="240" w:lineRule="auto"/>
     </w:pPr>
     <w:rPr>
-      <w:color w:val="000000" w:themeColor="text1"/>
+      <w:color w:val="000000"/>
     </w:rPr>
     <w:tblPr>
       <w:tblStyleRowBandSize w:val="1"/>
@@ -23007,7 +23701,7 @@
       <w:rPr>
         <w:b/>
         <w:bCs/>
-        <w:color w:val="FFFFFF" w:themeColor="background1"/>
+        <w:color w:val="000000"/>
       </w:rPr>
       <w:tblPr/>
       <w:tcPr>
@@ -23021,7 +23715,7 @@
       <w:rPr>
         <w:b/>
         <w:bCs/>
-        <w:color w:val="9E3A38" w:themeColor="accent2" w:themeShade="CC"/>
+        <w:color w:val="000000"/>
       </w:rPr>
       <w:tblPr/>
       <w:tcPr>
@@ -23073,7 +23767,7 @@
       <w:spacing w:after="0" w:line="240" w:lineRule="auto"/>
     </w:pPr>
     <w:rPr>
-      <w:color w:val="000000" w:themeColor="text1"/>
+      <w:color w:val="000000"/>
     </w:rPr>
     <w:tblPr>
       <w:tblStyleRowBandSize w:val="1"/>
@@ -23093,7 +23787,7 @@
       <w:rPr>
         <w:b/>
         <w:bCs/>
-        <w:color w:val="FFFFFF" w:themeColor="background1"/>
+        <w:color w:val="000000"/>
       </w:rPr>
       <w:tblPr/>
       <w:tcPr>
@@ -23107,7 +23801,7 @@
       <w:rPr>
         <w:b/>
         <w:bCs/>
-        <w:color w:val="664E82" w:themeColor="accent4" w:themeShade="CC"/>
+        <w:color w:val="000000"/>
       </w:rPr>
       <w:tblPr/>
       <w:tcPr>
@@ -23159,7 +23853,7 @@
       <w:spacing w:after="0" w:line="240" w:lineRule="auto"/>
     </w:pPr>
     <w:rPr>
-      <w:color w:val="000000" w:themeColor="text1"/>
+      <w:color w:val="000000"/>
     </w:rPr>
     <w:tblPr>
       <w:tblStyleRowBandSize w:val="1"/>
@@ -23179,7 +23873,7 @@
       <w:rPr>
         <w:b/>
         <w:bCs/>
-        <w:color w:val="FFFFFF" w:themeColor="background1"/>
+        <w:color w:val="000000"/>
       </w:rPr>
       <w:tblPr/>
       <w:tcPr>
@@ -23193,7 +23887,7 @@
       <w:rPr>
         <w:b/>
         <w:bCs/>
-        <w:color w:val="7E9C40" w:themeColor="accent3" w:themeShade="CC"/>
+        <w:color w:val="000000"/>
       </w:rPr>
       <w:tblPr/>
       <w:tcPr>
@@ -23245,7 +23939,7 @@
       <w:spacing w:after="0" w:line="240" w:lineRule="auto"/>
     </w:pPr>
     <w:rPr>
-      <w:color w:val="000000" w:themeColor="text1"/>
+      <w:color w:val="000000"/>
     </w:rPr>
     <w:tblPr>
       <w:tblStyleRowBandSize w:val="1"/>
@@ -23265,7 +23959,7 @@
       <w:rPr>
         <w:b/>
         <w:bCs/>
-        <w:color w:val="FFFFFF" w:themeColor="background1"/>
+        <w:color w:val="000000"/>
       </w:rPr>
       <w:tblPr/>
       <w:tcPr>
@@ -23279,7 +23973,7 @@
       <w:rPr>
         <w:b/>
         <w:bCs/>
-        <w:color w:val="F2730A" w:themeColor="accent6" w:themeShade="CC"/>
+        <w:color w:val="000000"/>
       </w:rPr>
       <w:tblPr/>
       <w:tcPr>
@@ -23331,7 +24025,7 @@
       <w:spacing w:after="0" w:line="240" w:lineRule="auto"/>
     </w:pPr>
     <w:rPr>
-      <w:color w:val="000000" w:themeColor="text1"/>
+      <w:color w:val="000000"/>
     </w:rPr>
     <w:tblPr>
       <w:tblStyleRowBandSize w:val="1"/>
@@ -23351,7 +24045,7 @@
       <w:rPr>
         <w:b/>
         <w:bCs/>
-        <w:color w:val="FFFFFF" w:themeColor="background1"/>
+        <w:color w:val="000000"/>
       </w:rPr>
       <w:tblPr/>
       <w:tcPr>
@@ -23365,7 +24059,7 @@
       <w:rPr>
         <w:b/>
         <w:bCs/>
-        <w:color w:val="348DA5" w:themeColor="accent5" w:themeShade="CC"/>
+        <w:color w:val="000000"/>
       </w:rPr>
       <w:tblPr/>
       <w:tcPr>
@@ -23417,7 +24111,7 @@
       <w:spacing w:after="0" w:line="240" w:lineRule="auto"/>
     </w:pPr>
     <w:rPr>
-      <w:color w:val="000000" w:themeColor="text1"/>
+      <w:color w:val="000000"/>
     </w:rPr>
     <w:tblPr>
       <w:tblStyleRowBandSize w:val="1"/>
@@ -23450,7 +24144,7 @@
       <w:rPr>
         <w:b/>
         <w:bCs/>
-        <w:color w:val="000000" w:themeColor="text1"/>
+        <w:color w:val="000000"/>
       </w:rPr>
       <w:tblPr/>
       <w:tcPr>
@@ -23459,7 +24153,7 @@
     </w:tblStylePr>
     <w:tblStylePr w:type="firstCol">
       <w:rPr>
-        <w:color w:val="FFFFFF" w:themeColor="background1"/>
+        <w:color w:val="000000"/>
       </w:rPr>
       <w:tblPr/>
       <w:tcPr>
@@ -23468,7 +24162,7 @@
     </w:tblStylePr>
     <w:tblStylePr w:type="lastCol">
       <w:rPr>
-        <w:color w:val="FFFFFF" w:themeColor="background1"/>
+        <w:color w:val="000000"/>
       </w:rPr>
       <w:tblPr/>
       <w:tcPr>
@@ -23497,7 +24191,7 @@
       <w:spacing w:after="0" w:line="240" w:lineRule="auto"/>
     </w:pPr>
     <w:rPr>
-      <w:color w:val="000000" w:themeColor="text1"/>
+      <w:color w:val="000000"/>
     </w:rPr>
     <w:tblPr>
       <w:tblStyleRowBandSize w:val="1"/>
@@ -23530,7 +24224,7 @@
       <w:rPr>
         <w:b/>
         <w:bCs/>
-        <w:color w:val="000000" w:themeColor="text1"/>
+        <w:color w:val="000000"/>
       </w:rPr>
       <w:tblPr/>
       <w:tcPr>
@@ -23539,7 +24233,7 @@
     </w:tblStylePr>
     <w:tblStylePr w:type="firstCol">
       <w:rPr>
-        <w:color w:val="FFFFFF" w:themeColor="background1"/>
+        <w:color w:val="000000"/>
       </w:rPr>
       <w:tblPr/>
       <w:tcPr>
@@ -23548,7 +24242,7 @@
     </w:tblStylePr>
     <w:tblStylePr w:type="lastCol">
       <w:rPr>
-        <w:color w:val="FFFFFF" w:themeColor="background1"/>
+        <w:color w:val="000000"/>
       </w:rPr>
       <w:tblPr/>
       <w:tcPr>
@@ -23577,7 +24271,7 @@
       <w:spacing w:after="0" w:line="240" w:lineRule="auto"/>
     </w:pPr>
     <w:rPr>
-      <w:color w:val="000000" w:themeColor="text1"/>
+      <w:color w:val="000000"/>
     </w:rPr>
     <w:tblPr>
       <w:tblStyleRowBandSize w:val="1"/>
@@ -23610,7 +24304,7 @@
       <w:rPr>
         <w:b/>
         <w:bCs/>
-        <w:color w:val="000000" w:themeColor="text1"/>
+        <w:color w:val="000000"/>
       </w:rPr>
       <w:tblPr/>
       <w:tcPr>
@@ -23619,7 +24313,7 @@
     </w:tblStylePr>
     <w:tblStylePr w:type="firstCol">
       <w:rPr>
-        <w:color w:val="FFFFFF" w:themeColor="background1"/>
+        <w:color w:val="000000"/>
       </w:rPr>
       <w:tblPr/>
       <w:tcPr>
@@ -23628,7 +24322,7 @@
     </w:tblStylePr>
     <w:tblStylePr w:type="lastCol">
       <w:rPr>
-        <w:color w:val="FFFFFF" w:themeColor="background1"/>
+        <w:color w:val="000000"/>
       </w:rPr>
       <w:tblPr/>
       <w:tcPr>
@@ -23657,7 +24351,7 @@
       <w:spacing w:after="0" w:line="240" w:lineRule="auto"/>
     </w:pPr>
     <w:rPr>
-      <w:color w:val="000000" w:themeColor="text1"/>
+      <w:color w:val="000000"/>
     </w:rPr>
     <w:tblPr>
       <w:tblStyleRowBandSize w:val="1"/>
@@ -23690,7 +24384,7 @@
       <w:rPr>
         <w:b/>
         <w:bCs/>
-        <w:color w:val="000000" w:themeColor="text1"/>
+        <w:color w:val="000000"/>
       </w:rPr>
       <w:tblPr/>
       <w:tcPr>
@@ -23699,7 +24393,7 @@
     </w:tblStylePr>
     <w:tblStylePr w:type="firstCol">
       <w:rPr>
-        <w:color w:val="FFFFFF" w:themeColor="background1"/>
+        <w:color w:val="000000"/>
       </w:rPr>
       <w:tblPr/>
       <w:tcPr>
@@ -23708,7 +24402,7 @@
     </w:tblStylePr>
     <w:tblStylePr w:type="lastCol">
       <w:rPr>
-        <w:color w:val="FFFFFF" w:themeColor="background1"/>
+        <w:color w:val="000000"/>
       </w:rPr>
       <w:tblPr/>
       <w:tcPr>
@@ -23737,7 +24431,7 @@
       <w:spacing w:after="0" w:line="240" w:lineRule="auto"/>
     </w:pPr>
     <w:rPr>
-      <w:color w:val="000000" w:themeColor="text1"/>
+      <w:color w:val="000000"/>
     </w:rPr>
     <w:tblPr>
       <w:tblStyleRowBandSize w:val="1"/>
@@ -23770,7 +24464,7 @@
       <w:rPr>
         <w:b/>
         <w:bCs/>
-        <w:color w:val="000000" w:themeColor="text1"/>
+        <w:color w:val="000000"/>
       </w:rPr>
       <w:tblPr/>
       <w:tcPr>
@@ -23779,7 +24473,7 @@
     </w:tblStylePr>
     <w:tblStylePr w:type="firstCol">
       <w:rPr>
-        <w:color w:val="FFFFFF" w:themeColor="background1"/>
+        <w:color w:val="000000"/>
       </w:rPr>
       <w:tblPr/>
       <w:tcPr>
@@ -23788,7 +24482,7 @@
     </w:tblStylePr>
     <w:tblStylePr w:type="lastCol">
       <w:rPr>
-        <w:color w:val="FFFFFF" w:themeColor="background1"/>
+        <w:color w:val="000000"/>
       </w:rPr>
       <w:tblPr/>
       <w:tcPr>
@@ -23817,7 +24511,7 @@
       <w:spacing w:after="0" w:line="240" w:lineRule="auto"/>
     </w:pPr>
     <w:rPr>
-      <w:color w:val="000000" w:themeColor="text1"/>
+      <w:color w:val="000000"/>
     </w:rPr>
     <w:tblPr>
       <w:tblStyleRowBandSize w:val="1"/>
@@ -23850,7 +24544,7 @@
       <w:rPr>
         <w:b/>
         <w:bCs/>
-        <w:color w:val="000000" w:themeColor="text1"/>
+        <w:color w:val="000000"/>
       </w:rPr>
       <w:tblPr/>
       <w:tcPr>
@@ -23859,7 +24553,7 @@
     </w:tblStylePr>
     <w:tblStylePr w:type="firstCol">
       <w:rPr>
-        <w:color w:val="FFFFFF" w:themeColor="background1"/>
+        <w:color w:val="000000"/>
       </w:rPr>
       <w:tblPr/>
       <w:tcPr>
@@ -23868,7 +24562,7 @@
     </w:tblStylePr>
     <w:tblStylePr w:type="lastCol">
       <w:rPr>
-        <w:color w:val="FFFFFF" w:themeColor="background1"/>
+        <w:color w:val="000000"/>
       </w:rPr>
       <w:tblPr/>
       <w:tcPr>
@@ -23897,7 +24591,7 @@
       <w:spacing w:after="0" w:line="240" w:lineRule="auto"/>
     </w:pPr>
     <w:rPr>
-      <w:color w:val="000000" w:themeColor="text1"/>
+      <w:color w:val="000000"/>
     </w:rPr>
     <w:tblPr>
       <w:tblStyleRowBandSize w:val="1"/>
@@ -23930,7 +24624,7 @@
       <w:rPr>
         <w:b/>
         <w:bCs/>
-        <w:color w:val="000000" w:themeColor="text1"/>
+        <w:color w:val="000000"/>
       </w:rPr>
       <w:tblPr/>
       <w:tcPr>
@@ -23939,7 +24633,7 @@
     </w:tblStylePr>
     <w:tblStylePr w:type="firstCol">
       <w:rPr>
-        <w:color w:val="FFFFFF" w:themeColor="background1"/>
+        <w:color w:val="000000"/>
       </w:rPr>
       <w:tblPr/>
       <w:tcPr>
@@ -23948,7 +24642,7 @@
     </w:tblStylePr>
     <w:tblStylePr w:type="lastCol">
       <w:rPr>
-        <w:color w:val="FFFFFF" w:themeColor="background1"/>
+        <w:color w:val="000000"/>
       </w:rPr>
       <w:tblPr/>
       <w:tcPr>
